--- a/Relazione_MorpheusGenesis.docx
+++ b/Relazione_MorpheusGenesis.docx
@@ -226,6 +226,8 @@
           <w:rFonts w:ascii="Arial" w:hAnsi="Arial"/>
           <w:b/>
           <w:bCs/>
+          <w:color w:val="000000"/>
+          <w:u w:val="none"/>
         </w:rPr>
         <w:t xml:space="preserve">Repository: </w:t>
       </w:r>
@@ -460,68 +462,19 @@
         <w:rPr>
           <w:rFonts w:ascii="Arial" w:hAnsi="Arial"/>
         </w:rPr>
-        <w:t xml:space="preserve"> + frontend HTML/CSS/JS realizzato da zero) che genera dinamicamente un'avventura di gioco di ruolo testuale, nel ruolo di Dungeon Master automatico. Il giocatore crea un personaggio, sceglie ambientazione e difficoltà, ed esplora un mondo generato proceduralmente da una pipeline multi-agente, alternando fasi di narrazione libera (gestite da un modello linguistico, guidato da un controllore di steering che ne orienta la trama) a fasi di combattimento tattico risolte da un motore a regole deterministico, senza ulteriori chiamate al modello.</w:t>
-      </w:r>
-    </w:p>
-    <w:p>
-      <w:pPr>
-        <w:pStyle w:val="Normal"/>
-        <w:spacing w:lineRule="auto" w:line="300" w:before="0" w:after="160"/>
-        <w:jc w:val="both"/>
-        <w:rPr>
-          <w:rFonts w:ascii="Arial" w:hAnsi="Arial"/>
-        </w:rPr>
-      </w:pPr>
-      <w:r>
-        <w:rPr>
-          <w:rFonts w:ascii="Arial" w:hAnsi="Arial"/>
-        </w:rPr>
-        <w:t>Il progetto copre in modo diretto la categoria centrale del corso — l'integrazione di un LLM in un'applicazione reale — affiancandola a un impianto di ingegneria del software insolitamente completo per un progetto universitario: prompt engineering documentato e versionato in un file dedicato (</w:t>
-      </w:r>
-      <w:r>
-        <w:rPr>
-          <w:rFonts w:eastAsia="Consolas" w:cs="Consolas" w:ascii="Arial" w:hAnsi="Arial"/>
-          <w:color w:val="444444"/>
-          <w:sz w:val="20"/>
-          <w:szCs w:val="20"/>
-        </w:rPr>
-        <w:t>PROMPTS.md</w:t>
-      </w:r>
-      <w:r>
-        <w:rPr>
-          <w:rFonts w:ascii="Arial" w:hAnsi="Arial"/>
-        </w:rPr>
-        <w:t>), un modulo di sicurezza indipendente (</w:t>
-      </w:r>
-      <w:r>
-        <w:rPr>
-          <w:rFonts w:eastAsia="Consolas" w:cs="Consolas" w:ascii="Arial" w:hAnsi="Arial"/>
-          <w:color w:val="444444"/>
-          <w:sz w:val="20"/>
-          <w:szCs w:val="20"/>
-        </w:rPr>
-        <w:t>guardrails.py</w:t>
-      </w:r>
-      <w:r>
-        <w:rPr>
-          <w:rFonts w:ascii="Arial" w:hAnsi="Arial"/>
-        </w:rPr>
-        <w:t>) e una documentazione di installazione estesa (</w:t>
-      </w:r>
-      <w:r>
-        <w:rPr>
-          <w:rFonts w:eastAsia="Consolas" w:cs="Consolas" w:ascii="Arial" w:hAnsi="Arial"/>
-          <w:color w:val="444444"/>
-          <w:sz w:val="20"/>
-          <w:szCs w:val="20"/>
-        </w:rPr>
-        <w:t>README.md</w:t>
-      </w:r>
-      <w:r>
-        <w:rPr>
-          <w:rFonts w:ascii="Arial" w:hAnsi="Arial"/>
-        </w:rPr>
-        <w:t>). Questa relazione ripercorre il progetto seguendo i quattro criteri della rubrica, segnala i punti da correggere prima della consegna e chiude con bonus, contributi e autovalutazione.</w:t>
+        <w:t xml:space="preserve"> + frontend HTML/CSS/JS realizzato da zero) che genera dinamicamente un'avventura di gioco di ruolo testuale, nel ruolo di Dungeon Master automatico. Il </w:t>
+      </w:r>
+      <w:r>
+        <w:rPr>
+          <w:rFonts w:ascii="Arial" w:hAnsi="Arial"/>
+        </w:rPr>
+        <w:t>programma</w:t>
+      </w:r>
+      <w:r>
+        <w:rPr>
+          <w:rFonts w:ascii="Arial" w:hAnsi="Arial"/>
+        </w:rPr>
+        <w:t xml:space="preserve"> crea un personaggio, sceglie ambientazione e difficoltà, ed esplora un mondo generato proceduralmente da una pipeline multi-agente, alternando fasi di narrazione libera (gestite da un modello linguistico, guidato da un controllore che ne orienta la trama) a fasi di combattimento tattico risolte da un motore a regole deterministico, senza ulteriori chiamate al modello.</w:t>
       </w:r>
     </w:p>
     <w:p>
@@ -577,97 +530,6 @@
           <w:rFonts w:ascii="Arial" w:hAnsi="Arial"/>
         </w:rPr>
         <w:t>Il progetto è organizzato in cinque componenti con responsabilità nettamente separate:</w:t>
-      </w:r>
-    </w:p>
-    <w:p>
-      <w:pPr>
-        <w:pStyle w:val="ListParagraph"/>
-        <w:numPr>
-          <w:ilvl w:val="0"/>
-          <w:numId w:val="1"/>
-        </w:numPr>
-        <w:spacing w:lineRule="auto" w:line="281" w:before="0" w:after="90"/>
-        <w:rPr>
-          <w:rFonts w:ascii="Arial" w:hAnsi="Arial"/>
-        </w:rPr>
-      </w:pPr>
-      <w:r>
-        <w:rPr>
-          <w:rFonts w:ascii="Arial" w:hAnsi="Arial"/>
-          <w:b/>
-        </w:rPr>
-        <w:t>app.py (Server Flask):</w:t>
-      </w:r>
-      <w:r>
-        <w:rPr>
-          <w:rFonts w:ascii="Arial" w:hAnsi="Arial"/>
-        </w:rPr>
-        <w:t xml:space="preserve"> Gestisce le route REST dell'applicazione (</w:t>
-      </w:r>
-      <w:r>
-        <w:rPr>
-          <w:rStyle w:val="Testosorgenteuser"/>
-          <w:rFonts w:ascii="Arial" w:hAnsi="Arial"/>
-        </w:rPr>
-        <w:t>/api/start</w:t>
-      </w:r>
-      <w:r>
-        <w:rPr>
-          <w:rFonts w:ascii="Arial" w:hAnsi="Arial"/>
-        </w:rPr>
-        <w:t xml:space="preserve">, </w:t>
-      </w:r>
-      <w:r>
-        <w:rPr>
-          <w:rStyle w:val="Testosorgenteuser"/>
-          <w:rFonts w:ascii="Arial" w:hAnsi="Arial"/>
-        </w:rPr>
-        <w:t>/api/action</w:t>
-      </w:r>
-      <w:r>
-        <w:rPr>
-          <w:rFonts w:ascii="Arial" w:hAnsi="Arial"/>
-        </w:rPr>
-        <w:t xml:space="preserve">, </w:t>
-      </w:r>
-      <w:r>
-        <w:rPr>
-          <w:rStyle w:val="Testosorgenteuser"/>
-          <w:rFonts w:ascii="Arial" w:hAnsi="Arial"/>
-        </w:rPr>
-        <w:t>/api/combat/*</w:t>
-      </w:r>
-      <w:r>
-        <w:rPr>
-          <w:rFonts w:ascii="Arial" w:hAnsi="Arial"/>
-        </w:rPr>
-        <w:t xml:space="preserve">, </w:t>
-      </w:r>
-      <w:r>
-        <w:rPr>
-          <w:rStyle w:val="Testosorgenteuser"/>
-          <w:rFonts w:ascii="Arial" w:hAnsi="Arial"/>
-        </w:rPr>
-        <w:t>/api/save</w:t>
-      </w:r>
-      <w:r>
-        <w:rPr>
-          <w:rFonts w:ascii="Arial" w:hAnsi="Arial"/>
-        </w:rPr>
-        <w:t xml:space="preserve">, </w:t>
-      </w:r>
-      <w:r>
-        <w:rPr>
-          <w:rStyle w:val="Testosorgenteuser"/>
-          <w:rFonts w:ascii="Arial" w:hAnsi="Arial"/>
-        </w:rPr>
-        <w:t>/api/load</w:t>
-      </w:r>
-      <w:r>
-        <w:rPr>
-          <w:rFonts w:ascii="Arial" w:hAnsi="Arial"/>
-        </w:rPr>
-        <w:t xml:space="preserve">), mantiene in memoria lo stato della partita e coordina il flusso di gioco indirizzando l'input dell'utente al motore deterministico o alla pipeline IA. </w:t>
       </w:r>
     </w:p>
     <w:p>
@@ -685,46 +547,20 @@
           <w:rFonts w:ascii="Arial" w:hAnsi="Arial"/>
           <w:b/>
         </w:rPr>
-        <w:t>story_agents.py (Pipeline Multi-Agente con Agno):</w:t>
-      </w:r>
-      <w:r>
-        <w:rPr>
-          <w:rFonts w:ascii="Arial" w:hAnsi="Arial"/>
-        </w:rPr>
-        <w:t xml:space="preserve"> Si occupa della generazione procedurale del mondo. Rispetto alla struttura iniziale, la logica è ora interamente orchestrata tramite il framework </w:t>
-      </w:r>
-      <w:r>
-        <w:rPr>
-          <w:rFonts w:ascii="Arial" w:hAnsi="Arial"/>
-          <w:b/>
-        </w:rPr>
-        <w:t>Agno</w:t>
-      </w:r>
-      <w:r>
-        <w:rPr>
-          <w:rFonts w:ascii="Arial" w:hAnsi="Arial"/>
-        </w:rPr>
-        <w:t xml:space="preserve"> e vincolata da modelli di validazione </w:t>
-      </w:r>
-      <w:r>
-        <w:rPr>
-          <w:rFonts w:ascii="Arial" w:hAnsi="Arial"/>
-          <w:b/>
-        </w:rPr>
-        <w:t>Pydantic</w:t>
-      </w:r>
-      <w:r>
-        <w:rPr>
-          <w:rFonts w:ascii="Arial" w:hAnsi="Arial"/>
-        </w:rPr>
-        <w:t xml:space="preserve"> (</w:t>
-      </w:r>
-      <w:r>
-        <w:rPr>
-          <w:rStyle w:val="Testosorgenteuser"/>
-          <w:rFonts w:ascii="Arial" w:hAnsi="Arial"/>
-        </w:rPr>
-        <w:t>CartografoOutput</w:t>
+        <w:t>app.py (Server Flask):</w:t>
+      </w:r>
+      <w:r>
+        <w:rPr>
+          <w:rFonts w:ascii="Arial" w:hAnsi="Arial"/>
+        </w:rPr>
+        <w:t xml:space="preserve"> Gestisce le route REST dell'applicazione (</w:t>
+      </w:r>
+      <w:r>
+        <w:rPr>
+          <w:rStyle w:val="Testosorgente"/>
+          <w:rFonts w:ascii="Arial" w:hAnsi="Arial"/>
+        </w:rPr>
+        <w:t>/api/start</w:t>
       </w:r>
       <w:r>
         <w:rPr>
@@ -734,16 +570,55 @@
       </w:r>
       <w:r>
         <w:rPr>
-          <w:rStyle w:val="Testosorgenteuser"/>
-          <w:rFonts w:ascii="Arial" w:hAnsi="Arial"/>
-        </w:rPr>
-        <w:t>CastingOutput</w:t>
-      </w:r>
-      <w:r>
-        <w:rPr>
-          <w:rFonts w:ascii="Arial" w:hAnsi="Arial"/>
-        </w:rPr>
-        <w:t xml:space="preserve">). Questo modulo dialoga con il backend restituendo dati JSON tipizzati e strutturati. </w:t>
+          <w:rStyle w:val="Testosorgente"/>
+          <w:rFonts w:ascii="Arial" w:hAnsi="Arial"/>
+        </w:rPr>
+        <w:t>/api/action</w:t>
+      </w:r>
+      <w:r>
+        <w:rPr>
+          <w:rFonts w:ascii="Arial" w:hAnsi="Arial"/>
+        </w:rPr>
+        <w:t xml:space="preserve">, </w:t>
+      </w:r>
+      <w:r>
+        <w:rPr>
+          <w:rStyle w:val="Testosorgente"/>
+          <w:rFonts w:ascii="Arial" w:hAnsi="Arial"/>
+        </w:rPr>
+        <w:t>/api/combat/*</w:t>
+      </w:r>
+      <w:r>
+        <w:rPr>
+          <w:rFonts w:ascii="Arial" w:hAnsi="Arial"/>
+        </w:rPr>
+        <w:t xml:space="preserve">, </w:t>
+      </w:r>
+      <w:r>
+        <w:rPr>
+          <w:rStyle w:val="Testosorgente"/>
+          <w:rFonts w:ascii="Arial" w:hAnsi="Arial"/>
+        </w:rPr>
+        <w:t>/api/save</w:t>
+      </w:r>
+      <w:r>
+        <w:rPr>
+          <w:rFonts w:ascii="Arial" w:hAnsi="Arial"/>
+        </w:rPr>
+        <w:t xml:space="preserve">, </w:t>
+      </w:r>
+      <w:r>
+        <w:rPr>
+          <w:rStyle w:val="Testosorgente"/>
+          <w:rFonts w:ascii="Arial" w:hAnsi="Arial"/>
+        </w:rPr>
+        <w:t>/api/load</w:t>
+      </w:r>
+      <w:r>
+        <w:rPr>
+          <w:rFonts w:ascii="Arial" w:hAnsi="Arial"/>
+        </w:rPr>
+        <w:t xml:space="preserve">), mantiene in memoria lo stato della partita e coordina il flusso di gioco indirizzando l'input dell'utente al motore deterministico o alla pipeline IA. </w:t>
       </w:r>
     </w:p>
     <w:p>
@@ -754,22 +629,84 @@
           <w:numId w:val="1"/>
         </w:numPr>
         <w:spacing w:lineRule="auto" w:line="281" w:before="0" w:after="90"/>
-        <w:rPr>
-          <w:rFonts w:ascii="Arial" w:hAnsi="Arial"/>
-        </w:rPr>
-      </w:pPr>
-      <w:r>
-        <w:rPr>
-          <w:rFonts w:ascii="Arial" w:hAnsi="Arial"/>
-          <w:b/>
-        </w:rPr>
-        <w:t>combat_engine.py (Motore di combattimento):</w:t>
-      </w:r>
-      <w:r>
-        <w:rPr>
-          <w:rFonts w:ascii="Arial" w:hAnsi="Arial"/>
-        </w:rPr>
-        <w:t xml:space="preserve"> Un modulo puramente deterministico scritto in Python che risolve le meccaniche matematiche (dadi, danni, classi armatura) in locale, senza effettuare chiamate all'LLM. </w:t>
+        <w:rPr/>
+      </w:pPr>
+      <w:r>
+        <w:rPr>
+          <w:rFonts w:ascii="Arial" w:hAnsi="Arial"/>
+          <w:b/>
+        </w:rPr>
+        <w:t>story_agents.py (Pipeline Multi-Agente con Agno):</w:t>
+      </w:r>
+      <w:r>
+        <w:rPr>
+          <w:rFonts w:ascii="Arial" w:hAnsi="Arial"/>
+        </w:rPr>
+        <w:t xml:space="preserve"> Si occupa della generazione procedurale del mondo. </w:t>
+      </w:r>
+      <w:r>
+        <w:rPr>
+          <w:rFonts w:ascii="Arial" w:hAnsi="Arial"/>
+        </w:rPr>
+        <w:t>L</w:t>
+      </w:r>
+      <w:r>
+        <w:rPr>
+          <w:rFonts w:ascii="Arial" w:hAnsi="Arial"/>
+        </w:rPr>
+        <w:t xml:space="preserve">a logica è interamente orchestrata tramite il framework </w:t>
+      </w:r>
+      <w:r>
+        <w:rPr>
+          <w:rFonts w:ascii="Arial" w:hAnsi="Arial"/>
+          <w:b/>
+        </w:rPr>
+        <w:t>Agno</w:t>
+      </w:r>
+      <w:r>
+        <w:rPr>
+          <w:rFonts w:ascii="Arial" w:hAnsi="Arial"/>
+        </w:rPr>
+        <w:t xml:space="preserve"> e vincolata da modelli di validazione </w:t>
+      </w:r>
+      <w:r>
+        <w:rPr>
+          <w:rFonts w:ascii="Arial" w:hAnsi="Arial"/>
+          <w:b/>
+        </w:rPr>
+        <w:t>Pydantic</w:t>
+      </w:r>
+      <w:r>
+        <w:rPr>
+          <w:rFonts w:ascii="Arial" w:hAnsi="Arial"/>
+        </w:rPr>
+        <w:t xml:space="preserve"> (</w:t>
+      </w:r>
+      <w:r>
+        <w:rPr>
+          <w:rStyle w:val="Testosorgente"/>
+          <w:rFonts w:ascii="Arial" w:hAnsi="Arial"/>
+        </w:rPr>
+        <w:t>CartografoOutput</w:t>
+      </w:r>
+      <w:r>
+        <w:rPr>
+          <w:rFonts w:ascii="Arial" w:hAnsi="Arial"/>
+        </w:rPr>
+        <w:t xml:space="preserve">, </w:t>
+      </w:r>
+      <w:r>
+        <w:rPr>
+          <w:rStyle w:val="Testosorgente"/>
+          <w:rFonts w:ascii="Arial" w:hAnsi="Arial"/>
+        </w:rPr>
+        <w:t>CastingOutput</w:t>
+      </w:r>
+      <w:r>
+        <w:rPr>
+          <w:rFonts w:ascii="Arial" w:hAnsi="Arial"/>
+        </w:rPr>
+        <w:t xml:space="preserve">). Questo modulo dialoga con il backend restituendo dati JSON tipizzati e strutturati. </w:t>
       </w:r>
     </w:p>
     <w:p>
@@ -786,35 +723,16 @@
       </w:pPr>
       <w:r>
         <w:rPr>
-          <w:rFonts w:eastAsia="Consolas" w:cs="Consolas" w:ascii="Arial" w:hAnsi="Arial"/>
-          <w:b/>
-          <w:bCs/>
-          <w:color w:val="000000"/>
-          <w:sz w:val="20"/>
-          <w:szCs w:val="20"/>
-        </w:rPr>
-        <w:t>guardrails.py</w:t>
-      </w:r>
-      <w:r>
-        <w:rPr>
-          <w:rFonts w:ascii="Arial" w:hAnsi="Arial"/>
-        </w:rPr>
-        <w:t xml:space="preserve"> — modulo indipendente e dedicato alla sicurezza: rilevamento di prompt injection lato Python, blocco di sistema anti-jailbreak e promemoria periodico di ruolo. Il fatto che sia un file a parte, importato esplicitamente in </w:t>
-      </w:r>
-      <w:r>
-        <w:rPr>
-          <w:rFonts w:eastAsia="Consolas" w:cs="Consolas" w:ascii="Arial" w:hAnsi="Arial"/>
-          <w:color w:val="444444"/>
-          <w:sz w:val="20"/>
-          <w:szCs w:val="20"/>
-        </w:rPr>
-        <w:t>app.py</w:t>
-      </w:r>
-      <w:r>
-        <w:rPr>
-          <w:rFonts w:ascii="Arial" w:hAnsi="Arial"/>
-        </w:rPr>
-        <w:t>, è di per sé un buon segnale di modularità.</w:t>
+          <w:rFonts w:ascii="Arial" w:hAnsi="Arial"/>
+          <w:b/>
+        </w:rPr>
+        <w:t>combat_engine.py (Motore di combattimento):</w:t>
+      </w:r>
+      <w:r>
+        <w:rPr>
+          <w:rFonts w:ascii="Arial" w:hAnsi="Arial"/>
+        </w:rPr>
+        <w:t xml:space="preserve"> Un modulo puramente deterministico scritto in Python che risolve le meccaniche matematiche (dadi, danni, classi armatura) in locale, senza effettuare chiamate all'LLM. </w:t>
       </w:r>
     </w:p>
     <w:p>
@@ -831,6 +749,36 @@
       </w:pPr>
       <w:r>
         <w:rPr>
+          <w:rFonts w:eastAsia="Consolas" w:cs="Consolas" w:ascii="Arial" w:hAnsi="Arial"/>
+          <w:b/>
+          <w:bCs/>
+          <w:color w:val="000000"/>
+          <w:sz w:val="20"/>
+          <w:szCs w:val="20"/>
+        </w:rPr>
+        <w:t>guardrails.py</w:t>
+      </w:r>
+      <w:r>
+        <w:rPr>
+          <w:rFonts w:ascii="Arial" w:hAnsi="Arial"/>
+        </w:rPr>
+        <w:t xml:space="preserve"> — modulo indipendente e dedicato alla sicurezza: rilevamento di prompt injection lato Python, blocco di sistema anti-jailbreak e promemoria periodico di ruolo.</w:t>
+      </w:r>
+    </w:p>
+    <w:p>
+      <w:pPr>
+        <w:pStyle w:val="ListParagraph"/>
+        <w:numPr>
+          <w:ilvl w:val="0"/>
+          <w:numId w:val="1"/>
+        </w:numPr>
+        <w:spacing w:lineRule="auto" w:line="281" w:before="0" w:after="90"/>
+        <w:rPr>
+          <w:rFonts w:ascii="Arial" w:hAnsi="Arial"/>
+        </w:rPr>
+      </w:pPr>
+      <w:r>
+        <w:rPr>
           <w:rFonts w:ascii="Arial" w:hAnsi="Arial"/>
           <w:b/>
         </w:rPr>
@@ -856,7 +804,7 @@
         <w:rPr>
           <w:rFonts w:ascii="Arial" w:hAnsi="Arial"/>
         </w:rPr>
-        <w:t>Questa separazione rende il codice leggibile ed estendibile: si può, ad esempio, sostituire il motore di combattimento, irrobustire i guardrail o cambiare provider LLM senza toccare la logica di orchestrazione delle route.</w:t>
+        <w:t>Questa separazione rende il codice estendibile: ad esempio, sostituire il motore di combattimento, irrobustire i guardrail o cambiare provider LLM senza toccare la logica di orchestrazione delle route.</w:t>
       </w:r>
     </w:p>
     <w:p>
@@ -891,7 +839,7 @@
       </w:r>
       <w:r>
         <w:rPr>
-          <w:rStyle w:val="Testosorgenteuser"/>
+          <w:rStyle w:val="Testosorgente"/>
           <w:rFonts w:ascii="Arial" w:hAnsi="Arial"/>
         </w:rPr>
         <w:t>.env</w:t>
@@ -904,7 +852,7 @@
       </w:r>
       <w:r>
         <w:rPr>
-          <w:rStyle w:val="Testosorgenteuser"/>
+          <w:rStyle w:val="Testosorgente"/>
           <w:rFonts w:ascii="Arial" w:hAnsi="Arial"/>
         </w:rPr>
         <w:t>.gitignore</w:t>
@@ -981,14 +929,19 @@
         <w:ind w:hanging="283" w:start="709" w:end="0"/>
         <w:rPr/>
       </w:pPr>
-      <w:bookmarkStart w:id="0" w:name="p-rc_7e24254808ab93b8-198"/>
-      <w:bookmarkEnd w:id="0"/>
-      <w:r>
-        <w:rPr>
-          <w:rFonts w:ascii="Arial" w:hAnsi="Arial"/>
-          <w:b/>
-        </w:rPr>
-        <w:t>Tolleranza ai guasti nella pipeline Agno:</w:t>
+      <w:r>
+        <w:rPr>
+          <w:rFonts w:ascii="Arial" w:hAnsi="Arial"/>
+          <w:b/>
+        </w:rPr>
+        <w:t>T</w:t>
+      </w:r>
+      <w:r>
+        <w:rPr>
+          <w:rFonts w:ascii="Arial" w:hAnsi="Arial"/>
+          <w:b/>
+        </w:rPr>
+        <w:t>olleranza ai guasti nella pipeline Agno:</w:t>
       </w:r>
       <w:r>
         <w:rPr>
@@ -998,7 +951,7 @@
       </w:r>
       <w:r>
         <w:rPr>
-          <w:rStyle w:val="Testosorgenteuser"/>
+          <w:rStyle w:val="Testosorgente"/>
           <w:rFonts w:ascii="Arial" w:hAnsi="Arial"/>
         </w:rPr>
         <w:t>try-except</w:t>
@@ -1016,9 +969,7 @@
         <w:suppressAutoHyphens w:val="true"/>
         <w:spacing w:lineRule="auto" w:line="274" w:before="0" w:after="140"/>
         <w:ind w:hanging="0" w:start="0" w:end="0"/>
-        <w:rPr>
-          <w:rFonts w:ascii="Arial" w:hAnsi="Arial"/>
-        </w:rPr>
+        <w:rPr/>
       </w:pPr>
       <w:r>
         <w:rPr>
@@ -1028,7 +979,7 @@
       </w:r>
       <w:r>
         <w:rPr>
-          <w:rStyle w:val="Testosorgenteuser"/>
+          <w:rStyle w:val="Testosorgente"/>
           <w:rFonts w:ascii="Arial" w:hAnsi="Arial"/>
         </w:rPr>
         <w:t>game_state</w:t>
@@ -1041,7 +992,7 @@
       </w:r>
       <w:r>
         <w:rPr>
-          <w:rStyle w:val="Testosorgenteuser"/>
+          <w:rStyle w:val="Testosorgente"/>
           <w:rFonts w:ascii="Arial" w:hAnsi="Arial"/>
         </w:rPr>
         <w:t>savegame.json</w:t>
@@ -1144,28 +1095,26 @@
         <w:pStyle w:val="BodyText"/>
         <w:spacing w:lineRule="auto" w:line="300" w:before="0" w:after="160"/>
         <w:jc w:val="both"/>
-        <w:rPr>
-          <w:rFonts w:ascii="Google Sans Text;sans-serif" w:hAnsi="Google Sans Text;sans-serif"/>
-        </w:rPr>
-      </w:pPr>
-      <w:r>
-        <w:rPr>
-          <w:rFonts w:ascii="Google Sans Text;sans-serif" w:hAnsi="Google Sans Text;sans-serif"/>
+        <w:rPr/>
+      </w:pPr>
+      <w:r>
+        <w:rPr>
+          <w:rFonts w:ascii="Arial" w:hAnsi="Arial"/>
         </w:rPr>
         <w:t xml:space="preserve">Al fine di garantire la totale riproducibilità dell'applicazione da zero su qualsiasi sistema, abbiamo documentato estensivamente la procedura di avvio nel file </w:t>
       </w:r>
       <w:r>
         <w:rPr>
-          <w:rStyle w:val="Testosorgenteuser"/>
-          <w:rFonts w:ascii="Google Sans Text;sans-serif" w:hAnsi="Google Sans Text;sans-serif"/>
+          <w:rStyle w:val="Testosorgente"/>
+          <w:rFonts w:ascii="Arial" w:hAnsi="Arial"/>
         </w:rPr>
         <w:t>README.md</w:t>
       </w:r>
       <w:r>
         <w:rPr>
-          <w:rFonts w:ascii="Google Sans Text;sans-serif" w:hAnsi="Google Sans Text;sans-serif"/>
-        </w:rPr>
-        <w:t xml:space="preserve"> (oltre 300 righe), strutturando il repository in modo autosufficiente.</w:t>
+          <w:rFonts w:ascii="Arial" w:hAnsi="Arial"/>
+        </w:rPr>
+        <w:t>, strutturando il repository in modo autosufficiente.</w:t>
       </w:r>
     </w:p>
     <w:p>
@@ -1173,52 +1122,50 @@
         <w:pStyle w:val="BodyText"/>
         <w:spacing w:lineRule="auto" w:line="300" w:before="0" w:after="160"/>
         <w:jc w:val="both"/>
-        <w:rPr>
-          <w:rFonts w:ascii="Google Sans Text;sans-serif" w:hAnsi="Google Sans Text;sans-serif"/>
-        </w:rPr>
-      </w:pPr>
-      <w:r>
-        <w:rPr>
-          <w:rFonts w:ascii="Google Sans Text;sans-serif" w:hAnsi="Google Sans Text;sans-serif"/>
+        <w:rPr/>
+      </w:pPr>
+      <w:r>
+        <w:rPr>
+          <w:rFonts w:ascii="Arial" w:hAnsi="Arial"/>
         </w:rPr>
         <w:t xml:space="preserve">Sul piano della gestione delle configurazioni ambientali, abbiamo scelto deliberatamente di non importare la libreria esterna </w:t>
       </w:r>
       <w:r>
         <w:rPr>
-          <w:rStyle w:val="Testosorgenteuser"/>
-          <w:rFonts w:ascii="Google Sans Text;sans-serif" w:hAnsi="Google Sans Text;sans-serif"/>
+          <w:rStyle w:val="Testosorgente"/>
+          <w:rFonts w:ascii="Arial" w:hAnsi="Arial"/>
         </w:rPr>
         <w:t>python-dotenv</w:t>
       </w:r>
       <w:r>
         <w:rPr>
-          <w:rFonts w:ascii="Google Sans Text;sans-serif" w:hAnsi="Google Sans Text;sans-serif"/>
+          <w:rFonts w:ascii="Arial" w:hAnsi="Arial"/>
         </w:rPr>
         <w:t xml:space="preserve">, seguendo una rigorosa filosofia di sviluppo </w:t>
       </w:r>
       <w:r>
         <w:rPr>
-          <w:rFonts w:ascii="Google Sans Text;sans-serif" w:hAnsi="Google Sans Text;sans-serif"/>
+          <w:rFonts w:ascii="Arial" w:hAnsi="Arial"/>
           <w:i/>
         </w:rPr>
         <w:t>Zero-Dependencies</w:t>
       </w:r>
       <w:r>
         <w:rPr>
-          <w:rFonts w:ascii="Google Sans Text;sans-serif" w:hAnsi="Google Sans Text;sans-serif"/>
+          <w:rFonts w:ascii="Arial" w:hAnsi="Arial"/>
         </w:rPr>
         <w:t xml:space="preserve"> per i moduli di utility secondari. Questa scelta riduce la superficie d'attacco del software (mitigando i rischi di vulnerabilità della </w:t>
       </w:r>
       <w:r>
         <w:rPr>
-          <w:rFonts w:ascii="Google Sans Text;sans-serif" w:hAnsi="Google Sans Text;sans-serif"/>
+          <w:rFonts w:ascii="Arial" w:hAnsi="Arial"/>
           <w:i/>
         </w:rPr>
         <w:t>supply-chain</w:t>
       </w:r>
       <w:r>
         <w:rPr>
-          <w:rFonts w:ascii="Google Sans Text;sans-serif" w:hAnsi="Google Sans Text;sans-serif"/>
+          <w:rFonts w:ascii="Arial" w:hAnsi="Arial"/>
         </w:rPr>
         <w:t xml:space="preserve"> dei pacchetti terzi) e alleggerisce il runtime.</w:t>
       </w:r>
@@ -1228,143 +1175,141 @@
         <w:pStyle w:val="BodyText"/>
         <w:spacing w:lineRule="auto" w:line="300" w:before="0" w:after="160"/>
         <w:jc w:val="both"/>
-        <w:rPr>
-          <w:rFonts w:ascii="Google Sans Text;sans-serif" w:hAnsi="Google Sans Text;sans-serif"/>
-        </w:rPr>
-      </w:pPr>
-      <w:r>
-        <w:rPr>
-          <w:rFonts w:ascii="Google Sans Text;sans-serif" w:hAnsi="Google Sans Text;sans-serif"/>
+        <w:rPr/>
+      </w:pPr>
+      <w:r>
+        <w:rPr>
+          <w:rFonts w:ascii="Arial" w:hAnsi="Arial"/>
         </w:rPr>
         <w:t xml:space="preserve">Per evitare la fragilità tipica dei parser improvvisati, non ci siamo limitati a una lettura lineare del file </w:t>
       </w:r>
       <w:r>
         <w:rPr>
-          <w:rStyle w:val="Testosorgenteuser"/>
-          <w:rFonts w:ascii="Google Sans Text;sans-serif" w:hAnsi="Google Sans Text;sans-serif"/>
+          <w:rStyle w:val="Testosorgente"/>
+          <w:rFonts w:ascii="Arial" w:hAnsi="Arial"/>
         </w:rPr>
         <w:t>.env</w:t>
       </w:r>
       <w:r>
         <w:rPr>
-          <w:rFonts w:ascii="Google Sans Text;sans-serif" w:hAnsi="Google Sans Text;sans-serif"/>
+          <w:rFonts w:ascii="Arial" w:hAnsi="Arial"/>
         </w:rPr>
         <w:t xml:space="preserve">: abbiamo implementato in </w:t>
       </w:r>
       <w:r>
         <w:rPr>
-          <w:rStyle w:val="Testosorgenteuser"/>
-          <w:rFonts w:ascii="Google Sans Text;sans-serif" w:hAnsi="Google Sans Text;sans-serif"/>
+          <w:rStyle w:val="Testosorgente"/>
+          <w:rFonts w:ascii="Arial" w:hAnsi="Arial"/>
         </w:rPr>
         <w:t>app.py</w:t>
       </w:r>
       <w:r>
         <w:rPr>
-          <w:rFonts w:ascii="Google Sans Text;sans-serif" w:hAnsi="Google Sans Text;sans-serif"/>
+          <w:rFonts w:ascii="Arial" w:hAnsi="Arial"/>
         </w:rPr>
         <w:t xml:space="preserve"> una logica di parsing nativa e robusta che elabora il flusso di I/O tramite primitive </w:t>
       </w:r>
       <w:r>
         <w:rPr>
-          <w:rStyle w:val="Testosorgenteuser"/>
-          <w:rFonts w:ascii="Google Sans Text;sans-serif" w:hAnsi="Google Sans Text;sans-serif"/>
+          <w:rStyle w:val="Testosorgente"/>
+          <w:rFonts w:ascii="Arial" w:hAnsi="Arial"/>
         </w:rPr>
         <w:t>open()</w:t>
       </w:r>
       <w:r>
         <w:rPr>
-          <w:rFonts w:ascii="Google Sans Text;sans-serif" w:hAnsi="Google Sans Text;sans-serif"/>
+          <w:rFonts w:ascii="Arial" w:hAnsi="Arial"/>
         </w:rPr>
         <w:t xml:space="preserve">. Il nostro algoritmo pulisce esplicitamente le stringhe rimuovendo gli spazi bianchi ed evidenziando i caratteri di </w:t>
       </w:r>
       <w:r>
         <w:rPr>
-          <w:rFonts w:ascii="Google Sans Text;sans-serif" w:hAnsi="Google Sans Text;sans-serif"/>
+          <w:rFonts w:ascii="Arial" w:hAnsi="Arial"/>
           <w:i/>
         </w:rPr>
         <w:t>newline</w:t>
       </w:r>
       <w:r>
         <w:rPr>
-          <w:rFonts w:ascii="Google Sans Text;sans-serif" w:hAnsi="Google Sans Text;sans-serif"/>
+          <w:rFonts w:ascii="Arial" w:hAnsi="Arial"/>
         </w:rPr>
         <w:t xml:space="preserve"> (tramite metodi </w:t>
       </w:r>
       <w:r>
         <w:rPr>
-          <w:rStyle w:val="Testosorgenteuser"/>
-          <w:rFonts w:ascii="Google Sans Text;sans-serif" w:hAnsi="Google Sans Text;sans-serif"/>
+          <w:rStyle w:val="Testosorgente"/>
+          <w:rFonts w:ascii="Arial" w:hAnsi="Arial"/>
         </w:rPr>
         <w:t>.strip()</w:t>
       </w:r>
       <w:r>
         <w:rPr>
-          <w:rFonts w:ascii="Google Sans Text;sans-serif" w:hAnsi="Google Sans Text;sans-serif"/>
+          <w:rFonts w:ascii="Arial" w:hAnsi="Arial"/>
         </w:rPr>
         <w:t xml:space="preserve">), ignora le righe vuote e scarta programmaticamente i commenti preceduti dal carattere </w:t>
       </w:r>
       <w:r>
         <w:rPr>
-          <w:rStyle w:val="Testosorgenteuser"/>
-          <w:rFonts w:ascii="Google Sans Text;sans-serif" w:hAnsi="Google Sans Text;sans-serif"/>
+          <w:rStyle w:val="Testosorgente"/>
+          <w:rFonts w:ascii="Arial" w:hAnsi="Arial"/>
         </w:rPr>
         <w:t>#</w:t>
       </w:r>
       <w:r>
         <w:rPr>
-          <w:rFonts w:ascii="Google Sans Text;sans-serif" w:hAnsi="Google Sans Text;sans-serif"/>
+          <w:rFonts w:ascii="Arial" w:hAnsi="Arial"/>
         </w:rPr>
         <w:t xml:space="preserve">. In questo modo, la riproducibilità è garantita senza introdurre codice fragile, mantenendo il file </w:t>
       </w:r>
       <w:r>
         <w:rPr>
-          <w:rStyle w:val="Testosorgenteuser"/>
-          <w:rFonts w:ascii="Google Sans Text;sans-serif" w:hAnsi="Google Sans Text;sans-serif"/>
+          <w:rStyle w:val="Testosorgente"/>
+          <w:rFonts w:ascii="Arial" w:hAnsi="Arial"/>
         </w:rPr>
         <w:t>requirements.txt</w:t>
       </w:r>
       <w:r>
         <w:rPr>
-          <w:rFonts w:ascii="Google Sans Text;sans-serif" w:hAnsi="Google Sans Text;sans-serif"/>
+          <w:rFonts w:ascii="Arial" w:hAnsi="Arial"/>
         </w:rPr>
         <w:t xml:space="preserve"> limitato esclusivamente alle tre librerie core insostituibili per l'applicazione (</w:t>
       </w:r>
       <w:r>
         <w:rPr>
-          <w:rStyle w:val="Testosorgenteuser"/>
-          <w:rFonts w:ascii="Google Sans Text;sans-serif" w:hAnsi="Google Sans Text;sans-serif"/>
+          <w:rStyle w:val="Testosorgente"/>
+          <w:rFonts w:ascii="Arial" w:hAnsi="Arial"/>
         </w:rPr>
         <w:t>flask</w:t>
       </w:r>
       <w:r>
         <w:rPr>
-          <w:rFonts w:ascii="Google Sans Text;sans-serif" w:hAnsi="Google Sans Text;sans-serif"/>
+          <w:rFonts w:ascii="Arial" w:hAnsi="Arial"/>
         </w:rPr>
         <w:t xml:space="preserve">, </w:t>
       </w:r>
       <w:r>
         <w:rPr>
-          <w:rStyle w:val="Testosorgenteuser"/>
-          <w:rFonts w:ascii="Google Sans Text;sans-serif" w:hAnsi="Google Sans Text;sans-serif"/>
+          <w:rStyle w:val="Testosorgente"/>
+          <w:rFonts w:ascii="Arial" w:hAnsi="Arial"/>
         </w:rPr>
         <w:t>openai</w:t>
       </w:r>
       <w:r>
         <w:rPr>
-          <w:rFonts w:ascii="Google Sans Text;sans-serif" w:hAnsi="Google Sans Text;sans-serif"/>
+          <w:rFonts w:ascii="Arial" w:hAnsi="Arial"/>
         </w:rPr>
         <w:t xml:space="preserve">, </w:t>
       </w:r>
       <w:r>
         <w:rPr>
-          <w:rStyle w:val="Testosorgenteuser"/>
-          <w:rFonts w:ascii="Google Sans Text;sans-serif" w:hAnsi="Google Sans Text;sans-serif"/>
+          <w:rStyle w:val="Testosorgente"/>
+          <w:rFonts w:ascii="Arial" w:hAnsi="Arial"/>
         </w:rPr>
         <w:t>agno</w:t>
       </w:r>
       <w:r>
         <w:rPr>
-          <w:rFonts w:ascii="Google Sans Text;sans-serif" w:hAnsi="Google Sans Text;sans-serif"/>
+          <w:rFonts w:ascii="Arial" w:hAnsi="Arial"/>
         </w:rPr>
         <w:t>).</w:t>
       </w:r>
@@ -1375,12 +1320,12 @@
         <w:spacing w:lineRule="auto" w:line="300" w:before="0" w:after="160"/>
         <w:jc w:val="both"/>
         <w:rPr>
-          <w:rFonts w:ascii="Google Sans Text;sans-serif" w:hAnsi="Google Sans Text;sans-serif"/>
-        </w:rPr>
-      </w:pPr>
-      <w:r>
-        <w:rPr>
-          <w:rFonts w:ascii="Google Sans Text;sans-serif" w:hAnsi="Google Sans Text;sans-serif"/>
+          <w:rFonts w:ascii="Arial" w:hAnsi="Arial"/>
+        </w:rPr>
+      </w:pPr>
+      <w:r>
+        <w:rPr>
+          <w:rFonts w:ascii="Arial" w:hAnsi="Arial"/>
         </w:rPr>
       </w:r>
     </w:p>
@@ -1411,57 +1356,59 @@
         </w:numPr>
         <w:spacing w:lineRule="auto" w:line="274" w:before="0" w:after="283"/>
         <w:jc w:val="both"/>
-        <w:rPr/>
-      </w:pPr>
-      <w:r>
-        <w:rPr>
-          <w:rFonts w:ascii="Google Sans Text;sans-serif" w:hAnsi="Google Sans Text;sans-serif"/>
+        <w:rPr>
+          <w:rFonts w:ascii="Arial" w:hAnsi="Arial"/>
+        </w:rPr>
+      </w:pPr>
+      <w:r>
+        <w:rPr>
+          <w:rFonts w:ascii="Arial" w:hAnsi="Arial"/>
           <w:b/>
         </w:rPr>
         <w:t>Passaggio da Streamlit a Custom Frontend (Flask + HTML/JS):</w:t>
       </w:r>
       <w:r>
         <w:rPr>
-          <w:rFonts w:ascii="Google Sans Text;sans-serif" w:hAnsi="Google Sans Text;sans-serif"/>
+          <w:rFonts w:ascii="Arial" w:hAnsi="Arial"/>
         </w:rPr>
         <w:t xml:space="preserve"> Streamlit si è rivelato incompatibile con la natura </w:t>
       </w:r>
       <w:r>
         <w:rPr>
-          <w:rFonts w:ascii="Google Sans Text;sans-serif" w:hAnsi="Google Sans Text;sans-serif"/>
+          <w:rFonts w:ascii="Arial" w:hAnsi="Arial"/>
           <w:i/>
         </w:rPr>
         <w:t>stateful</w:t>
       </w:r>
       <w:r>
         <w:rPr>
-          <w:rFonts w:ascii="Google Sans Text;sans-serif" w:hAnsi="Google Sans Text;sans-serif"/>
+          <w:rFonts w:ascii="Arial" w:hAnsi="Arial"/>
         </w:rPr>
         <w:t xml:space="preserve"> e sequenziale di un gioco di ruolo a turni. Il suo ciclo di esecuzione (che comporta il </w:t>
       </w:r>
       <w:r>
         <w:rPr>
-          <w:rFonts w:ascii="Google Sans Text;sans-serif" w:hAnsi="Google Sans Text;sans-serif"/>
+          <w:rFonts w:ascii="Arial" w:hAnsi="Arial"/>
           <w:i/>
         </w:rPr>
         <w:t>re-render</w:t>
       </w:r>
       <w:r>
         <w:rPr>
-          <w:rFonts w:ascii="Google Sans Text;sans-serif" w:hAnsi="Google Sans Text;sans-serif"/>
+          <w:rFonts w:ascii="Arial" w:hAnsi="Arial"/>
         </w:rPr>
         <w:t xml:space="preserve"> totale dello script a ogni minimo input dell'utente) introduceva un overhead computazionale eccessivo e minava l'immersività grafica. Sviluppare un'interfaccia custom asincrona ci ha permesso di creare una vera </w:t>
       </w:r>
       <w:r>
         <w:rPr>
-          <w:rFonts w:ascii="Google Sans Text;sans-serif" w:hAnsi="Google Sans Text;sans-serif"/>
+          <w:rFonts w:ascii="Arial" w:hAnsi="Arial"/>
           <w:i/>
         </w:rPr>
         <w:t>Agentic UI</w:t>
       </w:r>
       <w:r>
         <w:rPr>
-          <w:rFonts w:ascii="Google Sans Text;sans-serif" w:hAnsi="Google Sans Text;sans-serif"/>
+          <w:rFonts w:ascii="Arial" w:hAnsi="Arial"/>
         </w:rPr>
         <w:t xml:space="preserve"> con barre di salute animate lato client e diari dinamici a latenza zero. </w:t>
       </w:r>
@@ -1481,36 +1428,41 @@
         <w:ind w:hanging="283" w:start="720" w:end="0"/>
         <w:jc w:val="both"/>
         <w:rPr>
-          <w:rFonts w:ascii="Google Sans Text;sans-serif" w:hAnsi="Google Sans Text;sans-serif"/>
-        </w:rPr>
-      </w:pPr>
-      <w:bookmarkStart w:id="1" w:name="p-rc_7e24254808ab93b8-202"/>
-      <w:bookmarkEnd w:id="1"/>
-      <w:r>
-        <w:rPr>
-          <w:rFonts w:ascii="Google Sans Text;sans-serif" w:hAnsi="Google Sans Text;sans-serif"/>
-          <w:b/>
-        </w:rPr>
-        <w:t>Ottimizzazione del RAG (Da ChromaDB a File Statici):</w:t>
-      </w:r>
-      <w:r>
-        <w:rPr>
-          <w:rFonts w:ascii="Google Sans Text;sans-serif" w:hAnsi="Google Sans Text;sans-serif"/>
+          <w:rFonts w:ascii="Arial" w:hAnsi="Arial"/>
+        </w:rPr>
+      </w:pPr>
+      <w:r>
+        <w:rPr>
+          <w:rFonts w:ascii="Arial" w:hAnsi="Arial"/>
+          <w:b/>
+        </w:rPr>
+        <w:t>O</w:t>
+      </w:r>
+      <w:r>
+        <w:rPr>
+          <w:rFonts w:ascii="Arial" w:hAnsi="Arial"/>
+          <w:b/>
+        </w:rPr>
+        <w:t>ttimizzazione del RAG (Da ChromaDB a File Statici):</w:t>
+      </w:r>
+      <w:r>
+        <w:rPr>
+          <w:rFonts w:ascii="Arial" w:hAnsi="Arial"/>
         </w:rPr>
         <w:t xml:space="preserve"> L'ipotesi iniziale di utilizzare un database vettoriale come ChromaDB è stata scartata per evitare un evidente fenomeno di </w:t>
       </w:r>
       <w:r>
         <w:rPr>
-          <w:rFonts w:ascii="Google Sans Text;sans-serif" w:hAnsi="Google Sans Text;sans-serif"/>
+          <w:rFonts w:ascii="Arial" w:hAnsi="Arial"/>
           <w:i/>
         </w:rPr>
         <w:t>overengineering</w:t>
       </w:r>
       <w:r>
         <w:rPr>
-          <w:rFonts w:ascii="Google Sans Text;sans-serif" w:hAnsi="Google Sans Text;sans-serif"/>
-        </w:rPr>
-        <w:t xml:space="preserve">. Avendo curato manualmente un dataset ad alta densità informativa ma di scala confinata (14 ambientazioni, 18 nemici, 19 NPC), il calcolo degli embedding introduceva latenze inutili. Inoltre, la ricerca semantica pura rischiava di polarizzare il gameplay, riproponendo sempre gli stessi elementi testualmente vicini all'input dell'utente; il nostro sistema a "mattoncini" su file flat garantisce invece una varietà procedurale controllata e rigiocabilità totale a latenza zero. </w:t>
+          <w:rFonts w:ascii="Arial" w:hAnsi="Arial"/>
+        </w:rPr>
+        <w:t xml:space="preserve">. Avendo curato manualmente un dataset ad alta densità informativa ma di scala confinata, il calcolo degli embedding introduceva latenze inutili. Inoltre, la ricerca semantica pura rischiava di polarizzare il gameplay, riproponendo sempre gli stessi elementi testualmente vicini all'input dell'utente; il nostro sistema a "mattoncini" su file flat garantisce invece una varietà procedurale controllata e rigiocabilità totale a latenza zero. </w:t>
       </w:r>
     </w:p>
     <w:p>
@@ -1527,48 +1479,51 @@
         <w:spacing w:lineRule="auto" w:line="274" w:before="0" w:after="140"/>
         <w:ind w:hanging="283" w:start="720" w:end="0"/>
         <w:jc w:val="both"/>
-        <w:rPr>
-          <w:rFonts w:ascii="Arial" w:hAnsi="Arial"/>
-        </w:rPr>
-      </w:pPr>
-      <w:bookmarkStart w:id="2" w:name="p-rc_7e24254808ab93b8-203"/>
-      <w:bookmarkEnd w:id="2"/>
-      <w:r>
-        <w:rPr>
-          <w:rFonts w:ascii="Google Sans Text;sans-serif" w:hAnsi="Google Sans Text;sans-serif"/>
-          <w:b/>
-        </w:rPr>
-        <w:t>Evoluzione del Rules Agent in modulo Python nativo:</w:t>
-      </w:r>
-      <w:r>
-        <w:rPr>
-          <w:rFonts w:ascii="Google Sans Text;sans-serif" w:hAnsi="Google Sans Text;sans-serif"/>
+        <w:rPr/>
+      </w:pPr>
+      <w:r>
+        <w:rPr>
+          <w:rFonts w:ascii="Arial" w:hAnsi="Arial"/>
+          <w:b/>
+        </w:rPr>
+        <w:t>E</w:t>
+      </w:r>
+      <w:r>
+        <w:rPr>
+          <w:rFonts w:ascii="Arial" w:hAnsi="Arial"/>
+          <w:b/>
+        </w:rPr>
+        <w:t>voluzione del Rules Agent in modulo Python nativo:</w:t>
+      </w:r>
+      <w:r>
+        <w:rPr>
+          <w:rFonts w:ascii="Arial" w:hAnsi="Arial"/>
         </w:rPr>
         <w:t xml:space="preserve"> Durante le sessioni di test, la delega delle regole matematiche e del calcolo dei punteggi a un agente IA mostrava costanti allucinazioni aritmetiche. Abbiamo virato con successo verso un approccio neuro-simbolico: la computazione creativa e la generazione del mondo restano saldamente in mano agli agenti del framework </w:t>
       </w:r>
       <w:r>
         <w:rPr>
-          <w:rFonts w:ascii="Google Sans Text;sans-serif" w:hAnsi="Google Sans Text;sans-serif"/>
+          <w:rFonts w:ascii="Arial" w:hAnsi="Arial"/>
           <w:b/>
         </w:rPr>
         <w:t>Agno</w:t>
       </w:r>
       <w:r>
         <w:rPr>
-          <w:rFonts w:ascii="Google Sans Text;sans-serif" w:hAnsi="Google Sans Text;sans-serif"/>
-        </w:rPr>
-        <w:t xml:space="preserve"> (guidati da schemi Pydantic), mentre la logica matematica del combattimento è gestita in modo impeccabile dal codice deterministico locale (</w:t>
-      </w:r>
-      <w:r>
-        <w:rPr>
-          <w:rStyle w:val="Testosorgenteuser"/>
-          <w:rFonts w:ascii="Google Sans Text;sans-serif" w:hAnsi="Google Sans Text;sans-serif"/>
+          <w:rFonts w:ascii="Arial" w:hAnsi="Arial"/>
+        </w:rPr>
+        <w:t xml:space="preserve"> (guidati da schemi Pydantic), mentre la logica matematica del combattimento è gestita dal codice deterministico locale (</w:t>
+      </w:r>
+      <w:r>
+        <w:rPr>
+          <w:rStyle w:val="Testosorgente"/>
+          <w:rFonts w:ascii="Arial" w:hAnsi="Arial"/>
         </w:rPr>
         <w:t>combat_engine.py</w:t>
       </w:r>
       <w:r>
         <w:rPr>
-          <w:rFonts w:ascii="Google Sans Text;sans-serif" w:hAnsi="Google Sans Text;sans-serif"/>
+          <w:rFonts w:ascii="Arial" w:hAnsi="Arial"/>
         </w:rPr>
         <w:t>).</w:t>
       </w:r>
@@ -1617,9 +1572,7 @@
         <w:pStyle w:val="BodyText"/>
         <w:spacing w:lineRule="auto" w:line="300" w:before="0" w:after="160"/>
         <w:jc w:val="both"/>
-        <w:rPr>
-          <w:rFonts w:ascii="Arial" w:hAnsi="Arial"/>
-        </w:rPr>
+        <w:rPr/>
       </w:pPr>
       <w:r>
         <w:rPr>
@@ -1629,7 +1582,7 @@
       </w:r>
       <w:r>
         <w:rPr>
-          <w:rStyle w:val="Testosorgenteuser"/>
+          <w:rStyle w:val="Testosorgente"/>
           <w:rFonts w:ascii="Arial" w:hAnsi="Arial"/>
         </w:rPr>
         <w:t>PROMPTS.md</w:t>
@@ -1647,12 +1600,10 @@
         <w:spacing w:lineRule="auto" w:line="300" w:before="0" w:after="160"/>
         <w:ind w:hanging="0" w:start="0" w:end="0"/>
         <w:jc w:val="both"/>
-        <w:rPr>
-          <w:rFonts w:ascii="Arial" w:hAnsi="Arial"/>
-        </w:rPr>
-      </w:pPr>
-      <w:bookmarkStart w:id="3" w:name="p-rc_f9395962e6b58819-284"/>
-      <w:bookmarkEnd w:id="3"/>
+        <w:rPr/>
+      </w:pPr>
+      <w:bookmarkStart w:id="0" w:name="p-rc_f9395962e6b58819-284"/>
+      <w:bookmarkEnd w:id="0"/>
       <w:r>
         <w:rPr>
           <w:rFonts w:ascii="Arial" w:hAnsi="Arial"/>
@@ -1674,7 +1625,7 @@
       </w:r>
       <w:r>
         <w:rPr>
-          <w:rStyle w:val="Testosorgenteuser"/>
+          <w:rStyle w:val="Testosorgente"/>
           <w:rFonts w:ascii="Arial" w:hAnsi="Arial"/>
         </w:rPr>
         <w:t>[TAPPE_STORIA]</w:t>
@@ -1687,7 +1638,7 @@
       </w:r>
       <w:r>
         <w:rPr>
-          <w:rStyle w:val="Testosorgenteuser"/>
+          <w:rStyle w:val="Testosorgente"/>
           <w:rFonts w:ascii="Arial" w:hAnsi="Arial"/>
         </w:rPr>
         <w:t>[PERGAMENA]</w:t>
@@ -1700,7 +1651,7 @@
       </w:r>
       <w:r>
         <w:rPr>
-          <w:rStyle w:val="Testosorgenteuser"/>
+          <w:rStyle w:val="Testosorgente"/>
           <w:rFonts w:ascii="Arial" w:hAnsi="Arial"/>
         </w:rPr>
         <w:t>[AZIONE_INIZIALE]</w:t>
@@ -1713,7 +1664,7 @@
       </w:r>
       <w:r>
         <w:rPr>
-          <w:rStyle w:val="Testosorgenteuser"/>
+          <w:rStyle w:val="Testosorgente"/>
           <w:rFonts w:ascii="Arial" w:hAnsi="Arial"/>
         </w:rPr>
         <w:t>[DANNI: X]</w:t>
@@ -1726,7 +1677,7 @@
       </w:r>
       <w:r>
         <w:rPr>
-          <w:rStyle w:val="Testosorgenteuser"/>
+          <w:rStyle w:val="Testosorgente"/>
           <w:rFonts w:ascii="Arial" w:hAnsi="Arial"/>
         </w:rPr>
         <w:t>[STEP_COMPLETATO]</w:t>
@@ -1761,9 +1712,7 @@
         <w:pStyle w:val="BodyText"/>
         <w:spacing w:lineRule="auto" w:line="300" w:before="0" w:after="160"/>
         <w:jc w:val="both"/>
-        <w:rPr>
-          <w:rFonts w:ascii="Arial" w:hAnsi="Arial"/>
-        </w:rPr>
+        <w:rPr/>
       </w:pPr>
       <w:r>
         <w:rPr>
@@ -1773,7 +1722,7 @@
       </w:r>
       <w:r>
         <w:rPr>
-          <w:rStyle w:val="Testosorgenteuser"/>
+          <w:rStyle w:val="Testosorgente"/>
           <w:rFonts w:ascii="Arial" w:hAnsi="Arial"/>
         </w:rPr>
         <w:t>guardrails.py</w:t>
@@ -1786,7 +1735,7 @@
       </w:r>
       <w:r>
         <w:rPr>
-          <w:rStyle w:val="Testosorgenteuser"/>
+          <w:rStyle w:val="Testosorgente"/>
           <w:rFonts w:ascii="Arial" w:hAnsi="Arial"/>
         </w:rPr>
         <w:t>player_action()</w:t>
@@ -1972,80 +1921,78 @@
         <w:pStyle w:val="BodyText"/>
         <w:spacing w:lineRule="auto" w:line="300" w:before="0" w:after="160"/>
         <w:jc w:val="both"/>
-        <w:rPr>
-          <w:rFonts w:ascii="Arial" w:hAnsi="Arial"/>
-        </w:rPr>
-      </w:pPr>
-      <w:bookmarkStart w:id="4" w:name="p-rc_f9395962e6b58819-285"/>
-      <w:bookmarkEnd w:id="4"/>
-      <w:r>
-        <w:rPr>
-          <w:rFonts w:ascii="Google Sans Text;sans-serif" w:hAnsi="Google Sans Text;sans-serif"/>
+        <w:rPr/>
+      </w:pPr>
+      <w:bookmarkStart w:id="1" w:name="p-rc_f9395962e6b58819-285"/>
+      <w:bookmarkEnd w:id="1"/>
+      <w:r>
+        <w:rPr>
+          <w:rFonts w:ascii="Arial" w:hAnsi="Arial"/>
         </w:rPr>
         <w:t xml:space="preserve">Per confinare l'immaginazione e la tendenza all'allucinazione degli agenti generativi, abbiamo evitato di lasciare la lore del gioco alla totale libera invenzione dell'LLM. Il mondo narrativo viene ancorato e generato a partire da quattro database testuali statici curati interamente da noi: </w:t>
       </w:r>
       <w:r>
         <w:rPr>
-          <w:rStyle w:val="Testosorgenteuser"/>
-          <w:rFonts w:ascii="Google Sans Text;sans-serif" w:hAnsi="Google Sans Text;sans-serif"/>
+          <w:rStyle w:val="Testosorgente"/>
+          <w:rFonts w:ascii="Arial" w:hAnsi="Arial"/>
         </w:rPr>
         <w:t>ambient.txt</w:t>
       </w:r>
       <w:r>
         <w:rPr>
-          <w:rFonts w:ascii="Google Sans Text;sans-serif" w:hAnsi="Google Sans Text;sans-serif"/>
+          <w:rFonts w:ascii="Arial" w:hAnsi="Arial"/>
         </w:rPr>
         <w:t xml:space="preserve">, </w:t>
       </w:r>
       <w:r>
         <w:rPr>
-          <w:rStyle w:val="Testosorgenteuser"/>
-          <w:rFonts w:ascii="Google Sans Text;sans-serif" w:hAnsi="Google Sans Text;sans-serif"/>
+          <w:rStyle w:val="Testosorgente"/>
+          <w:rFonts w:ascii="Arial" w:hAnsi="Arial"/>
         </w:rPr>
         <w:t>npc.txt</w:t>
       </w:r>
       <w:r>
         <w:rPr>
-          <w:rFonts w:ascii="Google Sans Text;sans-serif" w:hAnsi="Google Sans Text;sans-serif"/>
+          <w:rFonts w:ascii="Arial" w:hAnsi="Arial"/>
         </w:rPr>
         <w:t xml:space="preserve">, </w:t>
       </w:r>
       <w:r>
         <w:rPr>
-          <w:rStyle w:val="Testosorgenteuser"/>
-          <w:rFonts w:ascii="Google Sans Text;sans-serif" w:hAnsi="Google Sans Text;sans-serif"/>
+          <w:rStyle w:val="Testosorgente"/>
+          <w:rFonts w:ascii="Arial" w:hAnsi="Arial"/>
         </w:rPr>
         <w:t>enemies.txt</w:t>
       </w:r>
       <w:r>
         <w:rPr>
-          <w:rFonts w:ascii="Google Sans Text;sans-serif" w:hAnsi="Google Sans Text;sans-serif"/>
+          <w:rFonts w:ascii="Arial" w:hAnsi="Arial"/>
         </w:rPr>
         <w:t xml:space="preserve"> e </w:t>
       </w:r>
       <w:r>
         <w:rPr>
-          <w:rStyle w:val="Testosorgenteuser"/>
-          <w:rFonts w:ascii="Google Sans Text;sans-serif" w:hAnsi="Google Sans Text;sans-serif"/>
+          <w:rStyle w:val="Testosorgente"/>
+          <w:rFonts w:ascii="Arial" w:hAnsi="Arial"/>
         </w:rPr>
         <w:t>oggetti.txt</w:t>
       </w:r>
       <w:r>
         <w:rPr>
-          <w:rFonts w:ascii="Google Sans Text;sans-serif" w:hAnsi="Google Sans Text;sans-serif"/>
+          <w:rFonts w:ascii="Arial" w:hAnsi="Arial"/>
         </w:rPr>
         <w:t xml:space="preserve">. Ciascun file è organizzato come una sequenza rigorosa di blocchi contrassegnati dal tag </w:t>
       </w:r>
       <w:r>
         <w:rPr>
-          <w:rStyle w:val="Testosorgenteuser"/>
-          <w:rFonts w:ascii="Google Sans Text;sans-serif" w:hAnsi="Google Sans Text;sans-serif"/>
+          <w:rStyle w:val="Testosorgente"/>
+          <w:rFonts w:ascii="Arial" w:hAnsi="Arial"/>
         </w:rPr>
         <w:t>[Nome]</w:t>
       </w:r>
       <w:r>
         <w:rPr>
-          <w:rFonts w:ascii="Google Sans Text;sans-serif" w:hAnsi="Google Sans Text;sans-serif"/>
+          <w:rFonts w:ascii="Arial" w:hAnsi="Arial"/>
         </w:rPr>
         <w:t xml:space="preserve">, seguiti da campi coerenti quali descrizione, comportamento, punti deboli e bottino rilasciato. </w:t>
       </w:r>
@@ -2056,185 +2003,28 @@
         <w:spacing w:lineRule="auto" w:line="274" w:before="0" w:after="140"/>
         <w:ind w:hanging="0" w:start="0" w:end="0"/>
         <w:jc w:val="both"/>
-        <w:rPr>
-          <w:rFonts w:ascii="Arial" w:hAnsi="Arial"/>
-        </w:rPr>
-      </w:pPr>
-      <w:bookmarkStart w:id="5" w:name="p-rc_f9395962e6b58819-286"/>
-      <w:bookmarkEnd w:id="5"/>
-      <w:r>
-        <w:rPr>
-          <w:rFonts w:ascii="Google Sans Text;sans-serif" w:hAnsi="Google Sans Text;sans-serif"/>
+        <w:rPr/>
+      </w:pPr>
+      <w:bookmarkStart w:id="2" w:name="p-rc_f9395962e6b58819-286"/>
+      <w:bookmarkEnd w:id="2"/>
+      <w:r>
+        <w:rPr>
+          <w:rFonts w:ascii="Arial" w:hAnsi="Arial"/>
         </w:rPr>
         <w:t xml:space="preserve">All'avvio della pipeline di generazione di Agno, la nostra funzione </w:t>
       </w:r>
       <w:r>
         <w:rPr>
-          <w:rStyle w:val="Testosorgenteuser"/>
-          <w:rFonts w:ascii="Google Sans Text;sans-serif" w:hAnsi="Google Sans Text;sans-serif"/>
+          <w:rStyle w:val="Testosorgente"/>
+          <w:rFonts w:ascii="Arial" w:hAnsi="Arial"/>
         </w:rPr>
         <w:t>carica_mattoncini()</w:t>
       </w:r>
       <w:r>
         <w:rPr>
-          <w:rFonts w:ascii="Google Sans Text;sans-serif" w:hAnsi="Google Sans Text;sans-serif"/>
+          <w:rFonts w:ascii="Arial" w:hAnsi="Arial"/>
         </w:rPr>
         <w:t xml:space="preserve"> esegue il parsing di questi file flat tramite espressioni regolari dedicate. I frammenti informativi estratti ("mattoncini") vengono campionati in modo pseudo-casuale e iniettati direttamente all'interno del contesto degli agenti. Abbiamo configurato questo meccanismo come una forma leggera, efficiente e locale di RAG (Retrieval-Augmented Generation): dichiarando esplicitamente nel prompt le esatte risorse disponibili, confiniamo rigorosamente l'azione del Dungeon Master all'interno del perimetro di contenuti pre-approvati, garantendo al contempo una rigiocabilità totale grazie alle combinazioni procedurali dei file di partenza.</w:t>
-      </w:r>
-    </w:p>
-    <w:p>
-      <w:pPr>
-        <w:pStyle w:val="BodyText"/>
-        <w:spacing w:lineRule="auto" w:line="274" w:before="0" w:after="140"/>
-        <w:ind w:hanging="0" w:start="0" w:end="0"/>
-        <w:jc w:val="both"/>
-        <w:rPr>
-          <w:rFonts w:ascii="Arial" w:hAnsi="Arial"/>
-        </w:rPr>
-      </w:pPr>
-      <w:bookmarkStart w:id="6" w:name="p-rc_b43e7d067d07d750-482"/>
-      <w:bookmarkEnd w:id="6"/>
-      <w:r>
-        <w:rPr>
-          <w:rFonts w:ascii="Google Sans Text;sans-serif" w:hAnsi="Google Sans Text;sans-serif"/>
-        </w:rPr>
-        <w:t xml:space="preserve">Una diretta conseguenza dell'integrazione del framework Agno è stata la drastica semplificazione della firma del metodo </w:t>
-      </w:r>
-      <w:r>
-        <w:rPr>
-          <w:rStyle w:val="Testosorgente"/>
-          <w:rFonts w:ascii="Google Sans Text;sans-serif" w:hAnsi="Google Sans Text;sans-serif"/>
-        </w:rPr>
-        <w:t>orchestra_creazione_mondo()</w:t>
-      </w:r>
-      <w:r>
-        <w:rPr>
-          <w:rFonts w:ascii="Google Sans Text;sans-serif" w:hAnsi="Google Sans Text;sans-serif"/>
-        </w:rPr>
-        <w:t>. Nella configurazione precedente, il server backend (</w:t>
-      </w:r>
-      <w:r>
-        <w:rPr>
-          <w:rStyle w:val="Testosorgente"/>
-          <w:rFonts w:ascii="Google Sans Text;sans-serif" w:hAnsi="Google Sans Text;sans-serif"/>
-        </w:rPr>
-        <w:t>app.py</w:t>
-      </w:r>
-      <w:r>
-        <w:rPr>
-          <w:rFonts w:ascii="Google Sans Text;sans-serif" w:hAnsi="Google Sans Text;sans-serif"/>
-        </w:rPr>
-        <w:t xml:space="preserve">) era costretto a passare come argomenti le funzioni di callback </w:t>
-      </w:r>
-      <w:r>
-        <w:rPr>
-          <w:rStyle w:val="Testosorgente"/>
-          <w:rFonts w:ascii="Google Sans Text;sans-serif" w:hAnsi="Google Sans Text;sans-serif"/>
-        </w:rPr>
-        <w:t>chiama_ia_func</w:t>
-      </w:r>
-      <w:r>
-        <w:rPr>
-          <w:rFonts w:ascii="Google Sans Text;sans-serif" w:hAnsi="Google Sans Text;sans-serif"/>
-        </w:rPr>
-        <w:t xml:space="preserve"> e </w:t>
-      </w:r>
-      <w:r>
-        <w:rPr>
-          <w:rStyle w:val="Testosorgente"/>
-          <w:rFonts w:ascii="Google Sans Text;sans-serif" w:hAnsi="Google Sans Text;sans-serif"/>
-        </w:rPr>
-        <w:t>chiama_ia_premium_func</w:t>
-      </w:r>
-      <w:r>
-        <w:rPr>
-          <w:rFonts w:ascii="Google Sans Text;sans-serif" w:hAnsi="Google Sans Text;sans-serif"/>
-        </w:rPr>
-        <w:t xml:space="preserve"> per delegare l'I/O di rete. Questo approccio violava il principio di incapsulamento, poiché legava la struttura dei moduli narrativi alle implementazioni di basso livello del server web. </w:t>
-      </w:r>
-    </w:p>
-    <w:p>
-      <w:pPr>
-        <w:pStyle w:val="BodyText"/>
-        <w:spacing w:lineRule="auto" w:line="274" w:before="0" w:after="140"/>
-        <w:ind w:hanging="0" w:start="0" w:end="0"/>
-        <w:jc w:val="both"/>
-        <w:rPr>
-          <w:rFonts w:ascii="Arial" w:hAnsi="Arial"/>
-        </w:rPr>
-      </w:pPr>
-      <w:bookmarkStart w:id="7" w:name="p-rc_b43e7d067d07d750-483"/>
-      <w:bookmarkEnd w:id="7"/>
-      <w:r>
-        <w:rPr>
-          <w:rFonts w:ascii="Google Sans Text;sans-serif" w:hAnsi="Google Sans Text;sans-serif"/>
-        </w:rPr>
-        <w:t>Sfruttando l'architettura nativa di Agno, gli agenti (</w:t>
-      </w:r>
-      <w:r>
-        <w:rPr>
-          <w:rStyle w:val="Testosorgente"/>
-          <w:rFonts w:ascii="Google Sans Text;sans-serif" w:hAnsi="Google Sans Text;sans-serif"/>
-        </w:rPr>
-        <w:t>Cartografo</w:t>
-      </w:r>
-      <w:r>
-        <w:rPr>
-          <w:rFonts w:ascii="Google Sans Text;sans-serif" w:hAnsi="Google Sans Text;sans-serif"/>
-        </w:rPr>
-        <w:t xml:space="preserve">, </w:t>
-      </w:r>
-      <w:r>
-        <w:rPr>
-          <w:rStyle w:val="Testosorgente"/>
-          <w:rFonts w:ascii="Google Sans Text;sans-serif" w:hAnsi="Google Sans Text;sans-serif"/>
-        </w:rPr>
-        <w:t>CastingDirector</w:t>
-      </w:r>
-      <w:r>
-        <w:rPr>
-          <w:rFonts w:ascii="Google Sans Text;sans-serif" w:hAnsi="Google Sans Text;sans-serif"/>
-        </w:rPr>
-        <w:t xml:space="preserve"> e </w:t>
-      </w:r>
-      <w:r>
-        <w:rPr>
-          <w:rStyle w:val="Testosorgente"/>
-          <w:rFonts w:ascii="Google Sans Text;sans-serif" w:hAnsi="Google Sans Text;sans-serif"/>
-        </w:rPr>
-        <w:t>LoreMaster</w:t>
-      </w:r>
-      <w:r>
-        <w:rPr>
-          <w:rFonts w:ascii="Google Sans Text;sans-serif" w:hAnsi="Google Sans Text;sans-serif"/>
-        </w:rPr>
-        <w:t xml:space="preserve">) inizializzano e gestiscono autonomamente il proprio ciclo di vita e la connessione con l'LLM, attingendo in modo diretto alle variabili d'ambiente caricate dal file </w:t>
-      </w:r>
-      <w:r>
-        <w:rPr>
-          <w:rStyle w:val="Testosorgente"/>
-          <w:rFonts w:ascii="Google Sans Text;sans-serif" w:hAnsi="Google Sans Text;sans-serif"/>
-        </w:rPr>
-        <w:t>.env</w:t>
-      </w:r>
-      <w:r>
-        <w:rPr>
-          <w:rFonts w:ascii="Google Sans Text;sans-serif" w:hAnsi="Google Sans Text;sans-serif"/>
-        </w:rPr>
-        <w:t xml:space="preserve">. Rimuovendo il passaggio di queste funzioni da </w:t>
-      </w:r>
-      <w:r>
-        <w:rPr>
-          <w:rStyle w:val="Testosorgente"/>
-          <w:rFonts w:ascii="Google Sans Text;sans-serif" w:hAnsi="Google Sans Text;sans-serif"/>
-        </w:rPr>
-        <w:t>app.py</w:t>
-      </w:r>
-      <w:r>
-        <w:rPr>
-          <w:rFonts w:ascii="Google Sans Text;sans-serif" w:hAnsi="Google Sans Text;sans-serif"/>
-        </w:rPr>
-        <w:t xml:space="preserve">, abbiamo disaccoppiato nettamente il livello di routing HTTP dal livello di orchestrazione agentica. Il server Flask si limita ora a invocare la pipeline di creazione del mondo senza dover conoscere le modalità con cui gli agenti interni gestiscono i propri client di rete, garantendo un'architettura più pulita, modulare e facilmente manutenibile. </w:t>
       </w:r>
     </w:p>
     <w:p>
@@ -2260,39 +2050,37 @@
         <w:pStyle w:val="BodyText"/>
         <w:spacing w:lineRule="auto" w:line="300" w:before="0" w:after="160"/>
         <w:jc w:val="both"/>
-        <w:rPr>
-          <w:rFonts w:ascii="Google Sans Text;sans-serif" w:hAnsi="Google Sans Text;sans-serif"/>
-        </w:rPr>
-      </w:pPr>
-      <w:r>
-        <w:rPr>
-          <w:rFonts w:ascii="Google Sans Text;sans-serif" w:hAnsi="Google Sans Text;sans-serif"/>
+        <w:rPr/>
+      </w:pPr>
+      <w:r>
+        <w:rPr>
+          <w:rFonts w:ascii="Arial" w:hAnsi="Arial"/>
         </w:rPr>
         <w:t xml:space="preserve">La generazione procedurale dell'intero mondo di gioco è affidata a una pipeline sequenziale gestita dal framework </w:t>
       </w:r>
       <w:r>
         <w:rPr>
-          <w:rFonts w:ascii="Google Sans Text;sans-serif" w:hAnsi="Google Sans Text;sans-serif"/>
+          <w:rFonts w:ascii="Arial" w:hAnsi="Arial"/>
           <w:b/>
         </w:rPr>
         <w:t>Agno</w:t>
       </w:r>
       <w:r>
         <w:rPr>
-          <w:rFonts w:ascii="Google Sans Text;sans-serif" w:hAnsi="Google Sans Text;sans-serif"/>
+          <w:rFonts w:ascii="Arial" w:hAnsi="Arial"/>
         </w:rPr>
         <w:t xml:space="preserve"> ed eseguita tramite la funzione </w:t>
       </w:r>
       <w:r>
         <w:rPr>
-          <w:rStyle w:val="Testosorgenteuser"/>
-          <w:rFonts w:ascii="Google Sans Text;sans-serif" w:hAnsi="Google Sans Text;sans-serif"/>
+          <w:rStyle w:val="Testosorgente"/>
+          <w:rFonts w:ascii="Arial" w:hAnsi="Arial"/>
         </w:rPr>
         <w:t>orchestra_creazione_mondo()</w:t>
       </w:r>
       <w:r>
         <w:rPr>
-          <w:rFonts w:ascii="Google Sans Text;sans-serif" w:hAnsi="Google Sans Text;sans-serif"/>
+          <w:rFonts w:ascii="Arial" w:hAnsi="Arial"/>
         </w:rPr>
         <w:t xml:space="preserve">. Abbiamo distribuito le responsabilità del setup iniziale su tre agenti specializzati, adottando un approccio ibrido nella modellazione degli output in base alla natura del compito affidato a ciascun agente: </w:t>
       </w:r>
@@ -2311,61 +2099,59 @@
         <w:spacing w:lineRule="auto" w:line="274" w:before="0" w:after="140"/>
         <w:ind w:hanging="283" w:start="709" w:end="0"/>
         <w:jc w:val="both"/>
-        <w:rPr>
-          <w:rFonts w:ascii="Google Sans Text;sans-serif" w:hAnsi="Google Sans Text;sans-serif"/>
-        </w:rPr>
-      </w:pPr>
-      <w:bookmarkStart w:id="8" w:name="p-rc_8dd821db5eeee867-460"/>
-      <w:bookmarkEnd w:id="8"/>
-      <w:r>
-        <w:rPr>
-          <w:rFonts w:ascii="Google Sans Text;sans-serif" w:hAnsi="Google Sans Text;sans-serif"/>
+        <w:rPr/>
+      </w:pPr>
+      <w:bookmarkStart w:id="3" w:name="p-rc_8dd821db5eeee867-460"/>
+      <w:bookmarkEnd w:id="3"/>
+      <w:r>
+        <w:rPr>
+          <w:rFonts w:ascii="Arial" w:hAnsi="Arial"/>
           <w:b/>
         </w:rPr>
         <w:t>CartografoAgent &amp; CastingDirectorAgent (Output Strutturato):</w:t>
       </w:r>
       <w:r>
         <w:rPr>
-          <w:rFonts w:ascii="Google Sans Text;sans-serif" w:hAnsi="Google Sans Text;sans-serif"/>
+          <w:rFonts w:ascii="Arial" w:hAnsi="Arial"/>
         </w:rPr>
         <w:t xml:space="preserve"> Questi due agenti hanno una responsabilità puramente tecnica: definire la topologia spaziale della mappa, popolare le aree di minacce e distribuire NPC e oggetti. Trattandosi di dati che il backend e il motore di gioco devono elaborare matematicamente, abbiamo integrato il supporto nativo di Agno per </w:t>
       </w:r>
       <w:r>
         <w:rPr>
-          <w:rFonts w:ascii="Google Sans Text;sans-serif" w:hAnsi="Google Sans Text;sans-serif"/>
+          <w:rFonts w:ascii="Arial" w:hAnsi="Arial"/>
           <w:b/>
         </w:rPr>
         <w:t>Pydantic</w:t>
       </w:r>
       <w:r>
         <w:rPr>
-          <w:rFonts w:ascii="Google Sans Text;sans-serif" w:hAnsi="Google Sans Text;sans-serif"/>
+          <w:rFonts w:ascii="Arial" w:hAnsi="Arial"/>
         </w:rPr>
         <w:t xml:space="preserve">, vincolando i due agenti rispettivamente agli schemi </w:t>
       </w:r>
       <w:r>
         <w:rPr>
-          <w:rStyle w:val="Testosorgenteuser"/>
-          <w:rFonts w:ascii="Google Sans Text;sans-serif" w:hAnsi="Google Sans Text;sans-serif"/>
+          <w:rStyle w:val="Testosorgente"/>
+          <w:rFonts w:ascii="Arial" w:hAnsi="Arial"/>
         </w:rPr>
         <w:t>CartografoOutput</w:t>
       </w:r>
       <w:r>
         <w:rPr>
-          <w:rFonts w:ascii="Google Sans Text;sans-serif" w:hAnsi="Google Sans Text;sans-serif"/>
+          <w:rFonts w:ascii="Arial" w:hAnsi="Arial"/>
         </w:rPr>
         <w:t xml:space="preserve"> e </w:t>
       </w:r>
       <w:r>
         <w:rPr>
-          <w:rStyle w:val="Testosorgenteuser"/>
-          <w:rFonts w:ascii="Google Sans Text;sans-serif" w:hAnsi="Google Sans Text;sans-serif"/>
+          <w:rStyle w:val="Testosorgente"/>
+          <w:rFonts w:ascii="Arial" w:hAnsi="Arial"/>
         </w:rPr>
         <w:t>CastingOutput</w:t>
       </w:r>
       <w:r>
         <w:rPr>
-          <w:rFonts w:ascii="Google Sans Text;sans-serif" w:hAnsi="Google Sans Text;sans-serif"/>
+          <w:rFonts w:ascii="Arial" w:hAnsi="Arial"/>
         </w:rPr>
         <w:t xml:space="preserve">. Questo azzera le allucinazioni strutturali e fornisce JSON tipizzati pronti per l'adattatore Python nativo. </w:t>
       </w:r>
@@ -2384,48 +2170,46 @@
         <w:spacing w:lineRule="auto" w:line="274" w:before="0" w:after="140"/>
         <w:ind w:hanging="283" w:start="709" w:end="0"/>
         <w:jc w:val="both"/>
-        <w:rPr>
-          <w:rFonts w:ascii="Google Sans Text;sans-serif" w:hAnsi="Google Sans Text;sans-serif"/>
-        </w:rPr>
-      </w:pPr>
-      <w:bookmarkStart w:id="9" w:name="p-rc_8dd821db5eeee867-461"/>
-      <w:bookmarkEnd w:id="9"/>
-      <w:r>
-        <w:rPr>
-          <w:rFonts w:ascii="Google Sans Text;sans-serif" w:hAnsi="Google Sans Text;sans-serif"/>
+        <w:rPr/>
+      </w:pPr>
+      <w:bookmarkStart w:id="4" w:name="p-rc_8dd821db5eeee867-461"/>
+      <w:bookmarkEnd w:id="4"/>
+      <w:r>
+        <w:rPr>
+          <w:rFonts w:ascii="Arial" w:hAnsi="Arial"/>
           <w:b/>
         </w:rPr>
         <w:t>LoreMasterAgent (Output Narrativo e Prosa):</w:t>
       </w:r>
       <w:r>
         <w:rPr>
-          <w:rFonts w:ascii="Google Sans Text;sans-serif" w:hAnsi="Google Sans Text;sans-serif"/>
-        </w:rPr>
-        <w:t xml:space="preserve"> Il terzo agente ha una responsabilità diametralmente opposta, ovvero puramente creativa e letteraria. Il suo compito è sintetizzare la mappa tecnica creata dai primi due agenti e scrivere il background e l'incipit della storia. Vincolare la prosa dark-fantasy a uno schema Pydantic avrebbe castrato la fluidità linguistica dell'LLM premium (es. gpt-4o); abbiamo quindi optato per un approccio basato su tag testuali rigidi (</w:t>
-      </w:r>
-      <w:r>
-        <w:rPr>
-          <w:rStyle w:val="Testosorgenteuser"/>
-          <w:rFonts w:ascii="Google Sans Text;sans-serif" w:hAnsi="Google Sans Text;sans-serif"/>
+          <w:rFonts w:ascii="Arial" w:hAnsi="Arial"/>
+        </w:rPr>
+        <w:t xml:space="preserve"> Il terzo agente ha una responsabilità diametralmente opposta, ovvero puramente creativa e letteraria. Il suo compito è sintetizzare la mappa tecnica creata dai primi due agenti e scrivere il background e l'incipit della storia. Vincolare la prosa dark-fantasy a uno schema Pydantic avrebbe castrato la fluidità linguistica dell'LLM premium; abbiamo quindi optato per un approccio basato su tag testuali rigidi (</w:t>
+      </w:r>
+      <w:r>
+        <w:rPr>
+          <w:rStyle w:val="Testosorgente"/>
+          <w:rFonts w:ascii="Arial" w:hAnsi="Arial"/>
         </w:rPr>
         <w:t>[PERGAMENA]</w:t>
       </w:r>
       <w:r>
         <w:rPr>
-          <w:rFonts w:ascii="Google Sans Text;sans-serif" w:hAnsi="Google Sans Text;sans-serif"/>
+          <w:rFonts w:ascii="Arial" w:hAnsi="Arial"/>
         </w:rPr>
         <w:t xml:space="preserve"> e </w:t>
       </w:r>
       <w:r>
         <w:rPr>
-          <w:rStyle w:val="Testosorgenteuser"/>
-          <w:rFonts w:ascii="Google Sans Text;sans-serif" w:hAnsi="Google Sans Text;sans-serif"/>
+          <w:rStyle w:val="Testosorgente"/>
+          <w:rFonts w:ascii="Arial" w:hAnsi="Arial"/>
         </w:rPr>
         <w:t>[AZIONE_INIZIALE]</w:t>
       </w:r>
       <w:r>
         <w:rPr>
-          <w:rFonts w:ascii="Google Sans Text;sans-serif" w:hAnsi="Google Sans Text;sans-serif"/>
+          <w:rFonts w:ascii="Arial" w:hAnsi="Arial"/>
         </w:rPr>
         <w:t xml:space="preserve">), facilmente isolabili via espressioni regolari senza rinunciare alla naturalezza espressiva del modello. </w:t>
       </w:r>
@@ -2436,54 +2220,52 @@
         <w:spacing w:lineRule="auto" w:line="274" w:before="0" w:after="140"/>
         <w:ind w:hanging="0" w:start="0" w:end="0"/>
         <w:jc w:val="both"/>
-        <w:rPr>
-          <w:rFonts w:ascii="Google Sans Text;sans-serif" w:hAnsi="Google Sans Text;sans-serif"/>
-        </w:rPr>
-      </w:pPr>
-      <w:bookmarkStart w:id="10" w:name="p-rc_8dd821db5eeee867-462"/>
-      <w:bookmarkEnd w:id="10"/>
-      <w:r>
-        <w:rPr>
-          <w:rFonts w:ascii="Google Sans Text;sans-serif" w:hAnsi="Google Sans Text;sans-serif"/>
+        <w:rPr/>
+      </w:pPr>
+      <w:bookmarkStart w:id="5" w:name="p-rc_8dd821db5eeee867-462"/>
+      <w:bookmarkEnd w:id="5"/>
+      <w:r>
+        <w:rPr>
+          <w:rFonts w:ascii="Arial" w:hAnsi="Arial"/>
         </w:rPr>
         <w:t xml:space="preserve">All'interno di questa architettura, abbiamo implementato una separazione netta tra la </w:t>
       </w:r>
       <w:r>
         <w:rPr>
-          <w:rFonts w:ascii="Google Sans Text;sans-serif" w:hAnsi="Google Sans Text;sans-serif"/>
+          <w:rFonts w:ascii="Arial" w:hAnsi="Arial"/>
           <w:b/>
         </w:rPr>
         <w:t>progressione meccanica</w:t>
       </w:r>
       <w:r>
         <w:rPr>
-          <w:rFonts w:ascii="Google Sans Text;sans-serif" w:hAnsi="Google Sans Text;sans-serif"/>
+          <w:rFonts w:ascii="Arial" w:hAnsi="Arial"/>
         </w:rPr>
         <w:t xml:space="preserve"> e la </w:t>
       </w:r>
       <w:r>
         <w:rPr>
-          <w:rFonts w:ascii="Google Sans Text;sans-serif" w:hAnsi="Google Sans Text;sans-serif"/>
+          <w:rFonts w:ascii="Arial" w:hAnsi="Arial"/>
           <w:b/>
         </w:rPr>
         <w:t>narrazione testuale</w:t>
       </w:r>
       <w:r>
         <w:rPr>
-          <w:rFonts w:ascii="Google Sans Text;sans-serif" w:hAnsi="Google Sans Text;sans-serif"/>
+          <w:rFonts w:ascii="Arial" w:hAnsi="Arial"/>
         </w:rPr>
         <w:t xml:space="preserve"> delle missioni di gioco. Il LoreMasterAgent genera nel tag </w:t>
       </w:r>
       <w:r>
         <w:rPr>
-          <w:rStyle w:val="Testosorgenteuser"/>
-          <w:rFonts w:ascii="Google Sans Text;sans-serif" w:hAnsi="Google Sans Text;sans-serif"/>
+          <w:rStyle w:val="Testosorgente"/>
+          <w:rFonts w:ascii="Arial" w:hAnsi="Arial"/>
         </w:rPr>
         <w:t>[TAPPE_STORIA]</w:t>
       </w:r>
       <w:r>
         <w:rPr>
-          <w:rFonts w:ascii="Google Sans Text;sans-serif" w:hAnsi="Google Sans Text;sans-serif"/>
+          <w:rFonts w:ascii="Arial" w:hAnsi="Arial"/>
         </w:rPr>
         <w:t xml:space="preserve"> la descrizione testuale ed evocativa dei compiti che il giocatore dovrà affrontare. Il nostro backend esegue il parsing di questo blocco esclusivamente per popolare la sezione descrittiva del Diario/Codex a beneficio dell'utente. </w:t>
       </w:r>
@@ -2494,41 +2276,39 @@
         <w:spacing w:lineRule="auto" w:line="274" w:before="0" w:after="140"/>
         <w:ind w:hanging="0" w:start="0" w:end="0"/>
         <w:jc w:val="both"/>
-        <w:rPr>
-          <w:rFonts w:ascii="Google Sans Text;sans-serif" w:hAnsi="Google Sans Text;sans-serif"/>
-        </w:rPr>
-      </w:pPr>
-      <w:bookmarkStart w:id="11" w:name="p-rc_8dd821db5eeee867-463"/>
-      <w:bookmarkEnd w:id="11"/>
-      <w:r>
-        <w:rPr>
-          <w:rFonts w:ascii="Google Sans Text;sans-serif" w:hAnsi="Google Sans Text;sans-serif"/>
+        <w:rPr/>
+      </w:pPr>
+      <w:bookmarkStart w:id="6" w:name="p-rc_8dd821db5eeee867-463"/>
+      <w:bookmarkEnd w:id="6"/>
+      <w:r>
+        <w:rPr>
+          <w:rFonts w:ascii="Arial" w:hAnsi="Arial"/>
         </w:rPr>
         <w:t>Parallelamente, e per evitare che un'eventuale allucinazione linguistica del modello interrompa il flusso di gioco, il codice Python genera in modo deterministico la struttura logica di controllo (</w:t>
       </w:r>
       <w:r>
         <w:rPr>
-          <w:rStyle w:val="Testosorgenteuser"/>
-          <w:rFonts w:ascii="Google Sans Text;sans-serif" w:hAnsi="Google Sans Text;sans-serif"/>
+          <w:rStyle w:val="Testosorgente"/>
+          <w:rFonts w:ascii="Arial" w:hAnsi="Arial"/>
         </w:rPr>
         <w:t>tappe_strutturate</w:t>
       </w:r>
       <w:r>
         <w:rPr>
-          <w:rFonts w:ascii="Google Sans Text;sans-serif" w:hAnsi="Google Sans Text;sans-serif"/>
+          <w:rFonts w:ascii="Arial" w:hAnsi="Arial"/>
         </w:rPr>
         <w:t xml:space="preserve">) partendo direttamente dai JSON Pydantic validati a monte dai primi due agenti. Questo approccio </w:t>
       </w:r>
       <w:r>
         <w:rPr>
-          <w:rFonts w:ascii="Google Sans Text;sans-serif" w:hAnsi="Google Sans Text;sans-serif"/>
+          <w:rFonts w:ascii="Arial" w:hAnsi="Arial"/>
           <w:i/>
         </w:rPr>
         <w:t>Dual-Layer</w:t>
       </w:r>
       <w:r>
         <w:rPr>
-          <w:rFonts w:ascii="Google Sans Text;sans-serif" w:hAnsi="Google Sans Text;sans-serif"/>
+          <w:rFonts w:ascii="Arial" w:hAnsi="Arial"/>
         </w:rPr>
         <w:t xml:space="preserve"> garantisce il perfetto allineamento del sistema: il giocatore legge una cronologia narrativa coerente e immersiva generata dall'IA, mentre il motore di gioco convalida il superamento dei blocchi spaziali e logici con la precisione matematica del codice nativo, eliminando ogni vulnerabilità legata al mancato rispetto dei formati testuali da parte dell'LLM. </w:t>
       </w:r>
@@ -2539,56 +2319,66 @@
         <w:spacing w:lineRule="auto" w:line="274" w:before="0" w:after="140"/>
         <w:ind w:hanging="0" w:start="0" w:end="0"/>
         <w:jc w:val="both"/>
-        <w:rPr>
-          <w:rFonts w:ascii="Google Sans Text;sans-serif" w:hAnsi="Google Sans Text;sans-serif"/>
-        </w:rPr>
-      </w:pPr>
-      <w:bookmarkStart w:id="12" w:name="p-rc_8dd821db5eeee867-464"/>
-      <w:bookmarkEnd w:id="12"/>
-      <w:r>
-        <w:rPr>
-          <w:rFonts w:ascii="Google Sans Text;sans-serif" w:hAnsi="Google Sans Text;sans-serif"/>
+        <w:rPr/>
+      </w:pPr>
+      <w:bookmarkStart w:id="7" w:name="p-rc_8dd821db5eeee867-464"/>
+      <w:bookmarkEnd w:id="7"/>
+      <w:r>
+        <w:rPr>
+          <w:rFonts w:ascii="Arial" w:hAnsi="Arial"/>
         </w:rPr>
         <w:t xml:space="preserve">A questa impostazione si affianca una strategia </w:t>
       </w:r>
       <w:r>
         <w:rPr>
-          <w:rFonts w:ascii="Google Sans Text;sans-serif" w:hAnsi="Google Sans Text;sans-serif"/>
+          <w:rFonts w:ascii="Arial" w:hAnsi="Arial"/>
           <w:i/>
         </w:rPr>
         <w:t>dual-model</w:t>
       </w:r>
       <w:r>
         <w:rPr>
-          <w:rFonts w:ascii="Google Sans Text;sans-serif" w:hAnsi="Google Sans Text;sans-serif"/>
+          <w:rFonts w:ascii="Arial" w:hAnsi="Arial"/>
         </w:rPr>
         <w:t xml:space="preserve"> basata su un trade-off costo/qualità esplicito: riserviamo il modello premium (</w:t>
       </w:r>
       <w:r>
         <w:rPr>
-          <w:rStyle w:val="Testosorgenteuser"/>
-          <w:rFonts w:ascii="Google Sans Text;sans-serif" w:hAnsi="Google Sans Text;sans-serif"/>
+          <w:rStyle w:val="Testosorgente"/>
+          <w:rFonts w:ascii="Arial" w:hAnsi="Arial"/>
         </w:rPr>
         <w:t>STORY_MODEL_NAME</w:t>
       </w:r>
       <w:r>
         <w:rPr>
-          <w:rFonts w:ascii="Google Sans Text;sans-serif" w:hAnsi="Google Sans Text;sans-serif"/>
+          <w:rFonts w:ascii="Arial" w:hAnsi="Arial"/>
         </w:rPr>
         <w:t>) esclusivamente per la singola chiamata complessa iniziale gestita dal Lore Master, dove la qualità stilistica influenza l'intera lore della sessione. Per i turni ordinari di interazione in tempo reale, la conversazione viene invece delegata a un modello economico e rapido (</w:t>
       </w:r>
       <w:r>
         <w:rPr>
-          <w:rStyle w:val="Testosorgenteuser"/>
-          <w:rFonts w:ascii="Google Sans Text;sans-serif" w:hAnsi="Google Sans Text;sans-serif"/>
+          <w:rStyle w:val="Testosorgente"/>
+          <w:rFonts w:ascii="Arial" w:hAnsi="Arial"/>
         </w:rPr>
         <w:t>MODEL_NAME</w:t>
       </w:r>
       <w:r>
         <w:rPr>
-          <w:rFonts w:ascii="Google Sans Text;sans-serif" w:hAnsi="Google Sans Text;sans-serif"/>
-        </w:rPr>
-        <w:t>), riducendo drasticamente il consumo di token senza inficiare l'esperienza utente.</w:t>
+          <w:rFonts w:ascii="Arial" w:hAnsi="Arial"/>
+        </w:rPr>
+        <w:t xml:space="preserve">), riducendo drasticamente il consumo di token senza </w:t>
+      </w:r>
+      <w:r>
+        <w:rPr>
+          <w:rFonts w:ascii="Arial" w:hAnsi="Arial"/>
+        </w:rPr>
+        <w:t>modificare</w:t>
+      </w:r>
+      <w:r>
+        <w:rPr>
+          <w:rFonts w:ascii="Arial" w:hAnsi="Arial"/>
+        </w:rPr>
+        <w:t xml:space="preserve"> l'esperienza utente.</w:t>
       </w:r>
     </w:p>
     <w:p>
@@ -2614,41 +2404,39 @@
         <w:pStyle w:val="BodyText"/>
         <w:spacing w:lineRule="auto" w:line="300" w:before="0" w:after="160"/>
         <w:jc w:val="both"/>
-        <w:rPr>
-          <w:rFonts w:ascii="Arial" w:hAnsi="Arial"/>
-        </w:rPr>
-      </w:pPr>
-      <w:bookmarkStart w:id="13" w:name="p-rc_b3372c0d0e48c273-310"/>
-      <w:bookmarkEnd w:id="13"/>
-      <w:r>
-        <w:rPr>
-          <w:rFonts w:ascii="Google Sans Text;sans-serif" w:hAnsi="Google Sans Text;sans-serif"/>
+        <w:rPr/>
+      </w:pPr>
+      <w:bookmarkStart w:id="8" w:name="p-rc_b3372c0d0e48c273-310"/>
+      <w:bookmarkEnd w:id="8"/>
+      <w:r>
+        <w:rPr>
+          <w:rFonts w:ascii="Arial" w:hAnsi="Arial"/>
         </w:rPr>
         <w:t xml:space="preserve">Per guidare il modello conversazionale durante la partita ed evitare che perda aderenza rispetto alla trama e alle restrizioni spaziali, abbiamo sviluppato all'interno di </w:t>
       </w:r>
       <w:r>
         <w:rPr>
-          <w:rStyle w:val="Testosorgenteuser"/>
-          <w:rFonts w:ascii="Google Sans Text;sans-serif" w:hAnsi="Google Sans Text;sans-serif"/>
+          <w:rStyle w:val="Testosorgente"/>
+          <w:rFonts w:ascii="Arial" w:hAnsi="Arial"/>
         </w:rPr>
         <w:t>app.py</w:t>
       </w:r>
       <w:r>
         <w:rPr>
-          <w:rFonts w:ascii="Google Sans Text;sans-serif" w:hAnsi="Google Sans Text;sans-serif"/>
+          <w:rFonts w:ascii="Arial" w:hAnsi="Arial"/>
         </w:rPr>
         <w:t xml:space="preserve"> un controllore dinamico di dialogo che agisce come un meccanismo di </w:t>
       </w:r>
       <w:r>
         <w:rPr>
-          <w:rFonts w:ascii="Google Sans Text;sans-serif" w:hAnsi="Google Sans Text;sans-serif"/>
+          <w:rFonts w:ascii="Arial" w:hAnsi="Arial"/>
           <w:i/>
         </w:rPr>
         <w:t>steering prompt</w:t>
       </w:r>
       <w:r>
         <w:rPr>
-          <w:rFonts w:ascii="Google Sans Text;sans-serif" w:hAnsi="Google Sans Text;sans-serif"/>
+          <w:rFonts w:ascii="Arial" w:hAnsi="Arial"/>
         </w:rPr>
         <w:t xml:space="preserve">. Ad ogni singolo turno di gioco, prima che l'input del giocatore venga inoltrato all'LLM, il backend ricalcola lo stato della partita e inietta un messaggio di sistema aggiuntivo nel contesto della conversazione. </w:t>
       </w:r>
@@ -2659,28 +2447,50 @@
         <w:spacing w:lineRule="auto" w:line="274" w:before="0" w:after="140"/>
         <w:ind w:hanging="0" w:start="0" w:end="0"/>
         <w:jc w:val="both"/>
-        <w:rPr>
-          <w:rFonts w:ascii="Arial" w:hAnsi="Arial"/>
-        </w:rPr>
-      </w:pPr>
-      <w:bookmarkStart w:id="14" w:name="p-rc_b3372c0d0e48c273-311"/>
-      <w:bookmarkEnd w:id="14"/>
-      <w:r>
-        <w:rPr>
-          <w:rFonts w:ascii="Google Sans Text;sans-serif" w:hAnsi="Google Sans Text;sans-serif"/>
-        </w:rPr>
-        <w:t xml:space="preserve">Questo prompt di steering contestuale include parametri aggiornati in tempo reale: la tappa attualmente attiva con il relativo obiettivo di gioco, la posizione spaziale del giocatore sulla mappa e una flag restrittiva qualora l'utente si trovi nell'area del boss prima del tempo. Il controllore impone inoltre cinque regole esplicite di comportamento, che spaziano dal diniego immersivo dell'area finale (giustificato diegeticamente da frane o barriere magiche) fino all'obbligo di emettere il tag specifico </w:t>
-      </w:r>
-      <w:r>
-        <w:rPr>
-          <w:rStyle w:val="Testosorgenteuser"/>
-          <w:rFonts w:ascii="Google Sans Text;sans-serif" w:hAnsi="Google Sans Text;sans-serif"/>
+        <w:rPr/>
+      </w:pPr>
+      <w:bookmarkStart w:id="9" w:name="p-rc_b3372c0d0e48c273-311"/>
+      <w:bookmarkEnd w:id="9"/>
+      <w:r>
+        <w:rPr>
+          <w:rFonts w:ascii="Arial" w:hAnsi="Arial"/>
+        </w:rPr>
+        <w:t>Questo prompt di steering contestuale include parametri aggiornati in tempo reale: la tappa attualmente attiva con il relativo obiettivo di gioco, la posizione spaziale del giocatore sulla mappa e una flag restrittiva qualora l'utente si trovi nell'area del boss prima del tempo. Il controllore impone inoltre cinque regole esplicite di comportamento, che spaziano dal</w:t>
+      </w:r>
+      <w:r>
+        <w:rPr>
+          <w:rFonts w:ascii="Arial" w:hAnsi="Arial"/>
+        </w:rPr>
+        <w:t>l’</w:t>
+      </w:r>
+      <w:r>
+        <w:rPr>
+          <w:rFonts w:ascii="Arial" w:hAnsi="Arial"/>
+        </w:rPr>
+        <w:t>immersiv</w:t>
+      </w:r>
+      <w:r>
+        <w:rPr>
+          <w:rFonts w:ascii="Arial" w:hAnsi="Arial"/>
+        </w:rPr>
+        <w:t>ità</w:t>
+      </w:r>
+      <w:r>
+        <w:rPr>
+          <w:rFonts w:ascii="Arial" w:hAnsi="Arial"/>
+        </w:rPr>
+        <w:t xml:space="preserve"> dell'area finale (giustificato  da frane o barriere magiche) fino all'obbligo di emettere il tag specifico </w:t>
+      </w:r>
+      <w:r>
+        <w:rPr>
+          <w:rStyle w:val="Testosorgente"/>
+          <w:rFonts w:ascii="Arial" w:hAnsi="Arial"/>
         </w:rPr>
         <w:t>[STEP_COMPLETATO]</w:t>
       </w:r>
       <w:r>
         <w:rPr>
-          <w:rFonts w:ascii="Google Sans Text;sans-serif" w:hAnsi="Google Sans Text;sans-serif"/>
+          <w:rFonts w:ascii="Arial" w:hAnsi="Arial"/>
         </w:rPr>
         <w:t xml:space="preserve"> non appena le condizioni di superamento della tappa corrente vengono soddisfatte. </w:t>
       </w:r>
@@ -2691,26 +2501,24 @@
         <w:spacing w:lineRule="auto" w:line="274" w:before="0" w:after="140"/>
         <w:ind w:hanging="0" w:start="0" w:end="0"/>
         <w:jc w:val="both"/>
-        <w:rPr>
-          <w:rFonts w:ascii="Arial" w:hAnsi="Arial"/>
-        </w:rPr>
-      </w:pPr>
-      <w:r>
-        <w:rPr>
-          <w:rFonts w:ascii="Google Sans Text;sans-serif" w:hAnsi="Google Sans Text;sans-serif"/>
+        <w:rPr/>
+      </w:pPr>
+      <w:r>
+        <w:rPr>
+          <w:rFonts w:ascii="Arial" w:hAnsi="Arial"/>
         </w:rPr>
         <w:t xml:space="preserve">Per convalidare il completamento di ogni milestone, abbiamo strutturato la funzione </w:t>
       </w:r>
       <w:r>
         <w:rPr>
-          <w:rStyle w:val="Testosorgenteuser"/>
-          <w:rFonts w:ascii="Google Sans Text;sans-serif" w:hAnsi="Google Sans Text;sans-serif"/>
+          <w:rStyle w:val="Testosorgente"/>
+          <w:rFonts w:ascii="Arial" w:hAnsi="Arial"/>
         </w:rPr>
         <w:t>_check_advance_step()</w:t>
       </w:r>
       <w:r>
         <w:rPr>
-          <w:rFonts w:ascii="Google Sans Text;sans-serif" w:hAnsi="Google Sans Text;sans-serif"/>
+          <w:rFonts w:ascii="Arial" w:hAnsi="Arial"/>
         </w:rPr>
         <w:t xml:space="preserve"> su tre canali di verifica complementari e ridondanti:</w:t>
       </w:r>
@@ -2729,26 +2537,24 @@
         <w:spacing w:lineRule="auto" w:line="274" w:before="0" w:after="140"/>
         <w:ind w:hanging="283" w:start="709" w:end="0"/>
         <w:jc w:val="both"/>
-        <w:rPr>
-          <w:rFonts w:ascii="Arial" w:hAnsi="Arial"/>
-        </w:rPr>
-      </w:pPr>
-      <w:r>
-        <w:rPr>
-          <w:rFonts w:ascii="Google Sans Text;sans-serif" w:hAnsi="Google Sans Text;sans-serif"/>
+        <w:rPr/>
+      </w:pPr>
+      <w:r>
+        <w:rPr>
+          <w:rFonts w:ascii="Arial" w:hAnsi="Arial"/>
         </w:rPr>
         <w:t xml:space="preserve">Il rilevamento del tag esplicito </w:t>
       </w:r>
       <w:r>
         <w:rPr>
-          <w:rStyle w:val="Testosorgenteuser"/>
-          <w:rFonts w:ascii="Google Sans Text;sans-serif" w:hAnsi="Google Sans Text;sans-serif"/>
+          <w:rStyle w:val="Testosorgente"/>
+          <w:rFonts w:ascii="Arial" w:hAnsi="Arial"/>
         </w:rPr>
         <w:t>[STEP_COMPLETATO]</w:t>
       </w:r>
       <w:r>
         <w:rPr>
-          <w:rFonts w:ascii="Google Sans Text;sans-serif" w:hAnsi="Google Sans Text;sans-serif"/>
+          <w:rFonts w:ascii="Arial" w:hAnsi="Arial"/>
         </w:rPr>
         <w:t xml:space="preserve"> generato dal modello.</w:t>
       </w:r>
@@ -2767,28 +2573,26 @@
         <w:spacing w:lineRule="auto" w:line="274" w:before="0" w:after="140"/>
         <w:ind w:hanging="283" w:start="709" w:end="0"/>
         <w:jc w:val="both"/>
-        <w:rPr>
-          <w:rFonts w:ascii="Arial" w:hAnsi="Arial"/>
-        </w:rPr>
-      </w:pPr>
-      <w:bookmarkStart w:id="15" w:name="p-rc_b3372c0d0e48c273-312"/>
-      <w:bookmarkEnd w:id="15"/>
-      <w:r>
-        <w:rPr>
-          <w:rFonts w:ascii="Google Sans Text;sans-serif" w:hAnsi="Google Sans Text;sans-serif"/>
+        <w:rPr/>
+      </w:pPr>
+      <w:bookmarkStart w:id="10" w:name="p-rc_b3372c0d0e48c273-312"/>
+      <w:bookmarkEnd w:id="10"/>
+      <w:r>
+        <w:rPr>
+          <w:rFonts w:ascii="Arial" w:hAnsi="Arial"/>
         </w:rPr>
         <w:t xml:space="preserve">La notifica di vittoria in combattimento contro il nemico designato per quella specifica tappa, inoltrata direttamente da </w:t>
       </w:r>
       <w:r>
         <w:rPr>
-          <w:rStyle w:val="Testosorgenteuser"/>
-          <w:rFonts w:ascii="Google Sans Text;sans-serif" w:hAnsi="Google Sans Text;sans-serif"/>
+          <w:rStyle w:val="Testosorgente"/>
+          <w:rFonts w:ascii="Arial" w:hAnsi="Arial"/>
         </w:rPr>
         <w:t>combat_engine.py</w:t>
       </w:r>
       <w:r>
         <w:rPr>
-          <w:rFonts w:ascii="Google Sans Text;sans-serif" w:hAnsi="Google Sans Text;sans-serif"/>
+          <w:rFonts w:ascii="Arial" w:hAnsi="Arial"/>
         </w:rPr>
         <w:t xml:space="preserve">. </w:t>
       </w:r>
@@ -2808,51 +2612,51 @@
         <w:ind w:hanging="283" w:start="709" w:end="0"/>
         <w:jc w:val="both"/>
         <w:rPr>
-          <w:rFonts w:ascii="Google Sans Text;sans-serif" w:hAnsi="Google Sans Text;sans-serif"/>
-        </w:rPr>
-      </w:pPr>
-      <w:r>
-        <w:rPr>
-          <w:rFonts w:ascii="Google Sans Text;sans-serif" w:hAnsi="Google Sans Text;sans-serif"/>
+          <w:rFonts w:ascii="Arial" w:hAnsi="Arial"/>
+        </w:rPr>
+      </w:pPr>
+      <w:r>
+        <w:rPr>
+          <w:rFonts w:ascii="Arial" w:hAnsi="Arial"/>
         </w:rPr>
         <w:t>Una rete di sicurezza euristica che esegue una ricerca testuale (</w:t>
       </w:r>
       <w:r>
         <w:rPr>
-          <w:rFonts w:ascii="Google Sans Text;sans-serif" w:hAnsi="Google Sans Text;sans-serif"/>
+          <w:rFonts w:ascii="Arial" w:hAnsi="Arial"/>
           <w:i/>
         </w:rPr>
         <w:t>string matching</w:t>
       </w:r>
       <w:r>
         <w:rPr>
-          <w:rFonts w:ascii="Google Sans Text;sans-serif" w:hAnsi="Google Sans Text;sans-serif"/>
+          <w:rFonts w:ascii="Arial" w:hAnsi="Arial"/>
         </w:rPr>
         <w:t xml:space="preserve">) nella risposta del Dungeon Master, cercando espressioni di successo associate al nome del personaggio coinvolto (es. </w:t>
       </w:r>
       <w:r>
         <w:rPr>
-          <w:rFonts w:ascii="Google Sans Text;sans-serif" w:hAnsi="Google Sans Text;sans-serif"/>
+          <w:rFonts w:ascii="Arial" w:hAnsi="Arial"/>
           <w:i/>
         </w:rPr>
         <w:t>"ti consegna"</w:t>
       </w:r>
       <w:r>
         <w:rPr>
-          <w:rFonts w:ascii="Google Sans Text;sans-serif" w:hAnsi="Google Sans Text;sans-serif"/>
+          <w:rFonts w:ascii="Arial" w:hAnsi="Arial"/>
         </w:rPr>
         <w:t xml:space="preserve">, </w:t>
       </w:r>
       <w:r>
         <w:rPr>
-          <w:rFonts w:ascii="Google Sans Text;sans-serif" w:hAnsi="Google Sans Text;sans-serif"/>
+          <w:rFonts w:ascii="Arial" w:hAnsi="Arial"/>
           <w:i/>
         </w:rPr>
         <w:t>"hai superato la prova"</w:t>
       </w:r>
       <w:r>
         <w:rPr>
-          <w:rFonts w:ascii="Google Sans Text;sans-serif" w:hAnsi="Google Sans Text;sans-serif"/>
+          <w:rFonts w:ascii="Arial" w:hAnsi="Arial"/>
         </w:rPr>
         <w:t>).</w:t>
       </w:r>
@@ -2864,12 +2668,12 @@
         <w:ind w:hanging="0" w:start="0" w:end="0"/>
         <w:jc w:val="both"/>
         <w:rPr>
-          <w:rFonts w:ascii="Google Sans Text;sans-serif" w:hAnsi="Google Sans Text;sans-serif"/>
-        </w:rPr>
-      </w:pPr>
-      <w:r>
-        <w:rPr>
-          <w:rFonts w:ascii="Google Sans Text;sans-serif" w:hAnsi="Google Sans Text;sans-serif"/>
+          <w:rFonts w:ascii="Arial" w:hAnsi="Arial"/>
+        </w:rPr>
+      </w:pPr>
+      <w:r>
+        <w:rPr>
+          <w:rFonts w:ascii="Arial" w:hAnsi="Arial"/>
         </w:rPr>
         <w:t>Siamo consapevoli che questo terzo canale, basandosi su euristiche puramente testuali, rappresenta una soluzione probabilistica: sebbene funzioni correttamente nei flussi di gioco tipici, potrebbe mancare l'attivazione in rari casi limite qualora il modello scelga formulazioni narrative eccessivamente inconsuete o metaforiche.</w:t>
       </w:r>
@@ -2897,67 +2701,65 @@
         <w:pStyle w:val="BodyText"/>
         <w:spacing w:lineRule="auto" w:line="300" w:before="0" w:after="160"/>
         <w:jc w:val="both"/>
-        <w:rPr>
-          <w:rFonts w:ascii="Arial" w:hAnsi="Arial"/>
-        </w:rPr>
-      </w:pPr>
-      <w:bookmarkStart w:id="16" w:name="p-rc_b3372c0d0e48c273-313"/>
-      <w:bookmarkEnd w:id="16"/>
-      <w:r>
-        <w:rPr>
-          <w:rFonts w:ascii="Google Sans Text;sans-serif" w:hAnsi="Google Sans Text;sans-serif"/>
+        <w:rPr/>
+      </w:pPr>
+      <w:bookmarkStart w:id="11" w:name="p-rc_b3372c0d0e48c273-313"/>
+      <w:bookmarkEnd w:id="11"/>
+      <w:r>
+        <w:rPr>
+          <w:rFonts w:ascii="Arial" w:hAnsi="Arial"/>
         </w:rPr>
         <w:t>Coerentemente con i principi di sviluppo sicuro, consideriamo l'output del modello linguistico come testo non fidato (</w:t>
       </w:r>
       <w:r>
         <w:rPr>
-          <w:rFonts w:ascii="Google Sans Text;sans-serif" w:hAnsi="Google Sans Text;sans-serif"/>
+          <w:rFonts w:ascii="Arial" w:hAnsi="Arial"/>
           <w:i/>
         </w:rPr>
         <w:t>untrusted string</w:t>
       </w:r>
       <w:r>
         <w:rPr>
-          <w:rFonts w:ascii="Google Sans Text;sans-serif" w:hAnsi="Google Sans Text;sans-serif"/>
+          <w:rFonts w:ascii="Arial" w:hAnsi="Arial"/>
         </w:rPr>
         <w:t>). Prima che la risposta del Dungeon Master venga inviata al frontend custom, il backend esegue una suite di espressioni regolari che isola, estrae e ripulisce i tag operativi (</w:t>
       </w:r>
       <w:r>
         <w:rPr>
-          <w:rStyle w:val="Testosorgenteuser"/>
-          <w:rFonts w:ascii="Google Sans Text;sans-serif" w:hAnsi="Google Sans Text;sans-serif"/>
+          <w:rStyle w:val="Testosorgente"/>
+          <w:rFonts w:ascii="Arial" w:hAnsi="Arial"/>
         </w:rPr>
         <w:t>[AZIONE_INIZIALE]</w:t>
       </w:r>
       <w:r>
         <w:rPr>
-          <w:rFonts w:ascii="Google Sans Text;sans-serif" w:hAnsi="Google Sans Text;sans-serif"/>
+          <w:rFonts w:ascii="Arial" w:hAnsi="Arial"/>
         </w:rPr>
         <w:t xml:space="preserve">, </w:t>
       </w:r>
       <w:r>
         <w:rPr>
-          <w:rStyle w:val="Testosorgenteuser"/>
-          <w:rFonts w:ascii="Google Sans Text;sans-serif" w:hAnsi="Google Sans Text;sans-serif"/>
+          <w:rStyle w:val="Testosorgente"/>
+          <w:rFonts w:ascii="Arial" w:hAnsi="Arial"/>
         </w:rPr>
         <w:t>[DANNI: X]</w:t>
       </w:r>
       <w:r>
         <w:rPr>
-          <w:rFonts w:ascii="Google Sans Text;sans-serif" w:hAnsi="Google Sans Text;sans-serif"/>
+          <w:rFonts w:ascii="Arial" w:hAnsi="Arial"/>
         </w:rPr>
         <w:t xml:space="preserve">, </w:t>
       </w:r>
       <w:r>
         <w:rPr>
-          <w:rStyle w:val="Testosorgenteuser"/>
-          <w:rFonts w:ascii="Google Sans Text;sans-serif" w:hAnsi="Google Sans Text;sans-serif"/>
+          <w:rStyle w:val="Testosorgente"/>
+          <w:rFonts w:ascii="Arial" w:hAnsi="Arial"/>
         </w:rPr>
         <w:t>[STEP_COMPLETATO]</w:t>
       </w:r>
       <w:r>
         <w:rPr>
-          <w:rFonts w:ascii="Google Sans Text;sans-serif" w:hAnsi="Google Sans Text;sans-serif"/>
+          <w:rFonts w:ascii="Arial" w:hAnsi="Arial"/>
         </w:rPr>
         <w:t xml:space="preserve">). Questo impedisce che stringhe di markup tecnico sporchino l'interfaccia utente, applicando valori di default sicuri in caso di tag formattati in modo errato. </w:t>
       </w:r>
@@ -2968,28 +2770,26 @@
         <w:spacing w:lineRule="auto" w:line="274" w:before="0" w:after="140"/>
         <w:ind w:hanging="0" w:start="0" w:end="0"/>
         <w:jc w:val="both"/>
-        <w:rPr>
-          <w:rFonts w:ascii="Arial" w:hAnsi="Arial"/>
-        </w:rPr>
-      </w:pPr>
-      <w:bookmarkStart w:id="17" w:name="p-rc_b3372c0d0e48c273-314"/>
-      <w:bookmarkEnd w:id="17"/>
-      <w:r>
-        <w:rPr>
-          <w:rFonts w:ascii="Google Sans Text;sans-serif" w:hAnsi="Google Sans Text;sans-serif"/>
+        <w:rPr/>
+      </w:pPr>
+      <w:bookmarkStart w:id="12" w:name="p-rc_b3372c0d0e48c273-314"/>
+      <w:bookmarkEnd w:id="12"/>
+      <w:r>
+        <w:rPr>
+          <w:rFonts w:ascii="Arial" w:hAnsi="Arial"/>
         </w:rPr>
         <w:t>La scelta architetturale più significativa in questa direzione è rappresentata dal nostro motore di combattimento locale (</w:t>
       </w:r>
       <w:r>
         <w:rPr>
-          <w:rStyle w:val="Testosorgenteuser"/>
-          <w:rFonts w:ascii="Google Sans Text;sans-serif" w:hAnsi="Google Sans Text;sans-serif"/>
+          <w:rStyle w:val="Testosorgente"/>
+          <w:rFonts w:ascii="Arial" w:hAnsi="Arial"/>
         </w:rPr>
         <w:t>combat_engine.py</w:t>
       </w:r>
       <w:r>
         <w:rPr>
-          <w:rFonts w:ascii="Google Sans Text;sans-serif" w:hAnsi="Google Sans Text;sans-serif"/>
+          <w:rFonts w:ascii="Arial" w:hAnsi="Arial"/>
         </w:rPr>
         <w:t>). Non appena il sistema rileva l'attivazione di uno scontro, la componente generativa dell'IA viene interamente bypassata per tutta la durata del duello. Tiri di dado, calcoli della classe armatura, dinamiche di danno, tentativi di fuga ed effetti di cura vengono elaborati in modo puramente deterministico dal codice Python. Questo disaccoppiamento totale elimina alla radice il rischio di allucinazioni numeriche (come la variazione casuale dei punti vita dei nemici o l'incoerenza dei danni subiti) proprio nella fase più critica del gameplay, azzerando al contempo la latenza di rete e i costi di token durante i turni tattici.</w:t>
       </w:r>
@@ -3039,16 +2839,16 @@
         <w:spacing w:lineRule="auto" w:line="300" w:before="0" w:after="160"/>
         <w:jc w:val="both"/>
         <w:rPr>
-          <w:rFonts w:ascii="Google Sans Text;sans-serif" w:hAnsi="Google Sans Text;sans-serif"/>
-        </w:rPr>
-      </w:pPr>
-      <w:bookmarkStart w:id="18" w:name="p-rc_1808c26b87c87e2a-345"/>
-      <w:bookmarkEnd w:id="18"/>
-      <w:r>
-        <w:rPr>
-          <w:rFonts w:ascii="Google Sans Text;sans-serif" w:hAnsi="Google Sans Text;sans-serif"/>
-        </w:rPr>
-        <w:t xml:space="preserve">Durante lo sviluppo abbiamo prestato particolare attenzione al bilanciamento tra la qualità dell'esperienza di gioco e il consumo di risorse computazionali ed economiche. Grazie all'architettura ibrida che abbiamo progettato, il numero di chiamate alle API esterne per singola partita è ridotto al minimo e risulta altamente prevedibile: </w:t>
+          <w:rFonts w:ascii="Arial" w:hAnsi="Arial"/>
+        </w:rPr>
+      </w:pPr>
+      <w:bookmarkStart w:id="13" w:name="p-rc_1808c26b87c87e2a-345"/>
+      <w:bookmarkEnd w:id="13"/>
+      <w:r>
+        <w:rPr>
+          <w:rFonts w:ascii="Arial" w:hAnsi="Arial"/>
+        </w:rPr>
+        <w:t>Durante lo sviluppo abbiamo prestato particolare attenzione al bilanciamento tra la qualità dell'esperienza di gioco e il consumo di risorse computazionali ed economiche. Grazie all'architettura ibrida che abbiamo progettato, il numero di chiamate alle API esterne per singola partita è ridotto al minimo:</w:t>
       </w:r>
     </w:p>
     <w:p>
@@ -3065,35 +2865,38 @@
         <w:spacing w:lineRule="auto" w:line="274" w:before="0" w:after="140"/>
         <w:ind w:hanging="283" w:start="709" w:end="0"/>
         <w:jc w:val="both"/>
-        <w:rPr>
-          <w:rFonts w:ascii="Arial" w:hAnsi="Arial"/>
-        </w:rPr>
-      </w:pPr>
-      <w:bookmarkStart w:id="19" w:name="p-rc_1808c26b87c87e2a-346"/>
-      <w:bookmarkEnd w:id="19"/>
-      <w:r>
-        <w:rPr>
-          <w:rFonts w:ascii="Google Sans Text;sans-serif" w:hAnsi="Google Sans Text;sans-serif"/>
-          <w:b/>
-        </w:rPr>
-        <w:t>Una singola chiamata al modello premium</w:t>
-      </w:r>
-      <w:r>
-        <w:rPr>
-          <w:rFonts w:ascii="Google Sans Text;sans-serif" w:hAnsi="Google Sans Text;sans-serif"/>
+        <w:rPr/>
+      </w:pPr>
+      <w:r>
+        <w:rPr>
+          <w:rFonts w:ascii="Arial" w:hAnsi="Arial"/>
+          <w:b/>
+        </w:rPr>
+        <w:t>U</w:t>
+      </w:r>
+      <w:r>
+        <w:rPr>
+          <w:rFonts w:ascii="Arial" w:hAnsi="Arial"/>
+          <w:b/>
+        </w:rPr>
+        <w:t>na singola chiamata al modello premium</w:t>
+      </w:r>
+      <w:r>
+        <w:rPr>
+          <w:rFonts w:ascii="Arial" w:hAnsi="Arial"/>
         </w:rPr>
         <w:t xml:space="preserve"> (</w:t>
       </w:r>
       <w:r>
         <w:rPr>
-          <w:rStyle w:val="Testosorgenteuser"/>
-          <w:rFonts w:ascii="Google Sans Text;sans-serif" w:hAnsi="Google Sans Text;sans-serif"/>
+          <w:rStyle w:val="Testosorgente"/>
+          <w:rFonts w:ascii="Arial" w:hAnsi="Arial"/>
         </w:rPr>
         <w:t>STORY_MODEL_NAME</w:t>
       </w:r>
       <w:r>
         <w:rPr>
-          <w:rFonts w:ascii="Google Sans Text;sans-serif" w:hAnsi="Google Sans Text;sans-serif"/>
+          <w:rFonts w:ascii="Arial" w:hAnsi="Arial"/>
         </w:rPr>
         <w:t xml:space="preserve">) per l'intera sessione, eseguita esclusivamente all'inizio per la generazione procedurale della mappa e della lore da parte della pipeline Agno. </w:t>
       </w:r>
@@ -3112,35 +2915,38 @@
         <w:spacing w:lineRule="auto" w:line="274" w:before="0" w:after="140"/>
         <w:ind w:hanging="283" w:start="709" w:end="0"/>
         <w:jc w:val="both"/>
-        <w:rPr>
-          <w:rFonts w:ascii="Arial" w:hAnsi="Arial"/>
-        </w:rPr>
-      </w:pPr>
-      <w:bookmarkStart w:id="20" w:name="p-rc_1808c26b87c87e2a-347"/>
-      <w:bookmarkEnd w:id="20"/>
-      <w:r>
-        <w:rPr>
-          <w:rFonts w:ascii="Google Sans Text;sans-serif" w:hAnsi="Google Sans Text;sans-serif"/>
-          <w:b/>
-        </w:rPr>
-        <w:t>Una chiamata al modello economico</w:t>
-      </w:r>
-      <w:r>
-        <w:rPr>
-          <w:rFonts w:ascii="Google Sans Text;sans-serif" w:hAnsi="Google Sans Text;sans-serif"/>
+        <w:rPr/>
+      </w:pPr>
+      <w:r>
+        <w:rPr>
+          <w:rFonts w:ascii="Arial" w:hAnsi="Arial"/>
+          <w:b/>
+        </w:rPr>
+        <w:t>U</w:t>
+      </w:r>
+      <w:r>
+        <w:rPr>
+          <w:rFonts w:ascii="Arial" w:hAnsi="Arial"/>
+          <w:b/>
+        </w:rPr>
+        <w:t>na chiamata al modello economico</w:t>
+      </w:r>
+      <w:r>
+        <w:rPr>
+          <w:rFonts w:ascii="Arial" w:hAnsi="Arial"/>
         </w:rPr>
         <w:t xml:space="preserve"> (</w:t>
       </w:r>
       <w:r>
         <w:rPr>
-          <w:rStyle w:val="Testosorgenteuser"/>
-          <w:rFonts w:ascii="Google Sans Text;sans-serif" w:hAnsi="Google Sans Text;sans-serif"/>
+          <w:rStyle w:val="Testosorgente"/>
+          <w:rFonts w:ascii="Arial" w:hAnsi="Arial"/>
         </w:rPr>
         <w:t>MODEL_NAME</w:t>
       </w:r>
       <w:r>
         <w:rPr>
-          <w:rFonts w:ascii="Google Sans Text;sans-serif" w:hAnsi="Google Sans Text;sans-serif"/>
+          <w:rFonts w:ascii="Arial" w:hAnsi="Arial"/>
         </w:rPr>
         <w:t xml:space="preserve">) per ciascun turno di esplorazione narrativa libera in tempo reale. </w:t>
       </w:r>
@@ -3160,21 +2966,26 @@
         <w:ind w:hanging="283" w:start="709" w:end="0"/>
         <w:jc w:val="both"/>
         <w:rPr>
-          <w:rFonts w:ascii="Google Sans Text;sans-serif" w:hAnsi="Google Sans Text;sans-serif"/>
-        </w:rPr>
-      </w:pPr>
-      <w:bookmarkStart w:id="21" w:name="p-rc_1808c26b87c87e2a-348"/>
-      <w:bookmarkEnd w:id="21"/>
-      <w:r>
-        <w:rPr>
-          <w:rFonts w:ascii="Google Sans Text;sans-serif" w:hAnsi="Google Sans Text;sans-serif"/>
-          <w:b/>
-        </w:rPr>
-        <w:t>Zero chiamate all'LLM durante le fasi di scontro</w:t>
-      </w:r>
-      <w:r>
-        <w:rPr>
-          <w:rFonts w:ascii="Google Sans Text;sans-serif" w:hAnsi="Google Sans Text;sans-serif"/>
+          <w:rFonts w:ascii="Arial" w:hAnsi="Arial"/>
+        </w:rPr>
+      </w:pPr>
+      <w:r>
+        <w:rPr>
+          <w:rFonts w:ascii="Arial" w:hAnsi="Arial"/>
+          <w:b/>
+        </w:rPr>
+        <w:t>Z</w:t>
+      </w:r>
+      <w:r>
+        <w:rPr>
+          <w:rFonts w:ascii="Arial" w:hAnsi="Arial"/>
+          <w:b/>
+        </w:rPr>
+        <w:t>ero chiamate all'LLM durante le fasi di scontro</w:t>
+      </w:r>
+      <w:r>
+        <w:rPr>
+          <w:rFonts w:ascii="Arial" w:hAnsi="Arial"/>
         </w:rPr>
         <w:t xml:space="preserve">, che vengono interamente delegate a runtime al nostro motore di regole locale. </w:t>
       </w:r>
@@ -3185,28 +2996,26 @@
         <w:spacing w:lineRule="auto" w:line="274" w:before="0" w:after="140"/>
         <w:ind w:hanging="0" w:start="0" w:end="0"/>
         <w:jc w:val="both"/>
-        <w:rPr>
-          <w:rFonts w:ascii="Arial" w:hAnsi="Arial"/>
-        </w:rPr>
-      </w:pPr>
-      <w:bookmarkStart w:id="22" w:name="p-rc_1808c26b87c87e2a-349"/>
-      <w:bookmarkEnd w:id="22"/>
-      <w:r>
-        <w:rPr>
-          <w:rFonts w:ascii="Google Sans Text;sans-serif" w:hAnsi="Google Sans Text;sans-serif"/>
+        <w:rPr/>
+      </w:pPr>
+      <w:bookmarkStart w:id="14" w:name="p-rc_1808c26b87c87e2a-349"/>
+      <w:bookmarkEnd w:id="14"/>
+      <w:r>
+        <w:rPr>
+          <w:rFonts w:ascii="Arial" w:hAnsi="Arial"/>
         </w:rPr>
         <w:t xml:space="preserve">Inoltre, lo strato di sicurezza e filtraggio che abbiamo implementato in </w:t>
       </w:r>
       <w:r>
         <w:rPr>
-          <w:rStyle w:val="Testosorgenteuser"/>
-          <w:rFonts w:ascii="Google Sans Text;sans-serif" w:hAnsi="Google Sans Text;sans-serif"/>
+          <w:rStyle w:val="Testosorgente"/>
+          <w:rFonts w:ascii="Arial" w:hAnsi="Arial"/>
         </w:rPr>
         <w:t>guardrails.py</w:t>
       </w:r>
       <w:r>
         <w:rPr>
-          <w:rFonts w:ascii="Google Sans Text;sans-serif" w:hAnsi="Google Sans Text;sans-serif"/>
+          <w:rFonts w:ascii="Arial" w:hAnsi="Arial"/>
         </w:rPr>
         <w:t xml:space="preserve"> esegue le operazioni di regex-matching in locale in modo puramente deterministico prima di ingaggiare la rete. Questo approccio garantisce che i controlli di sicurezza pre-LLM non introducano alcuna latenza percepibile nel ciclo di gioco dell'utente, ottimizzando al contempo i costi bloccando tempestivamente i token di input malevoli o fuori contesto. L'unico collo di bottiglia temporale risiede nella generazione iniziale della storia, una latenza sincrona che abbiamo accettato in cambio di un incipit narrativo ad alta densità qualitativa.</w:t>
       </w:r>
@@ -3234,12 +3043,12 @@
         <w:pStyle w:val="BodyText"/>
         <w:spacing w:lineRule="auto" w:line="281" w:before="0" w:after="90"/>
         <w:rPr>
-          <w:rFonts w:ascii="Google Sans Text;sans-serif" w:hAnsi="Google Sans Text;sans-serif"/>
-        </w:rPr>
-      </w:pPr>
-      <w:r>
-        <w:rPr>
-          <w:rFonts w:ascii="Google Sans Text;sans-serif" w:hAnsi="Google Sans Text;sans-serif"/>
+          <w:rFonts w:ascii="Arial" w:hAnsi="Arial"/>
+        </w:rPr>
+      </w:pPr>
+      <w:r>
+        <w:rPr>
+          <w:rFonts w:ascii="Arial" w:hAnsi="Arial"/>
         </w:rPr>
         <w:t>Con spirito critico e trasparenza ingegneristica, abbiamo mappato i limiti strutturali e i compromessi che caratterizzano l'attuale release del software, identificando i confini operativi del sistema:</w:t>
       </w:r>
@@ -3258,37 +3067,89 @@
         <w:suppressAutoHyphens w:val="true"/>
         <w:spacing w:lineRule="auto" w:line="274" w:before="0" w:after="140"/>
         <w:ind w:hanging="283" w:start="709" w:end="0"/>
-        <w:rPr>
-          <w:rFonts w:ascii="Arial" w:hAnsi="Arial"/>
-        </w:rPr>
-      </w:pPr>
-      <w:bookmarkStart w:id="23" w:name="p-rc_1808c26b87c87e2a-350"/>
-      <w:bookmarkEnd w:id="23"/>
-      <w:r>
-        <w:rPr>
-          <w:rFonts w:ascii="Google Sans Text;sans-serif" w:hAnsi="Google Sans Text;sans-serif"/>
-          <w:b/>
-        </w:rPr>
-        <w:t>Volatilità dello stato concorrente:</w:t>
-      </w:r>
-      <w:r>
-        <w:rPr>
-          <w:rFonts w:ascii="Google Sans Text;sans-serif" w:hAnsi="Google Sans Text;sans-serif"/>
-        </w:rPr>
-        <w:t xml:space="preserve"> Lo stato della partita (</w:t>
-      </w:r>
-      <w:r>
-        <w:rPr>
-          <w:rStyle w:val="Testosorgenteuser"/>
-          <w:rFonts w:ascii="Google Sans Text;sans-serif" w:hAnsi="Google Sans Text;sans-serif"/>
-        </w:rPr>
-        <w:t>game_state</w:t>
-      </w:r>
-      <w:r>
-        <w:rPr>
-          <w:rFonts w:ascii="Google Sans Text;sans-serif" w:hAnsi="Google Sans Text;sans-serif"/>
-        </w:rPr>
-        <w:t xml:space="preserve">) viene mantenuto come variabile globale nella memoria volatile del server Flask. Questa scelta, coerente con un'applicazione single-player concepita per l'esecuzione locale, implica che il backend supporti una sola sessione di gioco attiva alla volta, escludendo l'utilizzo concorrente da parte di più utenti in parallelo. </w:t>
+        <w:rPr/>
+      </w:pPr>
+      <w:r>
+        <w:rPr>
+          <w:rFonts w:ascii="Arial" w:hAnsi="Arial"/>
+          <w:b/>
+        </w:rPr>
+        <w:t>V</w:t>
+      </w:r>
+      <w:r>
+        <w:rPr>
+          <w:rFonts w:ascii="Arial" w:hAnsi="Arial"/>
+          <w:b/>
+        </w:rPr>
+        <w:t>olatilità dello stato concorrente:</w:t>
+      </w:r>
+      <w:r>
+        <w:rPr>
+          <w:rFonts w:ascii="Arial" w:hAnsi="Arial"/>
+        </w:rPr>
+        <w:t xml:space="preserve"> </w:t>
+      </w:r>
+      <w:r>
+        <w:rPr>
+          <w:rFonts w:ascii="Arial" w:hAnsi="Arial"/>
+          <w:b w:val="false"/>
+          <w:i w:val="false"/>
+          <w:caps w:val="false"/>
+          <w:smallCaps w:val="false"/>
+          <w:color w:val="000000"/>
+          <w:spacing w:val="0"/>
+          <w:sz w:val="20"/>
+        </w:rPr>
+        <w:t>Lo stato della partita viene mantenuto nella memoria volatile del server Flask attraverso un dizionario globale (</w:t>
+      </w:r>
+      <w:r>
+        <w:rPr>
+          <w:rStyle w:val="Testosorgente"/>
+          <w:rFonts w:ascii="Arial" w:hAnsi="Arial"/>
+          <w:color w:val="000000"/>
+        </w:rPr>
+        <w:t>game_states</w:t>
+      </w:r>
+      <w:r>
+        <w:rPr>
+          <w:rFonts w:ascii="Arial" w:hAnsi="Arial"/>
+          <w:b w:val="false"/>
+          <w:i w:val="false"/>
+          <w:caps w:val="false"/>
+          <w:smallCaps w:val="false"/>
+          <w:color w:val="000000"/>
+          <w:spacing w:val="0"/>
+          <w:sz w:val="20"/>
+        </w:rPr>
+        <w:t>). A differenza di un approccio strettamente single-player, questa architettura associa lo stato di gioco di ogni utente a un identificatore di sessione univoco (</w:t>
+      </w:r>
+      <w:r>
+        <w:rPr>
+          <w:rStyle w:val="Testosorgente"/>
+          <w:rFonts w:ascii="Arial" w:hAnsi="Arial"/>
+          <w:color w:val="000000"/>
+        </w:rPr>
+        <w:t>session_id</w:t>
+      </w:r>
+      <w:r>
+        <w:rPr>
+          <w:rFonts w:ascii="Arial" w:hAnsi="Arial"/>
+          <w:b w:val="false"/>
+          <w:i w:val="false"/>
+          <w:caps w:val="false"/>
+          <w:smallCaps w:val="false"/>
+          <w:color w:val="000000"/>
+          <w:spacing w:val="0"/>
+          <w:sz w:val="20"/>
+        </w:rPr>
+        <w:t>). Questa scelta permette al backend di supportare l'utilizzo concorrente da parte di più utenti in parallelo, garantendo che le sessioni e i progressi dei singoli giocatori rimangano indipendenti e isolati tra loro, pur essendo elaborati dal medesimo server.</w:t>
+      </w:r>
+      <w:r>
+        <w:rPr>
+          <w:rFonts w:ascii="Arial" w:hAnsi="Arial"/>
+          <w:color w:val="000000"/>
+        </w:rPr>
+        <w:t xml:space="preserve"> </w:t>
       </w:r>
     </w:p>
     <w:p>
@@ -3306,21 +3167,26 @@
         <w:spacing w:lineRule="auto" w:line="274" w:before="0" w:after="140"/>
         <w:ind w:hanging="283" w:start="709" w:end="0"/>
         <w:rPr>
-          <w:rFonts w:ascii="Google Sans Text;sans-serif" w:hAnsi="Google Sans Text;sans-serif"/>
-        </w:rPr>
-      </w:pPr>
-      <w:bookmarkStart w:id="24" w:name="p-rc_1808c26b87c87e2a-351"/>
-      <w:bookmarkEnd w:id="24"/>
-      <w:r>
-        <w:rPr>
-          <w:rFonts w:ascii="Google Sans Text;sans-serif" w:hAnsi="Google Sans Text;sans-serif"/>
-          <w:b/>
-        </w:rPr>
-        <w:t>Strategia di QA manuale:</w:t>
-      </w:r>
-      <w:r>
-        <w:rPr>
-          <w:rFonts w:ascii="Google Sans Text;sans-serif" w:hAnsi="Google Sans Text;sans-serif"/>
+          <w:rFonts w:ascii="Arial" w:hAnsi="Arial"/>
+        </w:rPr>
+      </w:pPr>
+      <w:r>
+        <w:rPr>
+          <w:rFonts w:ascii="Arial" w:hAnsi="Arial"/>
+          <w:b/>
+        </w:rPr>
+        <w:t>S</w:t>
+      </w:r>
+      <w:r>
+        <w:rPr>
+          <w:rFonts w:ascii="Arial" w:hAnsi="Arial"/>
+          <w:b/>
+        </w:rPr>
+        <w:t>trategia di QA manuale:</w:t>
+      </w:r>
+      <w:r>
+        <w:rPr>
+          <w:rFonts w:ascii="Arial" w:hAnsi="Arial"/>
         </w:rPr>
         <w:t xml:space="preserve"> Il repository non include al momento una suite di test d'integrazione o unitari automatizzati. La verifica della correttezza logica del backend e della stabilità delle transizioni di stato è stata condotta interamente attraverso sessioni intensive di testing manuale e simulazioni di gameplay. </w:t>
       </w:r>
@@ -3340,23 +3206,28 @@
         <w:spacing w:lineRule="auto" w:line="274" w:before="0" w:after="140"/>
         <w:ind w:hanging="283" w:start="709" w:end="0"/>
         <w:rPr>
-          <w:rFonts w:ascii="Google Sans Text;sans-serif" w:hAnsi="Google Sans Text;sans-serif"/>
-        </w:rPr>
-      </w:pPr>
-      <w:bookmarkStart w:id="25" w:name="p-rc_1808c26b87c87e2a-352"/>
-      <w:bookmarkEnd w:id="25"/>
-      <w:r>
-        <w:rPr>
-          <w:rFonts w:ascii="Google Sans Text;sans-serif" w:hAnsi="Google Sans Text;sans-serif"/>
-          <w:b/>
-        </w:rPr>
-        <w:t>Natura probabilistica del fallback delle tappe:</w:t>
-      </w:r>
-      <w:r>
-        <w:rPr>
-          <w:rFonts w:ascii="Google Sans Text;sans-serif" w:hAnsi="Google Sans Text;sans-serif"/>
-        </w:rPr>
-        <w:t xml:space="preserve"> Il terzo canale di verifica per l'avanzamento delle milestone della storia (analizzato al §3.5) si affida a euristiche di string-matching basate su frasi di successo predefinite. Non trattandosi di un parser semantico strutturato degli intenti, rimane esposto al rischio di mancata attivazione qualora l'LLM utilizzi sinonimi complessi o metafore inconsuete. </w:t>
+          <w:rFonts w:ascii="Arial" w:hAnsi="Arial"/>
+        </w:rPr>
+      </w:pPr>
+      <w:r>
+        <w:rPr>
+          <w:rFonts w:ascii="Arial" w:hAnsi="Arial"/>
+          <w:b/>
+        </w:rPr>
+        <w:t>N</w:t>
+      </w:r>
+      <w:r>
+        <w:rPr>
+          <w:rFonts w:ascii="Arial" w:hAnsi="Arial"/>
+          <w:b/>
+        </w:rPr>
+        <w:t>atura probabilistica del fallback delle tappe:</w:t>
+      </w:r>
+      <w:r>
+        <w:rPr>
+          <w:rFonts w:ascii="Arial" w:hAnsi="Arial"/>
+        </w:rPr>
+        <w:t xml:space="preserve"> Il terzo canale di verifica per l'avanzamento delle milestone della storia (analizzato al 3.5) si affida a euristiche di string-matching basate su frasi di successo predefinite. Non trattandosi di un parser semantico strutturato degli intenti, rimane esposto al rischio di mancata attivazione qualora l'LLM utilizzi sinonimi complessi o metafore inconsuete. </w:t>
       </w:r>
     </w:p>
     <w:p>
@@ -3373,35 +3244,38 @@
         <w:suppressAutoHyphens w:val="true"/>
         <w:spacing w:lineRule="auto" w:line="274" w:before="0" w:after="140"/>
         <w:ind w:hanging="283" w:start="709" w:end="0"/>
-        <w:rPr>
-          <w:rFonts w:ascii="Arial" w:hAnsi="Arial"/>
-        </w:rPr>
-      </w:pPr>
-      <w:bookmarkStart w:id="26" w:name="p-rc_1808c26b87c87e2a-353"/>
-      <w:bookmarkEnd w:id="26"/>
-      <w:r>
-        <w:rPr>
-          <w:rFonts w:ascii="Google Sans Text;sans-serif" w:hAnsi="Google Sans Text;sans-serif"/>
-          <w:b/>
-        </w:rPr>
-        <w:t>Limiti statici dei filtri pre-LLM:</w:t>
-      </w:r>
-      <w:r>
-        <w:rPr>
-          <w:rFonts w:ascii="Google Sans Text;sans-serif" w:hAnsi="Google Sans Text;sans-serif"/>
+        <w:rPr/>
+      </w:pPr>
+      <w:r>
+        <w:rPr>
+          <w:rFonts w:ascii="Arial" w:hAnsi="Arial"/>
+          <w:b/>
+        </w:rPr>
+        <w:t>L</w:t>
+      </w:r>
+      <w:r>
+        <w:rPr>
+          <w:rFonts w:ascii="Arial" w:hAnsi="Arial"/>
+          <w:b/>
+        </w:rPr>
+        <w:t>imiti statici dei filtri pre-LLM:</w:t>
+      </w:r>
+      <w:r>
+        <w:rPr>
+          <w:rFonts w:ascii="Arial" w:hAnsi="Arial"/>
         </w:rPr>
         <w:t xml:space="preserve"> Le espressioni regolari integrate in </w:t>
       </w:r>
       <w:r>
         <w:rPr>
-          <w:rStyle w:val="Testosorgenteuser"/>
-          <w:rFonts w:ascii="Google Sans Text;sans-serif" w:hAnsi="Google Sans Text;sans-serif"/>
+          <w:rStyle w:val="Testosorgente"/>
+          <w:rFonts w:ascii="Arial" w:hAnsi="Arial"/>
         </w:rPr>
         <w:t>guardrails.py</w:t>
       </w:r>
       <w:r>
         <w:rPr>
-          <w:rFonts w:ascii="Google Sans Text;sans-serif" w:hAnsi="Google Sans Text;sans-serif"/>
+          <w:rFonts w:ascii="Arial" w:hAnsi="Arial"/>
         </w:rPr>
         <w:t xml:space="preserve"> rappresentano una barriera rigida ed efficace contro i tentativi di injection espliciti scritti in lingua italiana o inglese, ma possono essere aggirate da formulazioni semantiche non previste dai pattern regex. Abbiamo introdotto il blocco di sistema anti-jailbreak in cima al contesto proprio per fungere da seconda linea di difesa probabilistica contro questo specifico scenario. </w:t>
       </w:r>
@@ -3420,48 +3294,51 @@
         <w:suppressAutoHyphens w:val="true"/>
         <w:spacing w:lineRule="auto" w:line="274" w:before="0" w:after="140"/>
         <w:ind w:hanging="283" w:start="709" w:end="0"/>
-        <w:rPr>
-          <w:rFonts w:ascii="Arial" w:hAnsi="Arial"/>
-        </w:rPr>
-      </w:pPr>
-      <w:bookmarkStart w:id="27" w:name="p-rc_1808c26b87c87e2a-354"/>
-      <w:bookmarkEnd w:id="27"/>
-      <w:r>
-        <w:rPr>
-          <w:rFonts w:ascii="Google Sans Text;sans-serif" w:hAnsi="Google Sans Text;sans-serif"/>
-          <w:b/>
-        </w:rPr>
-        <w:t>Ottimizzazioni dell'ultimo sprint:</w:t>
-      </w:r>
-      <w:r>
-        <w:rPr>
-          <w:rFonts w:ascii="Google Sans Text;sans-serif" w:hAnsi="Google Sans Text;sans-serif"/>
+        <w:rPr/>
+      </w:pPr>
+      <w:r>
+        <w:rPr>
+          <w:rFonts w:ascii="Arial" w:hAnsi="Arial"/>
+          <w:b/>
+        </w:rPr>
+        <w:t>O</w:t>
+      </w:r>
+      <w:r>
+        <w:rPr>
+          <w:rFonts w:ascii="Arial" w:hAnsi="Arial"/>
+          <w:b/>
+        </w:rPr>
+        <w:t>ttimizzazioni dell'ultimo sprint:</w:t>
+      </w:r>
+      <w:r>
+        <w:rPr>
+          <w:rFonts w:ascii="Arial" w:hAnsi="Arial"/>
         </w:rPr>
         <w:t xml:space="preserve"> Il refactoring finale mirato a snellire l'applicativo ci ha spinto a implementare soluzioni radicali, come la deprecazione della modalità CLI e il parsing manuale del file </w:t>
       </w:r>
       <w:r>
         <w:rPr>
-          <w:rStyle w:val="Testosorgenteuser"/>
-          <w:rFonts w:ascii="Google Sans Text;sans-serif" w:hAnsi="Google Sans Text;sans-serif"/>
+          <w:rStyle w:val="Testosorgente"/>
+          <w:rFonts w:ascii="Arial" w:hAnsi="Arial"/>
         </w:rPr>
         <w:t>.env</w:t>
       </w:r>
       <w:r>
         <w:rPr>
-          <w:rFonts w:ascii="Google Sans Text;sans-serif" w:hAnsi="Google Sans Text;sans-serif"/>
+          <w:rFonts w:ascii="Arial" w:hAnsi="Arial"/>
         </w:rPr>
         <w:t xml:space="preserve"> tramite funzioni primitive di I/O (evitando l'importazione di moduli specidici come </w:t>
       </w:r>
       <w:r>
         <w:rPr>
-          <w:rStyle w:val="Testosorgenteuser"/>
-          <w:rFonts w:ascii="Google Sans Text;sans-serif" w:hAnsi="Google Sans Text;sans-serif"/>
+          <w:rStyle w:val="Testosorgente"/>
+          <w:rFonts w:ascii="Arial" w:hAnsi="Arial"/>
         </w:rPr>
         <w:t>python-dotenv</w:t>
       </w:r>
       <w:r>
         <w:rPr>
-          <w:rFonts w:ascii="Google Sans Text;sans-serif" w:hAnsi="Google Sans Text;sans-serif"/>
+          <w:rFonts w:ascii="Arial" w:hAnsi="Arial"/>
         </w:rPr>
         <w:t>). Sebbene questo mantenga il codice di produzione estremamente leggero e focalizzato sull'architettura REST, ha comportato una rigorosa pulizia dei rami di codice non utilizzati prima della consegna finale.</w:t>
       </w:r>
@@ -3489,14 +3366,14 @@
         <w:pStyle w:val="BodyText"/>
         <w:spacing w:lineRule="auto" w:line="281" w:before="0" w:after="90"/>
         <w:rPr>
-          <w:rFonts w:ascii="Google Sans Text;sans-serif" w:hAnsi="Google Sans Text;sans-serif"/>
-        </w:rPr>
-      </w:pPr>
-      <w:bookmarkStart w:id="28" w:name="p-rc_1808c26b87c87e2a-355"/>
-      <w:bookmarkEnd w:id="28"/>
-      <w:r>
-        <w:rPr>
-          <w:rFonts w:ascii="Google Sans Text;sans-serif" w:hAnsi="Google Sans Text;sans-serif"/>
+          <w:rFonts w:ascii="Arial" w:hAnsi="Arial"/>
+        </w:rPr>
+      </w:pPr>
+      <w:bookmarkStart w:id="15" w:name="p-rc_1808c26b87c87e2a-355"/>
+      <w:bookmarkEnd w:id="15"/>
+      <w:r>
+        <w:rPr>
+          <w:rFonts w:ascii="Arial" w:hAnsi="Arial"/>
         </w:rPr>
         <w:t xml:space="preserve">Per garantire un software resiliente ed evitare crash improvvisi dell'applicazione durante l'esperienza utente, abbiamo implementato logiche di gestione specifiche per diversi scenari critici ed edge case: </w:t>
       </w:r>
@@ -3515,35 +3392,38 @@
         <w:suppressAutoHyphens w:val="true"/>
         <w:spacing w:lineRule="auto" w:line="274" w:before="0" w:after="140"/>
         <w:ind w:hanging="283" w:start="709" w:end="0"/>
-        <w:rPr>
-          <w:rFonts w:ascii="Arial" w:hAnsi="Arial"/>
-        </w:rPr>
-      </w:pPr>
-      <w:bookmarkStart w:id="29" w:name="p-rc_1808c26b87c87e2a-356"/>
-      <w:bookmarkEnd w:id="29"/>
-      <w:r>
-        <w:rPr>
-          <w:rFonts w:ascii="Google Sans Text;sans-serif" w:hAnsi="Google Sans Text;sans-serif"/>
-          <w:b/>
-        </w:rPr>
-        <w:t>Tolleranza ai guasti sulle API Premium:</w:t>
-      </w:r>
-      <w:r>
-        <w:rPr>
-          <w:rFonts w:ascii="Google Sans Text;sans-serif" w:hAnsi="Google Sans Text;sans-serif"/>
+        <w:rPr/>
+      </w:pPr>
+      <w:r>
+        <w:rPr>
+          <w:rFonts w:ascii="Arial" w:hAnsi="Arial"/>
+          <w:b/>
+        </w:rPr>
+        <w:t>T</w:t>
+      </w:r>
+      <w:r>
+        <w:rPr>
+          <w:rFonts w:ascii="Arial" w:hAnsi="Arial"/>
+          <w:b/>
+        </w:rPr>
+        <w:t>olleranza ai guasti sulle API Premium:</w:t>
+      </w:r>
+      <w:r>
+        <w:rPr>
+          <w:rFonts w:ascii="Arial" w:hAnsi="Arial"/>
         </w:rPr>
         <w:t xml:space="preserve"> Se la chiamata sincrona iniziale all'agente Lore Master di Agno fallisce a causa di anomalie di rete o indisponibilità del provider esterno, il sistema intercetta l'eccezione tramite un blocco </w:t>
       </w:r>
       <w:r>
         <w:rPr>
-          <w:rStyle w:val="Testosorgenteuser"/>
-          <w:rFonts w:ascii="Google Sans Text;sans-serif" w:hAnsi="Google Sans Text;sans-serif"/>
+          <w:rStyle w:val="Testosorgente"/>
+          <w:rFonts w:ascii="Arial" w:hAnsi="Arial"/>
         </w:rPr>
         <w:t>try-except</w:t>
       </w:r>
       <w:r>
         <w:rPr>
-          <w:rFonts w:ascii="Google Sans Text;sans-serif" w:hAnsi="Google Sans Text;sans-serif"/>
+          <w:rFonts w:ascii="Arial" w:hAnsi="Arial"/>
         </w:rPr>
         <w:t xml:space="preserve"> e avvia istantaneamente un fallback narrativo procedurale costruito in Python a partire dai dati grezzi della mappa, mantenendo l'applicazione attiva e la partita giocabile. </w:t>
       </w:r>
@@ -3562,35 +3442,38 @@
         <w:suppressAutoHyphens w:val="true"/>
         <w:spacing w:lineRule="auto" w:line="274" w:before="0" w:after="140"/>
         <w:ind w:hanging="283" w:start="709" w:end="0"/>
-        <w:rPr>
-          <w:rFonts w:ascii="Arial" w:hAnsi="Arial"/>
-        </w:rPr>
-      </w:pPr>
-      <w:bookmarkStart w:id="30" w:name="p-rc_1808c26b87c87e2a-357"/>
-      <w:bookmarkEnd w:id="30"/>
-      <w:r>
-        <w:rPr>
-          <w:rFonts w:ascii="Google Sans Text;sans-serif" w:hAnsi="Google Sans Text;sans-serif"/>
-          <w:b/>
-        </w:rPr>
-        <w:t>Resilienza sui file di contesto RAG:</w:t>
-      </w:r>
-      <w:r>
-        <w:rPr>
-          <w:rFonts w:ascii="Google Sans Text;sans-serif" w:hAnsi="Google Sans Text;sans-serif"/>
+        <w:rPr/>
+      </w:pPr>
+      <w:r>
+        <w:rPr>
+          <w:rFonts w:ascii="Arial" w:hAnsi="Arial"/>
+          <w:b/>
+        </w:rPr>
+        <w:t>R</w:t>
+      </w:r>
+      <w:r>
+        <w:rPr>
+          <w:rFonts w:ascii="Arial" w:hAnsi="Arial"/>
+          <w:b/>
+        </w:rPr>
+        <w:t>esilienza sui file di contesto RAG:</w:t>
+      </w:r>
+      <w:r>
+        <w:rPr>
+          <w:rFonts w:ascii="Arial" w:hAnsi="Arial"/>
         </w:rPr>
         <w:t xml:space="preserve"> La funzione </w:t>
       </w:r>
       <w:r>
         <w:rPr>
-          <w:rStyle w:val="Testosorgenteuser"/>
-          <w:rFonts w:ascii="Google Sans Text;sans-serif" w:hAnsi="Google Sans Text;sans-serif"/>
+          <w:rStyle w:val="Testosorgente"/>
+          <w:rFonts w:ascii="Arial" w:hAnsi="Arial"/>
         </w:rPr>
         <w:t>carica_mattoncini()</w:t>
       </w:r>
       <w:r>
         <w:rPr>
-          <w:rFonts w:ascii="Google Sans Text;sans-serif" w:hAnsi="Google Sans Text;sans-serif"/>
+          <w:rFonts w:ascii="Arial" w:hAnsi="Arial"/>
         </w:rPr>
         <w:t xml:space="preserve"> è protetta da un sistema di caricamento sicuro. Qualora uno dei file testuali del dataset dovesse risultare corrotto o mancante, l'applicazione attiva un recupero silenzioso che attinge a stringhe di riserva preconfigurate, impedendo il blocco del server Flask. </w:t>
       </w:r>
@@ -3609,74 +3492,77 @@
         <w:suppressAutoHyphens w:val="true"/>
         <w:spacing w:lineRule="auto" w:line="274" w:before="0" w:after="140"/>
         <w:ind w:hanging="283" w:start="709" w:end="0"/>
-        <w:rPr>
-          <w:rFonts w:ascii="Arial" w:hAnsi="Arial"/>
-        </w:rPr>
-      </w:pPr>
-      <w:bookmarkStart w:id="31" w:name="p-rc_1808c26b87c87e2a-358"/>
-      <w:bookmarkEnd w:id="31"/>
-      <w:r>
-        <w:rPr>
-          <w:rFonts w:ascii="Google Sans Text;sans-serif" w:hAnsi="Google Sans Text;sans-serif"/>
-          <w:b/>
-        </w:rPr>
-        <w:t>Persistenza e Permadeath gestito:</w:t>
-      </w:r>
-      <w:r>
-        <w:rPr>
-          <w:rFonts w:ascii="Google Sans Text;sans-serif" w:hAnsi="Google Sans Text;sans-serif"/>
+        <w:rPr/>
+      </w:pPr>
+      <w:r>
+        <w:rPr>
+          <w:rFonts w:ascii="Arial" w:hAnsi="Arial"/>
+          <w:b/>
+        </w:rPr>
+        <w:t>P</w:t>
+      </w:r>
+      <w:r>
+        <w:rPr>
+          <w:rFonts w:ascii="Arial" w:hAnsi="Arial"/>
+          <w:b/>
+        </w:rPr>
+        <w:t>ersistenza e Permadeath gestito:</w:t>
+      </w:r>
+      <w:r>
+        <w:rPr>
+          <w:rFonts w:ascii="Arial" w:hAnsi="Arial"/>
         </w:rPr>
         <w:t xml:space="preserve"> Abbiamo collegato la persistenza dello stato sul file locale </w:t>
       </w:r>
       <w:r>
         <w:rPr>
-          <w:rStyle w:val="Testosorgenteuser"/>
-          <w:rFonts w:ascii="Google Sans Text;sans-serif" w:hAnsi="Google Sans Text;sans-serif"/>
+          <w:rStyle w:val="Testosorgente"/>
+          <w:rFonts w:ascii="Arial" w:hAnsi="Arial"/>
         </w:rPr>
         <w:t>savegame.json</w:t>
       </w:r>
       <w:r>
         <w:rPr>
-          <w:rFonts w:ascii="Google Sans Text;sans-serif" w:hAnsi="Google Sans Text;sans-serif"/>
+          <w:rFonts w:ascii="Arial" w:hAnsi="Arial"/>
         </w:rPr>
         <w:t xml:space="preserve"> (endpoint </w:t>
       </w:r>
       <w:r>
         <w:rPr>
-          <w:rStyle w:val="Testosorgenteuser"/>
-          <w:rFonts w:ascii="Google Sans Text;sans-serif" w:hAnsi="Google Sans Text;sans-serif"/>
+          <w:rStyle w:val="Testosorgente"/>
+          <w:rFonts w:ascii="Arial" w:hAnsi="Arial"/>
         </w:rPr>
         <w:t>/api/save</w:t>
       </w:r>
       <w:r>
         <w:rPr>
-          <w:rFonts w:ascii="Google Sans Text;sans-serif" w:hAnsi="Google Sans Text;sans-serif"/>
+          <w:rFonts w:ascii="Arial" w:hAnsi="Arial"/>
         </w:rPr>
         <w:t xml:space="preserve"> e </w:t>
       </w:r>
       <w:r>
         <w:rPr>
-          <w:rStyle w:val="Testosorgenteuser"/>
-          <w:rFonts w:ascii="Google Sans Text;sans-serif" w:hAnsi="Google Sans Text;sans-serif"/>
+          <w:rStyle w:val="Testosorgente"/>
+          <w:rFonts w:ascii="Arial" w:hAnsi="Arial"/>
         </w:rPr>
         <w:t>/api/load</w:t>
       </w:r>
       <w:r>
         <w:rPr>
-          <w:rFonts w:ascii="Google Sans Text;sans-serif" w:hAnsi="Google Sans Text;sans-serif"/>
+          <w:rFonts w:ascii="Arial" w:hAnsi="Arial"/>
         </w:rPr>
         <w:t xml:space="preserve">) al ciclo di vita del personaggio. Al raggiungimento dello stato di Game Over (0 HP), il backend non si limita a mostrare il messaggio a schermo, ma provvede alla cancellazione fisica immediata del file di salvataggio dal disco. Questo edge case previene la corruzione dei dati causata da sessioni orfane e applica in modo pulito e definitivo la regola di design del </w:t>
       </w:r>
       <w:r>
         <w:rPr>
-          <w:rFonts w:ascii="Google Sans Text;sans-serif" w:hAnsi="Google Sans Text;sans-serif"/>
+          <w:rFonts w:ascii="Arial" w:hAnsi="Arial"/>
           <w:i/>
         </w:rPr>
         <w:t>permadeath</w:t>
       </w:r>
       <w:r>
         <w:rPr>
-          <w:rFonts w:ascii="Google Sans Text;sans-serif" w:hAnsi="Google Sans Text;sans-serif"/>
+          <w:rFonts w:ascii="Arial" w:hAnsi="Arial"/>
         </w:rPr>
         <w:t xml:space="preserve">. </w:t>
       </w:r>
@@ -3695,35 +3581,38 @@
         <w:suppressAutoHyphens w:val="true"/>
         <w:spacing w:lineRule="auto" w:line="274" w:before="0" w:after="140"/>
         <w:ind w:hanging="283" w:start="709" w:end="0"/>
-        <w:rPr>
-          <w:rFonts w:ascii="Arial" w:hAnsi="Arial"/>
-        </w:rPr>
-      </w:pPr>
-      <w:bookmarkStart w:id="32" w:name="p-rc_1808c26b87c87e2a-359"/>
-      <w:bookmarkEnd w:id="32"/>
-      <w:r>
-        <w:rPr>
-          <w:rFonts w:ascii="Google Sans Text;sans-serif" w:hAnsi="Google Sans Text;sans-serif"/>
-          <w:b/>
-        </w:rPr>
-        <w:t>Interazione deterministica nelle fughe dal combattimento:</w:t>
-      </w:r>
-      <w:r>
-        <w:rPr>
-          <w:rFonts w:ascii="Google Sans Text;sans-serif" w:hAnsi="Google Sans Text;sans-serif"/>
+        <w:rPr/>
+      </w:pPr>
+      <w:r>
+        <w:rPr>
+          <w:rFonts w:ascii="Arial" w:hAnsi="Arial"/>
+          <w:b/>
+        </w:rPr>
+        <w:t>I</w:t>
+      </w:r>
+      <w:r>
+        <w:rPr>
+          <w:rFonts w:ascii="Arial" w:hAnsi="Arial"/>
+          <w:b/>
+        </w:rPr>
+        <w:t>nterazione deterministica nelle fughe dal combattimento:</w:t>
+      </w:r>
+      <w:r>
+        <w:rPr>
+          <w:rFonts w:ascii="Arial" w:hAnsi="Arial"/>
         </w:rPr>
         <w:t xml:space="preserve"> Il tentativo di ritirarsi da uno scontro non è stato risolto con un successo automatico (che avrebbe banalizzato il gameplay) né con una scelta casuale dell'IA. Viene calcolato interamente in locale in </w:t>
       </w:r>
       <w:r>
         <w:rPr>
-          <w:rStyle w:val="Testosorgenteuser"/>
-          <w:rFonts w:ascii="Google Sans Text;sans-serif" w:hAnsi="Google Sans Text;sans-serif"/>
+          <w:rStyle w:val="Testosorgente"/>
+          <w:rFonts w:ascii="Arial" w:hAnsi="Arial"/>
         </w:rPr>
         <w:t>combat_engine.py</w:t>
       </w:r>
       <w:r>
         <w:rPr>
-          <w:rFonts w:ascii="Google Sans Text;sans-serif" w:hAnsi="Google Sans Text;sans-serif"/>
+          <w:rFonts w:ascii="Arial" w:hAnsi="Arial"/>
         </w:rPr>
         <w:t xml:space="preserve"> eseguendo un tiro di Destrezza basato su una soglia dinamica che scala in funzione del livello di difficoltà selezionato; in caso di fallimento, il codice assegna un contrattacco immediato da parte del nemico prima di restituire il controllo al giocatore. </w:t>
       </w:r>
@@ -3743,37 +3632,40 @@
         <w:spacing w:lineRule="auto" w:line="274" w:before="0" w:after="140"/>
         <w:ind w:hanging="283" w:start="709" w:end="0"/>
         <w:rPr>
-          <w:rFonts w:ascii="Google Sans Text;sans-serif" w:hAnsi="Google Sans Text;sans-serif"/>
-        </w:rPr>
-      </w:pPr>
-      <w:bookmarkStart w:id="33" w:name="p-rc_1808c26b87c87e2a-360"/>
-      <w:bookmarkEnd w:id="33"/>
-      <w:r>
-        <w:rPr>
-          <w:rFonts w:ascii="Google Sans Text;sans-serif" w:hAnsi="Google Sans Text;sans-serif"/>
-          <w:b/>
-        </w:rPr>
-        <w:t>Barriere spaziali diegetiche:</w:t>
-      </w:r>
-      <w:r>
-        <w:rPr>
-          <w:rFonts w:ascii="Google Sans Text;sans-serif" w:hAnsi="Google Sans Text;sans-serif"/>
-        </w:rPr>
-        <w:t xml:space="preserve"> Se il giocatore tenta di forzare la navigazione sulla mappa verso aree non ancora accessibili o verso la zona del boss finale prima di aver completato gli obiettivi richiesti, il controllore di steering inietta nel prompt le restrizioni spaziali. Il modello viene così guidato a tradurre il diniego tecnico in un ostacolo narrativo credibile (una frana che ostruisce il passaggio, una pattuglia di guardie o una barriera magica), evitando un rifiuto meta-narrativo esplicito a favore di una gestione coerente dell'avventura.</w:t>
-      </w:r>
-    </w:p>
-    <w:p>
-      <w:pPr>
-        <w:pStyle w:val="ListParagraph"/>
-        <w:spacing w:lineRule="auto" w:line="281" w:before="0" w:after="90"/>
-        <w:rPr>
-          <w:rFonts w:ascii="Arial" w:hAnsi="Arial"/>
-        </w:rPr>
-      </w:pPr>
-      <w:r>
-        <w:rPr>
-          <w:rFonts w:ascii="Arial" w:hAnsi="Arial"/>
-        </w:rPr>
+          <w:rFonts w:ascii="Arial" w:hAnsi="Arial"/>
+        </w:rPr>
+      </w:pPr>
+      <w:r>
+        <w:rPr>
+          <w:rFonts w:ascii="Arial" w:hAnsi="Arial"/>
+          <w:b/>
+        </w:rPr>
+        <w:t>B</w:t>
+      </w:r>
+      <w:r>
+        <w:rPr>
+          <w:rFonts w:ascii="Arial" w:hAnsi="Arial"/>
+          <w:b/>
+        </w:rPr>
+        <w:t>arriere spaziali:</w:t>
+      </w:r>
+      <w:r>
+        <w:rPr>
+          <w:rFonts w:ascii="Arial" w:hAnsi="Arial"/>
+        </w:rPr>
+        <w:t xml:space="preserve"> Se il giocatore tenta di forzare la navigazione sulla mappa verso aree non ancora accessibili o verso la zona del boss finale prima di aver completato gli obiettivi richiesti, il controllore di steering inietta nel prompt le restrizioni spaziali. Il modello viene così guidato a tradur</w:t>
+      </w:r>
+      <w:r>
+        <w:rPr>
+          <w:rFonts w:ascii="Arial" w:hAnsi="Arial"/>
+        </w:rPr>
+        <w:t>lo in</w:t>
+      </w:r>
+      <w:r>
+        <w:rPr>
+          <w:rFonts w:ascii="Arial" w:hAnsi="Arial"/>
+        </w:rPr>
+        <w:t xml:space="preserve"> un ostacolo narrativo credibile, evitando un rifiuto meta-narrativo esplicito a favore di una gestione coerente dell'avventura.</w:t>
       </w:r>
     </w:p>
     <w:p>
@@ -3821,12 +3713,12 @@
         <w:spacing w:lineRule="auto" w:line="300" w:before="0" w:after="160"/>
         <w:jc w:val="both"/>
         <w:rPr>
-          <w:rFonts w:ascii="Google Sans Text;sans-serif" w:hAnsi="Google Sans Text;sans-serif"/>
-        </w:rPr>
-      </w:pPr>
-      <w:r>
-        <w:rPr>
-          <w:rFonts w:ascii="Google Sans Text;sans-serif" w:hAnsi="Google Sans Text;sans-serif"/>
+          <w:rFonts w:ascii="Arial" w:hAnsi="Arial"/>
+        </w:rPr>
+      </w:pPr>
+      <w:r>
+        <w:rPr>
+          <w:rFonts w:ascii="Arial" w:hAnsi="Arial"/>
         </w:rPr>
         <w:t>Abbiamo strutturato il flusso utente in modo da garantire un'esperienza lineare, intuitiva e rigidamente delimitata all'interno del ciclo di gioco. L'avventura si articola attraverso passaggi sequenziali ben definiti:</w:t>
       </w:r>
@@ -3846,19 +3738,19 @@
         <w:ind w:hanging="283" w:start="709" w:end="0"/>
         <w:jc w:val="both"/>
         <w:rPr>
-          <w:rFonts w:ascii="Google Sans Text;sans-serif" w:hAnsi="Google Sans Text;sans-serif"/>
-        </w:rPr>
-      </w:pPr>
-      <w:r>
-        <w:rPr>
-          <w:rFonts w:ascii="Google Sans Text;sans-serif" w:hAnsi="Google Sans Text;sans-serif"/>
+          <w:rFonts w:ascii="Arial" w:hAnsi="Arial"/>
+        </w:rPr>
+      </w:pPr>
+      <w:r>
+        <w:rPr>
+          <w:rFonts w:ascii="Arial" w:hAnsi="Arial"/>
           <w:b/>
         </w:rPr>
         <w:t>Home Page:</w:t>
       </w:r>
       <w:r>
         <w:rPr>
-          <w:rFonts w:ascii="Google Sans Text;sans-serif" w:hAnsi="Google Sans Text;sans-serif"/>
+          <w:rFonts w:ascii="Arial" w:hAnsi="Arial"/>
         </w:rPr>
         <w:t xml:space="preserve"> Schermata iniziale di introduzione e configurazione.</w:t>
       </w:r>
@@ -3878,21 +3770,21 @@
         <w:ind w:hanging="283" w:start="709" w:end="0"/>
         <w:jc w:val="both"/>
         <w:rPr>
-          <w:rFonts w:ascii="Google Sans Text;sans-serif" w:hAnsi="Google Sans Text;sans-serif"/>
-        </w:rPr>
-      </w:pPr>
-      <w:r>
-        <w:rPr>
-          <w:rFonts w:ascii="Google Sans Text;sans-serif" w:hAnsi="Google Sans Text;sans-serif"/>
+          <w:rFonts w:ascii="Arial" w:hAnsi="Arial"/>
+        </w:rPr>
+      </w:pPr>
+      <w:r>
+        <w:rPr>
+          <w:rFonts w:ascii="Arial" w:hAnsi="Arial"/>
           <w:b/>
         </w:rPr>
         <w:t>Generazione del Personaggio:</w:t>
       </w:r>
       <w:r>
         <w:rPr>
-          <w:rFonts w:ascii="Google Sans Text;sans-serif" w:hAnsi="Google Sans Text;sans-serif"/>
-        </w:rPr>
-        <w:t xml:space="preserve"> Fase interattiva in cui le statistiche di partenza vengono determinate attraverso tiri di dado simulati dal backend.</w:t>
+          <w:rFonts w:ascii="Arial" w:hAnsi="Arial"/>
+        </w:rPr>
+        <w:t xml:space="preserve"> Fase in cui le statistiche di partenza vengono determinate attraverso tiri di dado simulati dal backend.</w:t>
       </w:r>
     </w:p>
     <w:p>
@@ -3910,19 +3802,19 @@
         <w:ind w:hanging="283" w:start="709" w:end="0"/>
         <w:jc w:val="both"/>
         <w:rPr>
-          <w:rFonts w:ascii="Google Sans Text;sans-serif" w:hAnsi="Google Sans Text;sans-serif"/>
-        </w:rPr>
-      </w:pPr>
-      <w:r>
-        <w:rPr>
-          <w:rFonts w:ascii="Google Sans Text;sans-serif" w:hAnsi="Google Sans Text;sans-serif"/>
+          <w:rFonts w:ascii="Arial" w:hAnsi="Arial"/>
+        </w:rPr>
+      </w:pPr>
+      <w:r>
+        <w:rPr>
+          <w:rFonts w:ascii="Arial" w:hAnsi="Arial"/>
           <w:b/>
         </w:rPr>
         <w:t>Setup della Sessione:</w:t>
       </w:r>
       <w:r>
         <w:rPr>
-          <w:rFonts w:ascii="Google Sans Text;sans-serif" w:hAnsi="Google Sans Text;sans-serif"/>
+          <w:rFonts w:ascii="Arial" w:hAnsi="Arial"/>
         </w:rPr>
         <w:t xml:space="preserve"> Selezione del tema narrativo, del livello di difficoltà e delle dimensioni geometriche della mappa di gioco.</w:t>
       </w:r>
@@ -3942,23 +3834,28 @@
         <w:ind w:hanging="283" w:start="709" w:end="0"/>
         <w:jc w:val="both"/>
         <w:rPr>
-          <w:rFonts w:ascii="Google Sans Text;sans-serif" w:hAnsi="Google Sans Text;sans-serif"/>
-        </w:rPr>
-      </w:pPr>
-      <w:bookmarkStart w:id="34" w:name="p-rc_fda902b90f72a864-393"/>
-      <w:bookmarkEnd w:id="34"/>
-      <w:r>
-        <w:rPr>
-          <w:rFonts w:ascii="Google Sans Text;sans-serif" w:hAnsi="Google Sans Text;sans-serif"/>
-          <w:b/>
-        </w:rPr>
-        <w:t>Incipit Narrativo:</w:t>
-      </w:r>
-      <w:r>
-        <w:rPr>
-          <w:rFonts w:ascii="Google Sans Text;sans-serif" w:hAnsi="Google Sans Text;sans-serif"/>
-        </w:rPr>
-        <w:t xml:space="preserve"> Visualizzazione del prologo introduttivo generato dall'agente Lore Master di Agno (renderizzato graficamente in un overlay stile "pergamena"). </w:t>
+          <w:rFonts w:ascii="Arial" w:hAnsi="Arial"/>
+        </w:rPr>
+      </w:pPr>
+      <w:r>
+        <w:rPr>
+          <w:rFonts w:ascii="Arial" w:hAnsi="Arial"/>
+          <w:b/>
+        </w:rPr>
+        <w:t>I</w:t>
+      </w:r>
+      <w:r>
+        <w:rPr>
+          <w:rFonts w:ascii="Arial" w:hAnsi="Arial"/>
+          <w:b/>
+        </w:rPr>
+        <w:t>ncipit Narrativo:</w:t>
+      </w:r>
+      <w:r>
+        <w:rPr>
+          <w:rFonts w:ascii="Arial" w:hAnsi="Arial"/>
+        </w:rPr>
+        <w:t xml:space="preserve"> Visualizzazione del prologo introduttivo generato dall'agente Lore Master di Agno. </w:t>
       </w:r>
     </w:p>
     <w:p>
@@ -3976,21 +3873,26 @@
         <w:ind w:hanging="283" w:start="709" w:end="0"/>
         <w:jc w:val="both"/>
         <w:rPr>
-          <w:rFonts w:ascii="Google Sans Text;sans-serif" w:hAnsi="Google Sans Text;sans-serif"/>
-        </w:rPr>
-      </w:pPr>
-      <w:bookmarkStart w:id="35" w:name="p-rc_fda902b90f72a864-394"/>
-      <w:bookmarkEnd w:id="35"/>
-      <w:r>
-        <w:rPr>
-          <w:rFonts w:ascii="Google Sans Text;sans-serif" w:hAnsi="Google Sans Text;sans-serif"/>
-          <w:b/>
-        </w:rPr>
-        <w:t>Game Loop Core:</w:t>
-      </w:r>
-      <w:r>
-        <w:rPr>
-          <w:rFonts w:ascii="Google Sans Text;sans-serif" w:hAnsi="Google Sans Text;sans-serif"/>
+          <w:rFonts w:ascii="Arial" w:hAnsi="Arial"/>
+        </w:rPr>
+      </w:pPr>
+      <w:r>
+        <w:rPr>
+          <w:rFonts w:ascii="Arial" w:hAnsi="Arial"/>
+          <w:b/>
+        </w:rPr>
+        <w:t>G</w:t>
+      </w:r>
+      <w:r>
+        <w:rPr>
+          <w:rFonts w:ascii="Arial" w:hAnsi="Arial"/>
+          <w:b/>
+        </w:rPr>
+        <w:t>ame Loop Core:</w:t>
+      </w:r>
+      <w:r>
+        <w:rPr>
+          <w:rFonts w:ascii="Arial" w:hAnsi="Arial"/>
         </w:rPr>
         <w:t xml:space="preserve"> Ciclo continuo di esplorazione tattica e combattimento a turni, guidato dinamicamente in background dal nostro controllore di steering prompt. </w:t>
       </w:r>
@@ -4010,21 +3912,26 @@
         <w:ind w:hanging="283" w:start="709" w:end="0"/>
         <w:jc w:val="both"/>
         <w:rPr>
-          <w:rFonts w:ascii="Google Sans Text;sans-serif" w:hAnsi="Google Sans Text;sans-serif"/>
-        </w:rPr>
-      </w:pPr>
-      <w:bookmarkStart w:id="36" w:name="p-rc_fda902b90f72a864-395"/>
-      <w:bookmarkEnd w:id="36"/>
-      <w:r>
-        <w:rPr>
-          <w:rFonts w:ascii="Google Sans Text;sans-serif" w:hAnsi="Google Sans Text;sans-serif"/>
-          <w:b/>
-        </w:rPr>
-        <w:t>Risoluzione:</w:t>
-      </w:r>
-      <w:r>
-        <w:rPr>
-          <w:rFonts w:ascii="Google Sans Text;sans-serif" w:hAnsi="Google Sans Text;sans-serif"/>
+          <w:rFonts w:ascii="Arial" w:hAnsi="Arial"/>
+        </w:rPr>
+      </w:pPr>
+      <w:r>
+        <w:rPr>
+          <w:rFonts w:ascii="Arial" w:hAnsi="Arial"/>
+          <w:b/>
+        </w:rPr>
+        <w:t>R</w:t>
+      </w:r>
+      <w:r>
+        <w:rPr>
+          <w:rFonts w:ascii="Arial" w:hAnsi="Arial"/>
+          <w:b/>
+        </w:rPr>
+        <w:t>isoluzione:</w:t>
+      </w:r>
+      <w:r>
+        <w:rPr>
+          <w:rFonts w:ascii="Arial" w:hAnsi="Arial"/>
         </w:rPr>
         <w:t xml:space="preserve"> Epilogo della sessione, che culmina nel Game Over in caso di sconfitta o nella schermata di vittoria a seguito del trionfo contro il boss finale. </w:t>
       </w:r>
@@ -4035,80 +3942,78 @@
         <w:spacing w:lineRule="auto" w:line="274" w:before="0" w:after="140"/>
         <w:ind w:hanging="0" w:start="0" w:end="0"/>
         <w:jc w:val="both"/>
-        <w:rPr>
-          <w:rFonts w:ascii="Arial" w:hAnsi="Arial"/>
-        </w:rPr>
-      </w:pPr>
-      <w:bookmarkStart w:id="37" w:name="p-rc_fda902b90f72a864-396"/>
-      <w:bookmarkEnd w:id="37"/>
-      <w:r>
-        <w:rPr>
-          <w:rFonts w:ascii="Google Sans Text;sans-serif" w:hAnsi="Google Sans Text;sans-serif"/>
+        <w:rPr/>
+      </w:pPr>
+      <w:bookmarkStart w:id="16" w:name="p-rc_fda902b90f72a864-396"/>
+      <w:bookmarkEnd w:id="16"/>
+      <w:r>
+        <w:rPr>
+          <w:rFonts w:ascii="Arial" w:hAnsi="Arial"/>
         </w:rPr>
         <w:t>Per riflettere l'approccio di disaccoppiamento architetturale, abbiamo associato a ciascuna di queste fasi macroscopiche una route REST dedicata sul server Flask (</w:t>
       </w:r>
       <w:r>
         <w:rPr>
-          <w:rStyle w:val="Testosorgenteuser"/>
-          <w:rFonts w:ascii="Google Sans Text;sans-serif" w:hAnsi="Google Sans Text;sans-serif"/>
+          <w:rStyle w:val="Testosorgente"/>
+          <w:rFonts w:ascii="Arial" w:hAnsi="Arial"/>
         </w:rPr>
         <w:t>/api/start</w:t>
       </w:r>
       <w:r>
         <w:rPr>
-          <w:rFonts w:ascii="Google Sans Text;sans-serif" w:hAnsi="Google Sans Text;sans-serif"/>
+          <w:rFonts w:ascii="Arial" w:hAnsi="Arial"/>
         </w:rPr>
         <w:t xml:space="preserve">, </w:t>
       </w:r>
       <w:r>
         <w:rPr>
-          <w:rStyle w:val="Testosorgenteuser"/>
-          <w:rFonts w:ascii="Google Sans Text;sans-serif" w:hAnsi="Google Sans Text;sans-serif"/>
+          <w:rStyle w:val="Testosorgente"/>
+          <w:rFonts w:ascii="Arial" w:hAnsi="Arial"/>
         </w:rPr>
         <w:t>/api/action</w:t>
       </w:r>
       <w:r>
         <w:rPr>
-          <w:rFonts w:ascii="Google Sans Text;sans-serif" w:hAnsi="Google Sans Text;sans-serif"/>
+          <w:rFonts w:ascii="Arial" w:hAnsi="Arial"/>
         </w:rPr>
         <w:t xml:space="preserve">, </w:t>
       </w:r>
       <w:r>
         <w:rPr>
-          <w:rStyle w:val="Testosorgenteuser"/>
-          <w:rFonts w:ascii="Google Sans Text;sans-serif" w:hAnsi="Google Sans Text;sans-serif"/>
+          <w:rStyle w:val="Testosorgente"/>
+          <w:rFonts w:ascii="Arial" w:hAnsi="Arial"/>
         </w:rPr>
         <w:t>/api/combat/*</w:t>
       </w:r>
       <w:r>
         <w:rPr>
-          <w:rFonts w:ascii="Google Sans Text;sans-serif" w:hAnsi="Google Sans Text;sans-serif"/>
+          <w:rFonts w:ascii="Arial" w:hAnsi="Arial"/>
         </w:rPr>
         <w:t xml:space="preserve">, </w:t>
       </w:r>
       <w:r>
         <w:rPr>
-          <w:rStyle w:val="Testosorgenteuser"/>
-          <w:rFonts w:ascii="Google Sans Text;sans-serif" w:hAnsi="Google Sans Text;sans-serif"/>
+          <w:rStyle w:val="Testosorgente"/>
+          <w:rFonts w:ascii="Arial" w:hAnsi="Arial"/>
         </w:rPr>
         <w:t>/api/save</w:t>
       </w:r>
       <w:r>
         <w:rPr>
-          <w:rFonts w:ascii="Google Sans Text;sans-serif" w:hAnsi="Google Sans Text;sans-serif"/>
+          <w:rFonts w:ascii="Arial" w:hAnsi="Arial"/>
         </w:rPr>
         <w:t xml:space="preserve">, </w:t>
       </w:r>
       <w:r>
         <w:rPr>
-          <w:rStyle w:val="Testosorgenteuser"/>
-          <w:rFonts w:ascii="Google Sans Text;sans-serif" w:hAnsi="Google Sans Text;sans-serif"/>
+          <w:rStyle w:val="Testosorgente"/>
+          <w:rFonts w:ascii="Arial" w:hAnsi="Arial"/>
         </w:rPr>
         <w:t>/api/load</w:t>
       </w:r>
       <w:r>
         <w:rPr>
-          <w:rFonts w:ascii="Google Sans Text;sans-serif" w:hAnsi="Google Sans Text;sans-serif"/>
+          <w:rFonts w:ascii="Arial" w:hAnsi="Arial"/>
         </w:rPr>
         <w:t>). Questa organizzazione non solo semplifica la tracciabilità e la manutenzione del codice, ma garantisce che le transizioni di stato avvengano tramite chiamate asincrone pulite, mantenendo il frontend perfettamente sincronizzato con le variabili in memoria sul backend.</w:t>
       </w:r>
@@ -4136,16 +4041,20 @@
         <w:pStyle w:val="BodyText"/>
         <w:spacing w:lineRule="auto" w:line="281" w:before="0" w:after="90"/>
         <w:rPr>
-          <w:rFonts w:ascii="Google Sans Text;sans-serif" w:hAnsi="Google Sans Text;sans-serif"/>
-        </w:rPr>
-      </w:pPr>
-      <w:bookmarkStart w:id="38" w:name="p-rc_fda902b90f72a864-397"/>
-      <w:bookmarkEnd w:id="38"/>
-      <w:r>
-        <w:rPr>
-          <w:rFonts w:ascii="Google Sans Text;sans-serif" w:hAnsi="Google Sans Text;sans-serif"/>
-        </w:rPr>
-        <w:t xml:space="preserve">Rifiutando i componenti rigidi dei framework grafici preconfezionati, abbiamo sviluppato un'interfaccia utente specializzata (Agentic UI) progettata per rendere visibili ed espliciti i dati strutturati elaborati dagli agenti e dal motore di gioco, arricchendo l'interazione testuale con elementi visivi dinamici: </w:t>
+          <w:rFonts w:ascii="Arial" w:hAnsi="Arial"/>
+        </w:rPr>
+      </w:pPr>
+      <w:r>
+        <w:rPr>
+          <w:rFonts w:ascii="Arial" w:hAnsi="Arial"/>
+        </w:rPr>
+        <w:t>R</w:t>
+      </w:r>
+      <w:r>
+        <w:rPr>
+          <w:rFonts w:ascii="Arial" w:hAnsi="Arial"/>
+        </w:rPr>
+        <w:t xml:space="preserve">ifiutando i componenti rigidi dei framework grafici preconfezionati, abbiamo sviluppato un'interfaccia utente specializzata (Agentic UI) progettata per rendere visibili ed espliciti i dati strutturati elaborati dagli agenti e dal motore di gioco, arricchendo l'interazione testuale con elementi visivi dinamici: </w:t>
       </w:r>
     </w:p>
     <w:p>
@@ -4163,34 +4072,39 @@
         <w:spacing w:lineRule="auto" w:line="274" w:before="0" w:after="140"/>
         <w:ind w:hanging="283" w:start="709" w:end="0"/>
         <w:rPr>
-          <w:rFonts w:ascii="Google Sans Text;sans-serif" w:hAnsi="Google Sans Text;sans-serif"/>
-        </w:rPr>
-      </w:pPr>
-      <w:bookmarkStart w:id="39" w:name="p-rc_fda902b90f72a864-398"/>
-      <w:bookmarkEnd w:id="39"/>
-      <w:r>
-        <w:rPr>
-          <w:rFonts w:ascii="Google Sans Text;sans-serif" w:hAnsi="Google Sans Text;sans-serif"/>
-          <w:b/>
-        </w:rPr>
-        <w:t>Sidebar e Scheda Personaggio reattiva:</w:t>
-      </w:r>
-      <w:r>
-        <w:rPr>
-          <w:rFonts w:ascii="Google Sans Text;sans-serif" w:hAnsi="Google Sans Text;sans-serif"/>
-        </w:rPr>
-        <w:t xml:space="preserve"> Posizionata stabilmente sul lato dello schermo, mostra in tempo reale il ritratto del personaggio, le statistiche principali e l'inventario. Abbiamo implementato una barra degli HP dinamica dotata di una transizione cromatica fluida (Verde $\rightarrow$ Giallo $\rightarrow$ Rosso) basata sulla salute residua, abbinata a un effetto grafico di </w:t>
-      </w:r>
-      <w:r>
-        <w:rPr>
-          <w:rFonts w:ascii="Google Sans Text;sans-serif" w:hAnsi="Google Sans Text;sans-serif"/>
+          <w:rFonts w:ascii="Arial" w:hAnsi="Arial"/>
+        </w:rPr>
+      </w:pPr>
+      <w:r>
+        <w:rPr>
+          <w:rFonts w:ascii="Arial" w:hAnsi="Arial"/>
+          <w:b/>
+        </w:rPr>
+        <w:t>S</w:t>
+      </w:r>
+      <w:r>
+        <w:rPr>
+          <w:rFonts w:ascii="Arial" w:hAnsi="Arial"/>
+          <w:b/>
+        </w:rPr>
+        <w:t>idebar e Scheda Personaggio reattiva:</w:t>
+      </w:r>
+      <w:r>
+        <w:rPr>
+          <w:rFonts w:ascii="Arial" w:hAnsi="Arial"/>
+        </w:rPr>
+        <w:t xml:space="preserve"> Posizionata stabilmente sul lato dello schermo, mostra in tempo reale il ritratto del personaggio, le statistiche principali e l'inventario. Abbiamo implementato una barra degli HP dinamica basata sulla salute residua, abbinata a un effetto grafico di </w:t>
+      </w:r>
+      <w:r>
+        <w:rPr>
+          <w:rFonts w:ascii="Arial" w:hAnsi="Arial"/>
           <w:i/>
         </w:rPr>
         <w:t>screen-flash</w:t>
       </w:r>
       <w:r>
         <w:rPr>
-          <w:rFonts w:ascii="Google Sans Text;sans-serif" w:hAnsi="Google Sans Text;sans-serif"/>
+          <w:rFonts w:ascii="Arial" w:hAnsi="Arial"/>
         </w:rPr>
         <w:t xml:space="preserve"> rosso sul browser che si attiva non appena il backend notifica un danno subito, migliorando il feedback visivo dell'impatto. </w:t>
       </w:r>
@@ -4210,19 +4124,19 @@
         <w:spacing w:lineRule="auto" w:line="274" w:before="0" w:after="140"/>
         <w:ind w:hanging="283" w:start="709" w:end="0"/>
         <w:rPr>
-          <w:rFonts w:ascii="Google Sans Text;sans-serif" w:hAnsi="Google Sans Text;sans-serif"/>
-        </w:rPr>
-      </w:pPr>
-      <w:r>
-        <w:rPr>
-          <w:rFonts w:ascii="Google Sans Text;sans-serif" w:hAnsi="Google Sans Text;sans-serif"/>
+          <w:rFonts w:ascii="Arial" w:hAnsi="Arial"/>
+        </w:rPr>
+      </w:pPr>
+      <w:r>
+        <w:rPr>
+          <w:rFonts w:ascii="Arial" w:hAnsi="Arial"/>
           <w:b/>
         </w:rPr>
         <w:t>Pannello di dettaglio comprimibile:</w:t>
       </w:r>
       <w:r>
         <w:rPr>
-          <w:rFonts w:ascii="Google Sans Text;sans-serif" w:hAnsi="Google Sans Text;sans-serif"/>
+          <w:rFonts w:ascii="Arial" w:hAnsi="Arial"/>
         </w:rPr>
         <w:t xml:space="preserve"> Per preservare lo spazio dedicato alla chat narrativa ed evitare il sovraccarico cognitivo, le informazioni estese del personaggio (background, allineamento logico e segreti di lore) sono state collocate all'interno di un modulo a scomparsa, interamente espandibile lato client tramite un singolo click dell'utente.</w:t>
       </w:r>
@@ -4242,23 +4156,28 @@
         <w:spacing w:lineRule="auto" w:line="274" w:before="0" w:after="140"/>
         <w:ind w:hanging="283" w:start="709" w:end="0"/>
         <w:rPr>
-          <w:rFonts w:ascii="Google Sans Text;sans-serif" w:hAnsi="Google Sans Text;sans-serif"/>
-        </w:rPr>
-      </w:pPr>
-      <w:bookmarkStart w:id="40" w:name="p-rc_fda902b90f72a864-399"/>
-      <w:bookmarkEnd w:id="40"/>
-      <w:r>
-        <w:rPr>
-          <w:rFonts w:ascii="Google Sans Text;sans-serif" w:hAnsi="Google Sans Text;sans-serif"/>
-          <w:b/>
-        </w:rPr>
-        <w:t>Diario/Codex con meccanica di Fog of War:</w:t>
-      </w:r>
-      <w:r>
-        <w:rPr>
-          <w:rFonts w:ascii="Google Sans Text;sans-serif" w:hAnsi="Google Sans Text;sans-serif"/>
-        </w:rPr>
-        <w:t xml:space="preserve"> Per valorizzare il senso di scoperta progressiva dell'avventura, abbiamo implementato una logica di "Nebbia di Guerra" nel diario di gioco. Il pannello mostra esclusivamente la tappa attualmente attiva e le milestone già completate, mantenendo oscurati i profili degli NPC, dei mostri e del boss finale fino al loro effettivo incontro nella narrazione libera, attingendo ai dati memorizzati dinamicamente nello stato del server. </w:t>
+          <w:rFonts w:ascii="Arial" w:hAnsi="Arial"/>
+        </w:rPr>
+      </w:pPr>
+      <w:r>
+        <w:rPr>
+          <w:rFonts w:ascii="Arial" w:hAnsi="Arial"/>
+          <w:b/>
+        </w:rPr>
+        <w:t>D</w:t>
+      </w:r>
+      <w:r>
+        <w:rPr>
+          <w:rFonts w:ascii="Arial" w:hAnsi="Arial"/>
+          <w:b/>
+        </w:rPr>
+        <w:t>iario/Codex con meccanica di Fog of War:</w:t>
+      </w:r>
+      <w:r>
+        <w:rPr>
+          <w:rFonts w:ascii="Arial" w:hAnsi="Arial"/>
+        </w:rPr>
+        <w:t xml:space="preserve"> Per valorizzare il senso di scoperta progressiva dell'avventura, abbiamo implementato una logica di "Nebbia di Guerra" nel diario di gioco. Il pannello mostra esclusivamente la tappa attualmente attiva.</w:t>
       </w:r>
     </w:p>
     <w:p>
@@ -4275,33 +4194,31 @@
         <w:suppressAutoHyphens w:val="true"/>
         <w:spacing w:lineRule="auto" w:line="274" w:before="0" w:after="140"/>
         <w:ind w:hanging="283" w:start="709" w:end="0"/>
-        <w:rPr>
-          <w:rFonts w:ascii="Arial" w:hAnsi="Arial"/>
-        </w:rPr>
-      </w:pPr>
-      <w:r>
-        <w:rPr>
-          <w:rFonts w:ascii="Google Sans Text;sans-serif" w:hAnsi="Google Sans Text;sans-serif"/>
+        <w:rPr/>
+      </w:pPr>
+      <w:r>
+        <w:rPr>
+          <w:rFonts w:ascii="Arial" w:hAnsi="Arial"/>
           <w:b/>
         </w:rPr>
         <w:t>Evidenziazione grafica del Boss:</w:t>
       </w:r>
       <w:r>
         <w:rPr>
-          <w:rFonts w:ascii="Google Sans Text;sans-serif" w:hAnsi="Google Sans Text;sans-serif"/>
+          <w:rFonts w:ascii="Arial" w:hAnsi="Arial"/>
         </w:rPr>
         <w:t xml:space="preserve"> All'interno del bestiario dinamico, l'entità identificata come Boss Finale viene isolata visivamente attraverso l'applicazione della classe CSS dedicata </w:t>
       </w:r>
       <w:r>
         <w:rPr>
-          <w:rStyle w:val="Testosorgenteuser"/>
-          <w:rFonts w:ascii="Google Sans Text;sans-serif" w:hAnsi="Google Sans Text;sans-serif"/>
+          <w:rStyle w:val="Testosorgente"/>
+          <w:rFonts w:ascii="Arial" w:hAnsi="Arial"/>
         </w:rPr>
         <w:t>boss-aura</w:t>
       </w:r>
       <w:r>
         <w:rPr>
-          <w:rFonts w:ascii="Google Sans Text;sans-serif" w:hAnsi="Google Sans Text;sans-serif"/>
+          <w:rFonts w:ascii="Arial" w:hAnsi="Arial"/>
         </w:rPr>
         <w:t>, che genera un'aura dorata pulsante attorno al ritratto per comunicare istantaneamente all'utente la criticità della minaccia.</w:t>
       </w:r>
@@ -4320,35 +4237,38 @@
         <w:suppressAutoHyphens w:val="true"/>
         <w:spacing w:lineRule="auto" w:line="274" w:before="0" w:after="140"/>
         <w:ind w:hanging="283" w:start="709" w:end="0"/>
-        <w:rPr>
-          <w:rFonts w:ascii="Arial" w:hAnsi="Arial"/>
-        </w:rPr>
-      </w:pPr>
-      <w:bookmarkStart w:id="41" w:name="p-rc_fda902b90f72a864-400"/>
-      <w:bookmarkEnd w:id="41"/>
-      <w:r>
-        <w:rPr>
-          <w:rFonts w:ascii="Google Sans Text;sans-serif" w:hAnsi="Google Sans Text;sans-serif"/>
-          <w:b/>
-        </w:rPr>
-        <w:t>Banner tattico di combattimento:</w:t>
-      </w:r>
-      <w:r>
-        <w:rPr>
-          <w:rFonts w:ascii="Google Sans Text;sans-serif" w:hAnsi="Google Sans Text;sans-serif"/>
+        <w:rPr/>
+      </w:pPr>
+      <w:r>
+        <w:rPr>
+          <w:rFonts w:ascii="Arial" w:hAnsi="Arial"/>
+          <w:b/>
+        </w:rPr>
+        <w:t>B</w:t>
+      </w:r>
+      <w:r>
+        <w:rPr>
+          <w:rFonts w:ascii="Arial" w:hAnsi="Arial"/>
+          <w:b/>
+        </w:rPr>
+        <w:t>anner tattico di combattimento:</w:t>
+      </w:r>
+      <w:r>
+        <w:rPr>
+          <w:rFonts w:ascii="Arial" w:hAnsi="Arial"/>
         </w:rPr>
         <w:t xml:space="preserve"> Non appena scatta la transizione gestita da </w:t>
       </w:r>
       <w:r>
         <w:rPr>
-          <w:rStyle w:val="Testosorgenteuser"/>
-          <w:rFonts w:ascii="Google Sans Text;sans-serif" w:hAnsi="Google Sans Text;sans-serif"/>
+          <w:rStyle w:val="Testosorgente"/>
+          <w:rFonts w:ascii="Arial" w:hAnsi="Arial"/>
         </w:rPr>
         <w:t>combat_engine.py</w:t>
       </w:r>
       <w:r>
         <w:rPr>
-          <w:rFonts w:ascii="Google Sans Text;sans-serif" w:hAnsi="Google Sans Text;sans-serif"/>
+          <w:rFonts w:ascii="Arial" w:hAnsi="Arial"/>
         </w:rPr>
         <w:t>, il frontend modifica parzialmente il proprio layout introducendo un banner di battaglia visivamente distinto dalla chat. Questo modulo espone una barra della salute dedicata per il nemico corrente, aggiornata a latenza zero ad ogni turno di attacco o cura locale.</w:t>
       </w:r>
@@ -4376,12 +4296,12 @@
         <w:pStyle w:val="BodyText"/>
         <w:spacing w:lineRule="auto" w:line="281" w:before="0" w:after="90"/>
         <w:rPr>
-          <w:rFonts w:ascii="Google Sans Text;sans-serif" w:hAnsi="Google Sans Text;sans-serif"/>
-        </w:rPr>
-      </w:pPr>
-      <w:r>
-        <w:rPr>
-          <w:rFonts w:ascii="Google Sans Text;sans-serif" w:hAnsi="Google Sans Text;sans-serif"/>
+          <w:rFonts w:ascii="Arial" w:hAnsi="Arial"/>
+        </w:rPr>
+      </w:pPr>
+      <w:r>
+        <w:rPr>
+          <w:rFonts w:ascii="Arial" w:hAnsi="Arial"/>
         </w:rPr>
         <w:t>Al fine di garantire che l'interfaccia utente rimanga stabile ed esteticamente integra anche in presenza di anomalie nei dati o nei file locali, abbiamo distribuito specifiche logiche di protezione nel codice client e server:</w:t>
       </w:r>
@@ -4400,37 +4320,40 @@
         <w:suppressAutoHyphens w:val="true"/>
         <w:spacing w:lineRule="auto" w:line="274" w:before="0" w:after="140"/>
         <w:ind w:hanging="283" w:start="709" w:end="0"/>
-        <w:rPr>
-          <w:rFonts w:ascii="Arial" w:hAnsi="Arial"/>
-        </w:rPr>
-      </w:pPr>
-      <w:bookmarkStart w:id="42" w:name="p-rc_fda902b90f72a864-401"/>
-      <w:bookmarkEnd w:id="42"/>
-      <w:r>
-        <w:rPr>
-          <w:rFonts w:ascii="Google Sans Text;sans-serif" w:hAnsi="Google Sans Text;sans-serif"/>
-          <w:b/>
-        </w:rPr>
-        <w:t>Fallback nativo sugli asset grafici:</w:t>
-      </w:r>
-      <w:r>
-        <w:rPr>
-          <w:rFonts w:ascii="Google Sans Text;sans-serif" w:hAnsi="Google Sans Text;sans-serif"/>
+        <w:rPr/>
+      </w:pPr>
+      <w:r>
+        <w:rPr>
+          <w:rFonts w:ascii="Arial" w:hAnsi="Arial"/>
+          <w:b/>
+        </w:rPr>
+        <w:t>F</w:t>
+      </w:r>
+      <w:r>
+        <w:rPr>
+          <w:rFonts w:ascii="Arial" w:hAnsi="Arial"/>
+          <w:b/>
+        </w:rPr>
+        <w:t>allback nativo sugli asset grafici:</w:t>
+      </w:r>
+      <w:r>
+        <w:rPr>
+          <w:rFonts w:ascii="Arial" w:hAnsi="Arial"/>
         </w:rPr>
         <w:t xml:space="preserve"> Consapevoli del fatto che la pipeline procedurale associa dinamicamente ritratti a oltre 60 entità diverse (mostri, NPC, località), abbiamo implementato un controllo </w:t>
       </w:r>
       <w:r>
         <w:rPr>
-          <w:rStyle w:val="Testosorgenteuser"/>
-          <w:rFonts w:ascii="Google Sans Text;sans-serif" w:hAnsi="Google Sans Text;sans-serif"/>
+          <w:rStyle w:val="Testosorgente"/>
+          <w:rFonts w:ascii="Arial" w:hAnsi="Arial"/>
         </w:rPr>
         <w:t>onerror</w:t>
       </w:r>
       <w:r>
         <w:rPr>
-          <w:rFonts w:ascii="Google Sans Text;sans-serif" w:hAnsi="Google Sans Text;sans-serif"/>
-        </w:rPr>
-        <w:t xml:space="preserve"> sui tag immagine del frontend. Qualora un asset grafico specifico dovesse risultare mancante nel server o non raggiungibile, il browser intercetta l'anomalia e sostituisce istantaneamente la sorgente con un'immagine placeholder condivisa in stile dark-fantasy, evitando la visualizzazione di icone di caricamento corrotte. </w:t>
+          <w:rFonts w:ascii="Arial" w:hAnsi="Arial"/>
+        </w:rPr>
+        <w:t xml:space="preserve"> sui tag immagine del frontend. Qualora un asset grafico specifico dovesse risultare mancante nel server o non raggiungibile, il browser intercetta l'anomalia e sostituisce istantaneamente la sorgente con un'immagine placeholder condivisa, evitando la visualizzazione di icone di caricamento corrotte. </w:t>
       </w:r>
     </w:p>
     <w:p>
@@ -4447,35 +4370,38 @@
         <w:suppressAutoHyphens w:val="true"/>
         <w:spacing w:lineRule="auto" w:line="274" w:before="0" w:after="140"/>
         <w:ind w:hanging="283" w:start="709" w:end="0"/>
-        <w:rPr>
-          <w:rFonts w:ascii="Arial" w:hAnsi="Arial"/>
-        </w:rPr>
-      </w:pPr>
-      <w:bookmarkStart w:id="43" w:name="p-rc_fda902b90f72a864-402"/>
-      <w:bookmarkEnd w:id="43"/>
-      <w:r>
-        <w:rPr>
-          <w:rFonts w:ascii="Google Sans Text;sans-serif" w:hAnsi="Google Sans Text;sans-serif"/>
-          <w:b/>
-        </w:rPr>
-        <w:t>Auto-Load e persistenza trasparente:</w:t>
-      </w:r>
-      <w:r>
-        <w:rPr>
-          <w:rFonts w:ascii="Google Sans Text;sans-serif" w:hAnsi="Google Sans Text;sans-serif"/>
+        <w:rPr/>
+      </w:pPr>
+      <w:r>
+        <w:rPr>
+          <w:rFonts w:ascii="Arial" w:hAnsi="Arial"/>
+          <w:b/>
+        </w:rPr>
+        <w:t>A</w:t>
+      </w:r>
+      <w:r>
+        <w:rPr>
+          <w:rFonts w:ascii="Arial" w:hAnsi="Arial"/>
+          <w:b/>
+        </w:rPr>
+        <w:t>uto-Load e persistenza trasparente:</w:t>
+      </w:r>
+      <w:r>
+        <w:rPr>
+          <w:rFonts w:ascii="Arial" w:hAnsi="Arial"/>
         </w:rPr>
         <w:t xml:space="preserve"> Il frontend dialoga costantemente con il sistema di ripristino del backend. Se il server Flask viene riavviato a sessione in corso, l'interfaccia intercetta lo stato ricaricato dal file </w:t>
       </w:r>
       <w:r>
         <w:rPr>
-          <w:rStyle w:val="Testosorgenteuser"/>
-          <w:rFonts w:ascii="Google Sans Text;sans-serif" w:hAnsi="Google Sans Text;sans-serif"/>
+          <w:rStyle w:val="Testosorgente"/>
+          <w:rFonts w:ascii="Arial" w:hAnsi="Arial"/>
         </w:rPr>
         <w:t>savegame.json</w:t>
       </w:r>
       <w:r>
         <w:rPr>
-          <w:rFonts w:ascii="Google Sans Text;sans-serif" w:hAnsi="Google Sans Text;sans-serif"/>
+          <w:rFonts w:ascii="Arial" w:hAnsi="Arial"/>
         </w:rPr>
         <w:t xml:space="preserve"> e ricostruisce fedelmente la chat, la posizione sulla mappa e la scheda del personaggio, offrendo all'utente una continuità d'uso priva di frizioni o necessità di riconfigurazione manuale. </w:t>
       </w:r>
@@ -4494,64 +4420,53 @@
         <w:suppressAutoHyphens w:val="true"/>
         <w:spacing w:lineRule="auto" w:line="274" w:before="0" w:after="140"/>
         <w:ind w:hanging="283" w:start="709" w:end="0"/>
-        <w:rPr>
-          <w:rFonts w:ascii="Arial" w:hAnsi="Arial"/>
-        </w:rPr>
-      </w:pPr>
-      <w:bookmarkStart w:id="44" w:name="p-rc_fda902b90f72a864-403"/>
-      <w:bookmarkEnd w:id="44"/>
-      <w:r>
-        <w:rPr>
-          <w:rFonts w:ascii="Google Sans Text;sans-serif" w:hAnsi="Google Sans Text;sans-serif"/>
-          <w:b/>
-        </w:rPr>
-        <w:t>Isolamento dell'I/O sui dataset RAG:</w:t>
-      </w:r>
-      <w:r>
-        <w:rPr>
-          <w:rFonts w:ascii="Google Sans Text;sans-serif" w:hAnsi="Google Sans Text;sans-serif"/>
+        <w:rPr/>
+      </w:pPr>
+      <w:r>
+        <w:rPr>
+          <w:rFonts w:ascii="Arial" w:hAnsi="Arial"/>
+          <w:b/>
+        </w:rPr>
+        <w:t>I</w:t>
+      </w:r>
+      <w:r>
+        <w:rPr>
+          <w:rFonts w:ascii="Arial" w:hAnsi="Arial"/>
+          <w:b/>
+        </w:rPr>
+        <w:t>solamento dell'I/O sui dataset RAG:</w:t>
+      </w:r>
+      <w:r>
+        <w:rPr>
+          <w:rFonts w:ascii="Arial" w:hAnsi="Arial"/>
         </w:rPr>
         <w:t xml:space="preserve"> Durante le fasi di data-injection gestite da </w:t>
       </w:r>
       <w:r>
         <w:rPr>
-          <w:rStyle w:val="Testosorgenteuser"/>
-          <w:rFonts w:ascii="Google Sans Text;sans-serif" w:hAnsi="Google Sans Text;sans-serif"/>
+          <w:rStyle w:val="Testosorgente"/>
+          <w:rFonts w:ascii="Arial" w:hAnsi="Arial"/>
         </w:rPr>
         <w:t>carica_mattoncini()</w:t>
       </w:r>
       <w:r>
         <w:rPr>
-          <w:rFonts w:ascii="Google Sans Text;sans-serif" w:hAnsi="Google Sans Text;sans-serif"/>
+          <w:rFonts w:ascii="Arial" w:hAnsi="Arial"/>
         </w:rPr>
         <w:t xml:space="preserve">, abbiamo blindato i flussi di input per assicurarci che l'assenza accidentale o la corruzione di una stringa all'interno dei file flat (come </w:t>
       </w:r>
       <w:r>
         <w:rPr>
-          <w:rStyle w:val="Testosorgenteuser"/>
-          <w:rFonts w:ascii="Google Sans Text;sans-serif" w:hAnsi="Google Sans Text;sans-serif"/>
+          <w:rStyle w:val="Testosorgente"/>
+          <w:rFonts w:ascii="Arial" w:hAnsi="Arial"/>
         </w:rPr>
         <w:t>oggetti.txt</w:t>
       </w:r>
       <w:r>
         <w:rPr>
-          <w:rFonts w:ascii="Google Sans Text;sans-serif" w:hAnsi="Google Sans Text;sans-serif"/>
+          <w:rFonts w:ascii="Arial" w:hAnsi="Arial"/>
         </w:rPr>
         <w:t xml:space="preserve">) non generi stringhe vuote o artefatti visivi non formattati a schermo. Il sistema convalida la struttura sintattica del blocco prima di passarla al rendering JavaScript, garantendo un recupero silenzioso e pulito. </w:t>
-      </w:r>
-    </w:p>
-    <w:p>
-      <w:pPr>
-        <w:pStyle w:val="ListParagraph"/>
-        <w:spacing w:lineRule="auto" w:line="281" w:before="0" w:after="90"/>
-        <w:rPr>
-          <w:rFonts w:ascii="Arial" w:hAnsi="Arial"/>
-        </w:rPr>
-      </w:pPr>
-      <w:r>
-        <w:rPr>
-          <w:rFonts w:ascii="Arial" w:hAnsi="Arial"/>
-        </w:rPr>
       </w:r>
     </w:p>
     <w:p>
@@ -4578,16 +4493,20 @@
         <w:spacing w:lineRule="auto" w:line="300" w:before="0" w:after="160"/>
         <w:jc w:val="both"/>
         <w:rPr>
-          <w:rFonts w:ascii="Google Sans Text;sans-serif" w:hAnsi="Google Sans Text;sans-serif"/>
-        </w:rPr>
-      </w:pPr>
-      <w:bookmarkStart w:id="45" w:name="p-rc_fda902b90f72a864-404"/>
-      <w:bookmarkEnd w:id="45"/>
-      <w:r>
-        <w:rPr>
-          <w:rFonts w:ascii="Google Sans Text;sans-serif" w:hAnsi="Google Sans Text;sans-serif"/>
-        </w:rPr>
-        <w:t xml:space="preserve">Sebbene i framework standard come Streamlit, Gradio o l'Agno Playground offrano soluzioni precostituite per visualizzare output di modelli IA, abbiamo scelto deliberatamente di percorrere la strada dello sviluppo da zero in HTML, CSS e JavaScript puro. </w:t>
+          <w:rFonts w:ascii="Arial" w:hAnsi="Arial"/>
+        </w:rPr>
+      </w:pPr>
+      <w:r>
+        <w:rPr>
+          <w:rFonts w:ascii="Arial" w:hAnsi="Arial"/>
+        </w:rPr>
+        <w:t>S</w:t>
+      </w:r>
+      <w:r>
+        <w:rPr>
+          <w:rFonts w:ascii="Arial" w:hAnsi="Arial"/>
+        </w:rPr>
+        <w:t xml:space="preserve">ebbene i framework standard come Streamlit, Gradio o Agno Playground offrano soluzioni precostituite per visualizzare output di modelli IA, abbiamo scelto deliberatamente di percorrere la strada dello sviluppo da zero in HTML, CSS e JavaScript puro. </w:t>
       </w:r>
     </w:p>
     <w:p>
@@ -4597,27 +4516,31 @@
         <w:ind w:hanging="0" w:start="0" w:end="0"/>
         <w:jc w:val="both"/>
         <w:rPr>
-          <w:rFonts w:ascii="Google Sans Text;sans-serif" w:hAnsi="Google Sans Text;sans-serif"/>
-        </w:rPr>
-      </w:pPr>
-      <w:bookmarkStart w:id="46" w:name="p-rc_fda902b90f72a864-405"/>
-      <w:bookmarkEnd w:id="46"/>
-      <w:r>
-        <w:rPr>
-          <w:rFonts w:ascii="Google Sans Text;sans-serif" w:hAnsi="Google Sans Text;sans-serif"/>
-        </w:rPr>
-        <w:t xml:space="preserve">Questa decisione, pur comportando un carico di lavoro significativamente superiore in termini di programmazione e debugging, si è rivelata indispensabile per due ragioni ingegneristiche: in primo luogo, ci ha consentito di aggirare i limiti prestazionali legati ai continui re-render architetturali dei framework monolitici (come analizzato nel pivot al §2.4); in secondo luogo, ci ha concesso una libertà stilistica assoluta, permettendoci di plasmare un'interfaccia custom sartoriale, fortemente immersiva e perfettamente sintonizzata sull'immaginario dark-fantasy che caratterizza </w:t>
-      </w:r>
-      <w:r>
-        <w:rPr>
-          <w:rFonts w:ascii="Google Sans Text;sans-serif" w:hAnsi="Google Sans Text;sans-serif"/>
+          <w:rFonts w:ascii="Arial" w:hAnsi="Arial"/>
+        </w:rPr>
+      </w:pPr>
+      <w:r>
+        <w:rPr>
+          <w:rFonts w:ascii="Arial" w:hAnsi="Arial"/>
+        </w:rPr>
+        <w:t>Q</w:t>
+      </w:r>
+      <w:r>
+        <w:rPr>
+          <w:rFonts w:ascii="Arial" w:hAnsi="Arial"/>
+        </w:rPr>
+        <w:t xml:space="preserve">uesta decisione, pur comportando un carico di lavoro significativamente superiore in termini di programmazione e debugging, si è rivelata indispensabile per due ragioni ingegneristiche: in primo luogo, ci ha consentito di aggirare i limiti prestazionali legati ai continui re-render architetturali dei framework monolitici (come analizzato nel pivot al 2.4); in secondo luogo, ci ha concesso una libertà stilistica assoluta, permettendoci di plasmare un'interfaccia custom sartoriale, fortemente immersiva e perfettamente sintonizzata sull'immaginario che caratterizza </w:t>
+      </w:r>
+      <w:r>
+        <w:rPr>
+          <w:rFonts w:ascii="Arial" w:hAnsi="Arial"/>
           <w:i/>
         </w:rPr>
         <w:t>Morpheus Genesis</w:t>
       </w:r>
       <w:r>
         <w:rPr>
-          <w:rFonts w:ascii="Google Sans Text;sans-serif" w:hAnsi="Google Sans Text;sans-serif"/>
+          <w:rFonts w:ascii="Arial" w:hAnsi="Arial"/>
         </w:rPr>
         <w:t>.</w:t>
       </w:r>
@@ -4649,27 +4572,27 @@
         <w:spacing w:lineRule="auto" w:line="300" w:before="0" w:after="160"/>
         <w:jc w:val="both"/>
         <w:rPr>
-          <w:rFonts w:ascii="Google Sans Text;sans-serif" w:hAnsi="Google Sans Text;sans-serif"/>
-        </w:rPr>
-      </w:pPr>
-      <w:bookmarkStart w:id="47" w:name="p-rc_ff0e0f6100e16e18-430"/>
-      <w:bookmarkEnd w:id="47"/>
-      <w:r>
-        <w:rPr>
-          <w:rFonts w:ascii="Google Sans Text;sans-serif" w:hAnsi="Google Sans Text;sans-serif"/>
+          <w:rFonts w:ascii="Arial" w:hAnsi="Arial"/>
+        </w:rPr>
+      </w:pPr>
+      <w:bookmarkStart w:id="17" w:name="p-rc_ff0e0f6100e16e18-430"/>
+      <w:bookmarkEnd w:id="17"/>
+      <w:r>
+        <w:rPr>
+          <w:rFonts w:ascii="Arial" w:hAnsi="Arial"/>
         </w:rPr>
         <w:t xml:space="preserve">Lo sviluppo di </w:t>
       </w:r>
       <w:r>
         <w:rPr>
-          <w:rFonts w:ascii="Google Sans Text;sans-serif" w:hAnsi="Google Sans Text;sans-serif"/>
+          <w:rFonts w:ascii="Arial" w:hAnsi="Arial"/>
           <w:i/>
         </w:rPr>
         <w:t>Morpheus Genesis</w:t>
       </w:r>
       <w:r>
         <w:rPr>
-          <w:rFonts w:ascii="Google Sans Text;sans-serif" w:hAnsi="Google Sans Text;sans-serif"/>
+          <w:rFonts w:ascii="Arial" w:hAnsi="Arial"/>
         </w:rPr>
         <w:t xml:space="preserve"> è stato affrontato attraverso una costante sinergia metodologica, coordinando le fasi macroscopiche di pianificazione e affrontando in modo granulare la scrittura dei singoli moduli software in base alle nostre rispettive specializzazioni. La ripartizione interna dei compiti e delle responsabilità è stata strutturata come segue: </w:t>
       </w:r>
@@ -4688,35 +4611,33 @@
         <w:spacing w:lineRule="auto" w:line="274" w:before="0" w:after="140"/>
         <w:ind w:hanging="283" w:start="709" w:end="0"/>
         <w:jc w:val="both"/>
-        <w:rPr>
-          <w:rFonts w:ascii="Arial" w:hAnsi="Arial"/>
-        </w:rPr>
-      </w:pPr>
-      <w:bookmarkStart w:id="48" w:name="p-rc_ff0e0f6100e16e18-431"/>
-      <w:bookmarkEnd w:id="48"/>
-      <w:r>
-        <w:rPr>
-          <w:rFonts w:ascii="Google Sans Text;sans-serif" w:hAnsi="Google Sans Text;sans-serif"/>
+        <w:rPr/>
+      </w:pPr>
+      <w:bookmarkStart w:id="18" w:name="p-rc_ff0e0f6100e16e18-431"/>
+      <w:bookmarkEnd w:id="18"/>
+      <w:r>
+        <w:rPr>
+          <w:rFonts w:ascii="Arial" w:hAnsi="Arial"/>
           <w:b/>
         </w:rPr>
         <w:t>Lavoro congiunto e cooperativo:</w:t>
       </w:r>
       <w:r>
         <w:rPr>
-          <w:rFonts w:ascii="Google Sans Text;sans-serif" w:hAnsi="Google Sans Text;sans-serif"/>
+          <w:rFonts w:ascii="Arial" w:hAnsi="Arial"/>
         </w:rPr>
         <w:t xml:space="preserve"> Abbiamo curato insieme la fase embrionale di game design, la modellazione dell'architettura client-server complessiva, la stesura dei prompt fondamentali raccolti nel documento </w:t>
       </w:r>
       <w:r>
         <w:rPr>
-          <w:rStyle w:val="Testosorgenteuser"/>
-          <w:rFonts w:ascii="Google Sans Text;sans-serif" w:hAnsi="Google Sans Text;sans-serif"/>
+          <w:rStyle w:val="Testosorgente"/>
+          <w:rFonts w:ascii="Arial" w:hAnsi="Arial"/>
         </w:rPr>
         <w:t>PROMPTS.md</w:t>
       </w:r>
       <w:r>
         <w:rPr>
-          <w:rFonts w:ascii="Google Sans Text;sans-serif" w:hAnsi="Google Sans Text;sans-serif"/>
+          <w:rFonts w:ascii="Arial" w:hAnsi="Arial"/>
         </w:rPr>
         <w:t xml:space="preserve"> e la stesura della presente relazione tecnica. Sul piano dello sviluppo, abbiamo collaborato attivamente sul codice JavaScript e sul layout del frontend custom per assicurarci che l'interfaccia utente rispecchiasse fedelmente lo stato delle variabili del backend Flask. </w:t>
       </w:r>
@@ -4735,74 +4656,72 @@
         <w:spacing w:lineRule="auto" w:line="274" w:before="0" w:after="140"/>
         <w:ind w:hanging="283" w:start="709" w:end="0"/>
         <w:jc w:val="both"/>
-        <w:rPr>
-          <w:rFonts w:ascii="Arial" w:hAnsi="Arial"/>
-        </w:rPr>
-      </w:pPr>
-      <w:bookmarkStart w:id="49" w:name="p-rc_ff0e0f6100e16e18-432"/>
-      <w:bookmarkEnd w:id="49"/>
-      <w:r>
-        <w:rPr>
-          <w:rFonts w:ascii="Google Sans Text;sans-serif" w:hAnsi="Google Sans Text;sans-serif"/>
+        <w:rPr/>
+      </w:pPr>
+      <w:bookmarkStart w:id="19" w:name="p-rc_ff0e0f6100e16e18-432"/>
+      <w:bookmarkEnd w:id="19"/>
+      <w:r>
+        <w:rPr>
+          <w:rFonts w:ascii="Arial" w:hAnsi="Arial"/>
           <w:b/>
         </w:rPr>
         <w:t>Michele Vitella:</w:t>
       </w:r>
       <w:r>
         <w:rPr>
-          <w:rFonts w:ascii="Google Sans Text;sans-serif" w:hAnsi="Google Sans Text;sans-serif"/>
+          <w:rFonts w:ascii="Arial" w:hAnsi="Arial"/>
         </w:rPr>
         <w:t xml:space="preserve"> Si è occupato principalmente della progettazione del motore neuro-simbolico e della logica deterministica locale integrata in </w:t>
       </w:r>
       <w:r>
         <w:rPr>
-          <w:rStyle w:val="Testosorgenteuser"/>
-          <w:rFonts w:ascii="Google Sans Text;sans-serif" w:hAnsi="Google Sans Text;sans-serif"/>
+          <w:rStyle w:val="Testosorgente"/>
+          <w:rFonts w:ascii="Arial" w:hAnsi="Arial"/>
         </w:rPr>
         <w:t>combat_engine.py</w:t>
       </w:r>
       <w:r>
         <w:rPr>
-          <w:rFonts w:ascii="Google Sans Text;sans-serif" w:hAnsi="Google Sans Text;sans-serif"/>
+          <w:rFonts w:ascii="Arial" w:hAnsi="Arial"/>
         </w:rPr>
         <w:t xml:space="preserve"> (implementazione del sistema di tiri basato su d20, calcolo matematico dei danni, logiche di cura e scaling della difficoltà nelle fughe). Ha inoltre curato l'integrazione del framework </w:t>
       </w:r>
       <w:r>
         <w:rPr>
-          <w:rFonts w:ascii="Google Sans Text;sans-serif" w:hAnsi="Google Sans Text;sans-serif"/>
+          <w:rFonts w:ascii="Arial" w:hAnsi="Arial"/>
           <w:b/>
         </w:rPr>
         <w:t>Agno</w:t>
       </w:r>
       <w:r>
         <w:rPr>
-          <w:rFonts w:ascii="Google Sans Text;sans-serif" w:hAnsi="Google Sans Text;sans-serif"/>
+          <w:rFonts w:ascii="Arial" w:hAnsi="Arial"/>
         </w:rPr>
         <w:t xml:space="preserve"> in </w:t>
       </w:r>
       <w:r>
         <w:rPr>
-          <w:rStyle w:val="Testosorgenteuser"/>
-          <w:rFonts w:ascii="Google Sans Text;sans-serif" w:hAnsi="Google Sans Text;sans-serif"/>
+          <w:rStyle w:val="Testosorgente"/>
+          <w:rFonts w:ascii="Arial" w:hAnsi="Arial"/>
         </w:rPr>
         <w:t>story_agents.py</w:t>
       </w:r>
       <w:r>
         <w:rPr>
-          <w:rFonts w:ascii="Google Sans Text;sans-serif" w:hAnsi="Google Sans Text;sans-serif"/>
+          <w:rFonts w:ascii="Arial" w:hAnsi="Arial"/>
         </w:rPr>
         <w:t xml:space="preserve">, definendo i vincoli strutturati dei modelli </w:t>
       </w:r>
       <w:r>
         <w:rPr>
-          <w:rFonts w:ascii="Google Sans Text;sans-serif" w:hAnsi="Google Sans Text;sans-serif"/>
+          <w:rFonts w:ascii="Arial" w:hAnsi="Arial"/>
           <w:b/>
         </w:rPr>
         <w:t>Pydantic</w:t>
       </w:r>
       <w:r>
         <w:rPr>
-          <w:rFonts w:ascii="Google Sans Text;sans-serif" w:hAnsi="Google Sans Text;sans-serif"/>
+          <w:rFonts w:ascii="Arial" w:hAnsi="Arial"/>
         </w:rPr>
         <w:t xml:space="preserve"> per la generazione procedurale della mappa e coordinando il parsing asincrono dei tag operativi nel frontend. </w:t>
       </w:r>
@@ -4821,74 +4740,84 @@
         <w:spacing w:lineRule="auto" w:line="274" w:before="0" w:after="140"/>
         <w:ind w:hanging="283" w:start="709" w:end="0"/>
         <w:jc w:val="both"/>
-        <w:rPr>
-          <w:rFonts w:ascii="Arial" w:hAnsi="Arial"/>
-        </w:rPr>
-      </w:pPr>
-      <w:bookmarkStart w:id="50" w:name="p-rc_ff0e0f6100e16e18-433"/>
-      <w:bookmarkEnd w:id="50"/>
-      <w:r>
-        <w:rPr>
-          <w:rFonts w:ascii="Google Sans Text;sans-serif" w:hAnsi="Google Sans Text;sans-serif"/>
+        <w:rPr/>
+      </w:pPr>
+      <w:bookmarkStart w:id="20" w:name="p-rc_ff0e0f6100e16e18-433"/>
+      <w:bookmarkEnd w:id="20"/>
+      <w:r>
+        <w:rPr>
+          <w:rFonts w:ascii="Arial" w:hAnsi="Arial"/>
           <w:b/>
         </w:rPr>
         <w:t>Mattia Volpato:</w:t>
       </w:r>
       <w:r>
         <w:rPr>
-          <w:rFonts w:ascii="Google Sans Text;sans-serif" w:hAnsi="Google Sans Text;sans-serif"/>
-        </w:rPr>
-        <w:t xml:space="preserve"> Ha guidato la progettazione e l'implementazione del modulo di sicurezza dedicato </w:t>
-      </w:r>
-      <w:r>
-        <w:rPr>
-          <w:rStyle w:val="Testosorgenteuser"/>
-          <w:rFonts w:ascii="Google Sans Text;sans-serif" w:hAnsi="Google Sans Text;sans-serif"/>
+          <w:rFonts w:ascii="Arial" w:hAnsi="Arial"/>
+        </w:rPr>
+        <w:t xml:space="preserve"> Si è occupato </w:t>
+      </w:r>
+      <w:r>
+        <w:rPr>
+          <w:rFonts w:ascii="Arial" w:hAnsi="Arial"/>
+        </w:rPr>
+        <w:t>dell</w:t>
+      </w:r>
+      <w:r>
+        <w:rPr>
+          <w:rFonts w:ascii="Arial" w:hAnsi="Arial"/>
+        </w:rPr>
+        <w:t xml:space="preserve">a progettazione e l'implementazione del modulo di sicurezza dedicato </w:t>
+      </w:r>
+      <w:r>
+        <w:rPr>
+          <w:rStyle w:val="Testosorgente"/>
+          <w:rFonts w:ascii="Arial" w:hAnsi="Arial"/>
         </w:rPr>
         <w:t>guardrails.py</w:t>
       </w:r>
       <w:r>
         <w:rPr>
-          <w:rFonts w:ascii="Google Sans Text;sans-serif" w:hAnsi="Google Sans Text;sans-serif"/>
+          <w:rFonts w:ascii="Arial" w:hAnsi="Arial"/>
         </w:rPr>
         <w:t xml:space="preserve">, sviluppando la suite di oltre 25 espressioni regolari per il filtraggio pre-LLM, il blocco anti-jailbreak e la logica temporale contro il </w:t>
       </w:r>
       <w:r>
         <w:rPr>
-          <w:rFonts w:ascii="Google Sans Text;sans-serif" w:hAnsi="Google Sans Text;sans-serif"/>
+          <w:rFonts w:ascii="Arial" w:hAnsi="Arial"/>
           <w:i/>
         </w:rPr>
         <w:t>role drift</w:t>
       </w:r>
       <w:r>
         <w:rPr>
-          <w:rFonts w:ascii="Google Sans Text;sans-serif" w:hAnsi="Google Sans Text;sans-serif"/>
+          <w:rFonts w:ascii="Arial" w:hAnsi="Arial"/>
         </w:rPr>
         <w:t>. Lato backend, ha configurato l'infrastruttura del server Flask (</w:t>
       </w:r>
       <w:r>
         <w:rPr>
-          <w:rStyle w:val="Testosorgenteuser"/>
-          <w:rFonts w:ascii="Google Sans Text;sans-serif" w:hAnsi="Google Sans Text;sans-serif"/>
+          <w:rStyle w:val="Testosorgente"/>
+          <w:rFonts w:ascii="Arial" w:hAnsi="Arial"/>
         </w:rPr>
         <w:t>app.py</w:t>
       </w:r>
       <w:r>
         <w:rPr>
-          <w:rFonts w:ascii="Google Sans Text;sans-serif" w:hAnsi="Google Sans Text;sans-serif"/>
+          <w:rFonts w:ascii="Arial" w:hAnsi="Arial"/>
         </w:rPr>
         <w:t xml:space="preserve">), ingegnerizzato il sistema di persistenza e auto-caricamento dello stato globale tramite il file </w:t>
       </w:r>
       <w:r>
         <w:rPr>
-          <w:rStyle w:val="Testosorgenteuser"/>
-          <w:rFonts w:ascii="Google Sans Text;sans-serif" w:hAnsi="Google Sans Text;sans-serif"/>
+          <w:rStyle w:val="Testosorgente"/>
+          <w:rFonts w:ascii="Arial" w:hAnsi="Arial"/>
         </w:rPr>
         <w:t>savegame.json</w:t>
       </w:r>
       <w:r>
         <w:rPr>
-          <w:rFonts w:ascii="Google Sans Text;sans-serif" w:hAnsi="Google Sans Text;sans-serif"/>
+          <w:rFonts w:ascii="Arial" w:hAnsi="Arial"/>
         </w:rPr>
         <w:t xml:space="preserve"> e strutturato la funzione di segmentazione e data-injection a "mattoncini" per il modulo RAG locale.</w:t>
       </w:r>
@@ -4919,74 +4848,72 @@
         <w:pStyle w:val="BodyText"/>
         <w:spacing w:lineRule="auto" w:line="300" w:before="0" w:after="160"/>
         <w:jc w:val="both"/>
-        <w:rPr>
-          <w:rFonts w:ascii="Arial" w:hAnsi="Arial"/>
-        </w:rPr>
-      </w:pPr>
-      <w:bookmarkStart w:id="51" w:name="p-rc_ff0e0f6100e16e18-434"/>
-      <w:bookmarkEnd w:id="51"/>
-      <w:r>
-        <w:rPr>
-          <w:rFonts w:ascii="Google Sans Text;sans-serif" w:hAnsi="Google Sans Text;sans-serif"/>
+        <w:rPr/>
+      </w:pPr>
+      <w:bookmarkStart w:id="21" w:name="p-rc_ff0e0f6100e16e18-434"/>
+      <w:bookmarkEnd w:id="21"/>
+      <w:r>
+        <w:rPr>
+          <w:rFonts w:ascii="Arial" w:hAnsi="Arial"/>
           <w:i/>
         </w:rPr>
         <w:t>Morpheus Genesis</w:t>
       </w:r>
       <w:r>
         <w:rPr>
-          <w:rFonts w:ascii="Google Sans Text;sans-serif" w:hAnsi="Google Sans Text;sans-serif"/>
+          <w:rFonts w:ascii="Arial" w:hAnsi="Arial"/>
         </w:rPr>
         <w:t xml:space="preserve"> rappresenta un esempio concreto di come i Large Language Models possano essere integrati con successo all'interno di architetture software complesse, senza delegare ciecamente la logica computazionale critica alla componente probabilistica dell'IA. Il valore ingegneristico del progetto risiede nell'adozione di un approccio ibrido e stratificato: abbiamo confinato l'azione generativa del modello alla fase macroscopica di setup (tramite la pipeline multi-agente di </w:t>
       </w:r>
       <w:r>
         <w:rPr>
-          <w:rFonts w:ascii="Google Sans Text;sans-serif" w:hAnsi="Google Sans Text;sans-serif"/>
+          <w:rFonts w:ascii="Arial" w:hAnsi="Arial"/>
           <w:b/>
         </w:rPr>
         <w:t>Agno</w:t>
       </w:r>
       <w:r>
         <w:rPr>
-          <w:rFonts w:ascii="Google Sans Text;sans-serif" w:hAnsi="Google Sans Text;sans-serif"/>
+          <w:rFonts w:ascii="Arial" w:hAnsi="Arial"/>
         </w:rPr>
         <w:t xml:space="preserve"> vincolata da </w:t>
       </w:r>
       <w:r>
         <w:rPr>
-          <w:rFonts w:ascii="Google Sans Text;sans-serif" w:hAnsi="Google Sans Text;sans-serif"/>
+          <w:rFonts w:ascii="Arial" w:hAnsi="Arial"/>
           <w:b/>
         </w:rPr>
         <w:t>Pydantic</w:t>
       </w:r>
       <w:r>
         <w:rPr>
-          <w:rFonts w:ascii="Google Sans Text;sans-serif" w:hAnsi="Google Sans Text;sans-serif"/>
+          <w:rFonts w:ascii="Arial" w:hAnsi="Arial"/>
         </w:rPr>
         <w:t>) e alla pura narrazione testuale nei turni di esplorazione libera, affiancandola a barriere rigide e verificabili per la sicurezza (</w:t>
       </w:r>
       <w:r>
         <w:rPr>
-          <w:rStyle w:val="Testosorgenteuser"/>
-          <w:rFonts w:ascii="Google Sans Text;sans-serif" w:hAnsi="Google Sans Text;sans-serif"/>
+          <w:rStyle w:val="Testosorgente"/>
+          <w:rFonts w:ascii="Arial" w:hAnsi="Arial"/>
         </w:rPr>
         <w:t>guardrails.py</w:t>
       </w:r>
       <w:r>
         <w:rPr>
-          <w:rFonts w:ascii="Google Sans Text;sans-serif" w:hAnsi="Google Sans Text;sans-serif"/>
+          <w:rFonts w:ascii="Arial" w:hAnsi="Arial"/>
         </w:rPr>
         <w:t xml:space="preserve">) e per la progressione di gioco (controllore di steering in </w:t>
       </w:r>
       <w:r>
         <w:rPr>
-          <w:rStyle w:val="Testosorgenteuser"/>
-          <w:rFonts w:ascii="Google Sans Text;sans-serif" w:hAnsi="Google Sans Text;sans-serif"/>
+          <w:rStyle w:val="Testosorgente"/>
+          <w:rFonts w:ascii="Arial" w:hAnsi="Arial"/>
         </w:rPr>
         <w:t>app.py</w:t>
       </w:r>
       <w:r>
         <w:rPr>
-          <w:rFonts w:ascii="Google Sans Text;sans-serif" w:hAnsi="Google Sans Text;sans-serif"/>
+          <w:rFonts w:ascii="Arial" w:hAnsi="Arial"/>
         </w:rPr>
         <w:t xml:space="preserve">). </w:t>
       </w:r>
@@ -4997,41 +4924,39 @@
         <w:spacing w:lineRule="auto" w:line="274" w:before="0" w:after="140"/>
         <w:ind w:hanging="0" w:start="0" w:end="0"/>
         <w:jc w:val="both"/>
-        <w:rPr>
-          <w:rFonts w:ascii="Arial" w:hAnsi="Arial"/>
-        </w:rPr>
-      </w:pPr>
-      <w:bookmarkStart w:id="52" w:name="p-rc_ff0e0f6100e16e18-435"/>
-      <w:bookmarkEnd w:id="52"/>
-      <w:r>
-        <w:rPr>
-          <w:rFonts w:ascii="Google Sans Text;sans-serif" w:hAnsi="Google Sans Text;sans-serif"/>
+        <w:rPr/>
+      </w:pPr>
+      <w:bookmarkStart w:id="22" w:name="p-rc_ff0e0f6100e16e18-435"/>
+      <w:bookmarkEnd w:id="22"/>
+      <w:r>
+        <w:rPr>
+          <w:rFonts w:ascii="Arial" w:hAnsi="Arial"/>
         </w:rPr>
         <w:t>Il disaccoppiamento totale operato durante le fasi di scontro, interamente delegate a un motore a regole scritto in Python puro (</w:t>
       </w:r>
       <w:r>
         <w:rPr>
-          <w:rStyle w:val="Testosorgenteuser"/>
-          <w:rFonts w:ascii="Google Sans Text;sans-serif" w:hAnsi="Google Sans Text;sans-serif"/>
+          <w:rStyle w:val="Testosorgente"/>
+          <w:rFonts w:ascii="Arial" w:hAnsi="Arial"/>
         </w:rPr>
         <w:t>combat_engine.py</w:t>
       </w:r>
       <w:r>
         <w:rPr>
-          <w:rFonts w:ascii="Google Sans Text;sans-serif" w:hAnsi="Google Sans Text;sans-serif"/>
+          <w:rFonts w:ascii="Arial" w:hAnsi="Arial"/>
         </w:rPr>
         <w:t xml:space="preserve">), ha dimostrato sul campo la fattibilità di sistemi in grado di azzerare le allucinazioni logico-matematiche nei momenti critici del gameplay, ottimizzando radicalmente il consumo di token e i tempi di latenza di rete. Inoltre, la scelta di sviluppare un frontend custom da zero in HTML/JS ci ha permesso di superare i vincoli prestazionali dei framework monolitici standard, offrendo una vera e propria </w:t>
       </w:r>
       <w:r>
         <w:rPr>
-          <w:rFonts w:ascii="Google Sans Text;sans-serif" w:hAnsi="Google Sans Text;sans-serif"/>
+          <w:rFonts w:ascii="Arial" w:hAnsi="Arial"/>
           <w:i/>
         </w:rPr>
         <w:t>Agentic UI</w:t>
       </w:r>
       <w:r>
         <w:rPr>
-          <w:rFonts w:ascii="Google Sans Text;sans-serif" w:hAnsi="Google Sans Text;sans-serif"/>
+          <w:rFonts w:ascii="Arial" w:hAnsi="Arial"/>
         </w:rPr>
         <w:t xml:space="preserve"> coerente e immersiva. </w:t>
       </w:r>
@@ -5043,12 +4968,12 @@
         <w:ind w:hanging="0" w:start="0" w:end="0"/>
         <w:jc w:val="both"/>
         <w:rPr>
-          <w:rFonts w:ascii="Google Sans Text;sans-serif" w:hAnsi="Google Sans Text;sans-serif"/>
-        </w:rPr>
-      </w:pPr>
-      <w:r>
-        <w:rPr>
-          <w:rFonts w:ascii="Google Sans Text;sans-serif" w:hAnsi="Google Sans Text;sans-serif"/>
+          <w:rFonts w:ascii="Arial" w:hAnsi="Arial"/>
+        </w:rPr>
+      </w:pPr>
+      <w:r>
+        <w:rPr>
+          <w:rFonts w:ascii="Arial" w:hAnsi="Arial"/>
         </w:rPr>
         <w:t>I margini di miglioramento e le estensioni future del software sono ben delineati e non intaccano la solidità delle scelte architetturali di fondo:</w:t>
       </w:r>
@@ -5068,19 +4993,19 @@
         <w:ind w:hanging="283" w:start="709" w:end="0"/>
         <w:jc w:val="both"/>
         <w:rPr>
-          <w:rFonts w:ascii="Google Sans Text;sans-serif" w:hAnsi="Google Sans Text;sans-serif"/>
-        </w:rPr>
-      </w:pPr>
-      <w:r>
-        <w:rPr>
-          <w:rFonts w:ascii="Google Sans Text;sans-serif" w:hAnsi="Google Sans Text;sans-serif"/>
+          <w:rFonts w:ascii="Arial" w:hAnsi="Arial"/>
+        </w:rPr>
+      </w:pPr>
+      <w:r>
+        <w:rPr>
+          <w:rFonts w:ascii="Arial" w:hAnsi="Arial"/>
           <w:b/>
         </w:rPr>
         <w:t>Estensione Multi-Sessione:</w:t>
       </w:r>
       <w:r>
         <w:rPr>
-          <w:rFonts w:ascii="Google Sans Text;sans-serif" w:hAnsi="Google Sans Text;sans-serif"/>
+          <w:rFonts w:ascii="Arial" w:hAnsi="Arial"/>
         </w:rPr>
         <w:t xml:space="preserve"> Il superamento dello stato globale in memoria sul server Flask attraverso l'integrazione di un database relazionale (es. PostgreSQL) per gestire sessioni utente concorrenti e parallele.</w:t>
       </w:r>
@@ -5100,19 +5025,19 @@
         <w:ind w:hanging="283" w:start="709" w:end="0"/>
         <w:jc w:val="both"/>
         <w:rPr>
-          <w:rFonts w:ascii="Google Sans Text;sans-serif" w:hAnsi="Google Sans Text;sans-serif"/>
-        </w:rPr>
-      </w:pPr>
-      <w:r>
-        <w:rPr>
-          <w:rFonts w:ascii="Google Sans Text;sans-serif" w:hAnsi="Google Sans Text;sans-serif"/>
+          <w:rFonts w:ascii="Arial" w:hAnsi="Arial"/>
+        </w:rPr>
+      </w:pPr>
+      <w:r>
+        <w:rPr>
+          <w:rFonts w:ascii="Arial" w:hAnsi="Arial"/>
           <w:b/>
         </w:rPr>
         <w:t>Parser degli Intenti strutturato:</w:t>
       </w:r>
       <w:r>
         <w:rPr>
-          <w:rFonts w:ascii="Google Sans Text;sans-serif" w:hAnsi="Google Sans Text;sans-serif"/>
+          <w:rFonts w:ascii="Arial" w:hAnsi="Arial"/>
         </w:rPr>
         <w:t xml:space="preserve"> L'evoluzione dei trigger di transizione spaziale e di ingaggio dei combattimenti, passando dalle attuali euristiche basate su espressioni regolari a un modello di classificazione degli intenti o a un router semantico locale leggero, aumentando la tolleranza verso formulazioni testuali atipiche del giocatore.</w:t>
       </w:r>
@@ -5131,97 +5056,66 @@
         <w:spacing w:lineRule="auto" w:line="274" w:before="0" w:after="140"/>
         <w:ind w:hanging="283" w:start="709" w:end="0"/>
         <w:jc w:val="both"/>
-        <w:rPr>
-          <w:rFonts w:ascii="Arial" w:hAnsi="Arial"/>
-        </w:rPr>
-      </w:pPr>
-      <w:bookmarkStart w:id="53" w:name="p-rc_ff0e0f6100e16e18-436"/>
-      <w:bookmarkEnd w:id="53"/>
-      <w:r>
-        <w:rPr>
-          <w:rFonts w:ascii="Google Sans Text;sans-serif" w:hAnsi="Google Sans Text;sans-serif"/>
-          <w:b/>
-        </w:rPr>
-        <w:t>Arricchimento del Dataset RAG:</w:t>
-      </w:r>
-      <w:r>
-        <w:rPr>
-          <w:rFonts w:ascii="Google Sans Text;sans-serif" w:hAnsi="Google Sans Text;sans-serif"/>
+        <w:rPr/>
+      </w:pPr>
+      <w:r>
+        <w:rPr>
+          <w:rFonts w:ascii="Arial" w:hAnsi="Arial"/>
+          <w:b/>
+        </w:rPr>
+        <w:t>A</w:t>
+      </w:r>
+      <w:r>
+        <w:rPr>
+          <w:rFonts w:ascii="Arial" w:hAnsi="Arial"/>
+          <w:b/>
+        </w:rPr>
+        <w:t>rricchimento del Dataset RAG:</w:t>
+      </w:r>
+      <w:r>
+        <w:rPr>
+          <w:rFonts w:ascii="Arial" w:hAnsi="Arial"/>
         </w:rPr>
         <w:t xml:space="preserve"> L'espansione e la diversificazione quantitativa dei database testuali statici (</w:t>
       </w:r>
       <w:r>
         <w:rPr>
-          <w:rStyle w:val="Testosorgenteuser"/>
-          <w:rFonts w:ascii="Google Sans Text;sans-serif" w:hAnsi="Google Sans Text;sans-serif"/>
+          <w:rStyle w:val="Testosorgente"/>
+          <w:rFonts w:ascii="Arial" w:hAnsi="Arial"/>
         </w:rPr>
         <w:t>oggetti.txt</w:t>
       </w:r>
       <w:r>
         <w:rPr>
-          <w:rFonts w:ascii="Google Sans Text;sans-serif" w:hAnsi="Google Sans Text;sans-serif"/>
+          <w:rFonts w:ascii="Arial" w:hAnsi="Arial"/>
         </w:rPr>
         <w:t xml:space="preserve">, </w:t>
       </w:r>
       <w:r>
         <w:rPr>
-          <w:rStyle w:val="Testosorgenteuser"/>
-          <w:rFonts w:ascii="Google Sans Text;sans-serif" w:hAnsi="Google Sans Text;sans-serif"/>
+          <w:rStyle w:val="Testosorgente"/>
+          <w:rFonts w:ascii="Arial" w:hAnsi="Arial"/>
         </w:rPr>
         <w:t>enemies.txt</w:t>
       </w:r>
       <w:r>
         <w:rPr>
-          <w:rFonts w:ascii="Google Sans Text;sans-serif" w:hAnsi="Google Sans Text;sans-serif"/>
+          <w:rFonts w:ascii="Arial" w:hAnsi="Arial"/>
         </w:rPr>
         <w:t xml:space="preserve">, </w:t>
       </w:r>
       <w:r>
         <w:rPr>
-          <w:rStyle w:val="Testosorgenteuser"/>
-          <w:rFonts w:ascii="Google Sans Text;sans-serif" w:hAnsi="Google Sans Text;sans-serif"/>
+          <w:rStyle w:val="Testosorgente"/>
+          <w:rFonts w:ascii="Arial" w:hAnsi="Arial"/>
         </w:rPr>
         <w:t>npc.txt</w:t>
       </w:r>
       <w:r>
         <w:rPr>
-          <w:rFonts w:ascii="Google Sans Text;sans-serif" w:hAnsi="Google Sans Text;sans-serif"/>
+          <w:rFonts w:ascii="Arial" w:hAnsi="Arial"/>
         </w:rPr>
         <w:t xml:space="preserve">), al fine di incrementare ulteriormente il coefficiente di varietà procedurale e la rigiocabilità delle sessioni generate. </w:t>
-      </w:r>
-    </w:p>
-    <w:p>
-      <w:pPr>
-        <w:pStyle w:val="BodyText"/>
-        <w:spacing w:lineRule="auto" w:line="274" w:before="0" w:after="140"/>
-        <w:ind w:hanging="0" w:start="0" w:end="0"/>
-        <w:jc w:val="both"/>
-        <w:rPr>
-          <w:rFonts w:ascii="Google Sans Text;sans-serif" w:hAnsi="Google Sans Text;sans-serif"/>
-        </w:rPr>
-      </w:pPr>
-      <w:bookmarkStart w:id="54" w:name="p-rc_ff0e0f6100e16e18-437"/>
-      <w:bookmarkEnd w:id="54"/>
-      <w:r>
-        <w:rPr>
-          <w:rFonts w:ascii="Google Sans Text;sans-serif" w:hAnsi="Google Sans Text;sans-serif"/>
-        </w:rPr>
-        <w:t xml:space="preserve">In sintesi, il progetto dimostra come il controllo granulare degli output, la tolleranza ai guasti delle API e la netta separazione delle responsabilità tra logica deterministica e logica probabilistica costituiscano i pilastri fondamentali per la realizzazione di applicazioni intelligenti robuste, efficienti e pronte per la produzione. </w:t>
-      </w:r>
-    </w:p>
-    <w:p>
-      <w:pPr>
-        <w:pStyle w:val="Normal"/>
-        <w:spacing w:lineRule="auto" w:line="300" w:before="0" w:after="160"/>
-        <w:jc w:val="both"/>
-        <w:rPr>
-          <w:rFonts w:ascii="Arial" w:hAnsi="Arial"/>
-        </w:rPr>
-      </w:pPr>
-      <w:r>
-        <w:rPr>
-          <w:rFonts w:ascii="Arial" w:hAnsi="Arial"/>
-        </w:rPr>
       </w:r>
     </w:p>
     <w:sectPr>
@@ -7504,7 +7398,7 @@
   </w:style>
   <w:style w:type="paragraph" w:styleId="Heading1">
     <w:name w:val="heading 1"/>
-    <w:basedOn w:val="Titolo"/>
+    <w:basedOn w:val="Titolouser"/>
     <w:qFormat/>
     <w:pPr/>
     <w:rPr>
@@ -7515,7 +7409,7 @@
   </w:style>
   <w:style w:type="paragraph" w:styleId="Heading2">
     <w:name w:val="heading 2"/>
-    <w:basedOn w:val="Titolo"/>
+    <w:basedOn w:val="Titolouser"/>
     <w:qFormat/>
     <w:pPr/>
     <w:rPr>
@@ -7526,7 +7420,7 @@
   </w:style>
   <w:style w:type="paragraph" w:styleId="Heading3">
     <w:name w:val="heading 3"/>
-    <w:basedOn w:val="Titolo"/>
+    <w:basedOn w:val="Titolouser"/>
     <w:qFormat/>
     <w:pPr/>
     <w:rPr>
@@ -7537,7 +7431,7 @@
   </w:style>
   <w:style w:type="paragraph" w:styleId="Heading4">
     <w:name w:val="heading 4"/>
-    <w:basedOn w:val="Titolo"/>
+    <w:basedOn w:val="Titolouser"/>
     <w:qFormat/>
     <w:pPr/>
     <w:rPr>
@@ -7548,7 +7442,7 @@
   </w:style>
   <w:style w:type="paragraph" w:styleId="Heading5">
     <w:name w:val="heading 5"/>
-    <w:basedOn w:val="Titolo"/>
+    <w:basedOn w:val="Titolouser"/>
     <w:qFormat/>
     <w:pPr/>
     <w:rPr>
@@ -7557,7 +7451,7 @@
   </w:style>
   <w:style w:type="paragraph" w:styleId="Heading6">
     <w:name w:val="heading 6"/>
-    <w:basedOn w:val="Titolo"/>
+    <w:basedOn w:val="Titolouser"/>
     <w:qFormat/>
     <w:pPr/>
     <w:rPr>
@@ -7573,8 +7467,8 @@
       <w:u w:val="single"/>
     </w:rPr>
   </w:style>
-  <w:style w:type="character" w:styleId="Caratterinotaapidipagina">
-    <w:name w:val="Caratteri nota a piè di pagina"/>
+  <w:style w:type="character" w:styleId="Caratterinotaapidipaginauser">
+    <w:name w:val="Caratteri nota a piè di pagina (user)"/>
     <w:uiPriority w:val="99"/>
     <w:semiHidden/>
     <w:unhideWhenUsed/>
@@ -7583,8 +7477,8 @@
       <w:vertAlign w:val="superscript"/>
     </w:rPr>
   </w:style>
-  <w:style w:type="character" w:styleId="Caratterinotaapidipaginauser">
-    <w:name w:val="Caratteri nota a piè di pagina (user)"/>
+  <w:style w:type="character" w:styleId="Caratterinotaapidipagina">
+    <w:name w:val="Caratteri nota a piè di pagina"/>
     <w:qFormat/>
     <w:rPr>
       <w:vertAlign w:val="superscript"/>
@@ -7607,8 +7501,8 @@
       <w:szCs w:val="20"/>
     </w:rPr>
   </w:style>
-  <w:style w:type="character" w:styleId="Caratterinotadichiusura">
-    <w:name w:val="Caratteri nota di chiusura"/>
+  <w:style w:type="character" w:styleId="Caratterinotadichiusurauser">
+    <w:name w:val="Caratteri nota di chiusura (user)"/>
     <w:uiPriority w:val="99"/>
     <w:semiHidden/>
     <w:unhideWhenUsed/>
@@ -7617,8 +7511,8 @@
       <w:vertAlign w:val="superscript"/>
     </w:rPr>
   </w:style>
-  <w:style w:type="character" w:styleId="Caratterinotadichiusurauser">
-    <w:name w:val="Caratteri nota di chiusura (user)"/>
+  <w:style w:type="character" w:styleId="Caratterinotadichiusura">
+    <w:name w:val="Caratteri nota di chiusura"/>
     <w:qFormat/>
     <w:rPr>
       <w:vertAlign w:val="superscript"/>
@@ -7648,27 +7542,27 @@
       <w:u w:val="single"/>
     </w:rPr>
   </w:style>
-  <w:style w:type="character" w:styleId="Testosorgenteuser">
-    <w:name w:val="Testo sorgente (user)"/>
+  <w:style w:type="character" w:styleId="Testosorgente">
+    <w:name w:val="Testo sorgente"/>
     <w:qFormat/>
     <w:rPr>
       <w:rFonts w:ascii="Liberation Mono" w:hAnsi="Liberation Mono" w:eastAsia="NSimSun" w:cs="Liberation Mono"/>
     </w:rPr>
   </w:style>
-  <w:style w:type="character" w:styleId="Caratteridinumerazioneuser">
-    <w:name w:val="Caratteri di numerazione (user)"/>
+  <w:style w:type="character" w:styleId="Caratteridinumerazione">
+    <w:name w:val="Caratteri di numerazione"/>
     <w:qFormat/>
     <w:rPr/>
   </w:style>
-  <w:style w:type="character" w:styleId="Puntiuser">
-    <w:name w:val="Punti (user)"/>
+  <w:style w:type="character" w:styleId="Punti">
+    <w:name w:val="Punti"/>
     <w:qFormat/>
     <w:rPr>
       <w:rFonts w:ascii="OpenSymbol" w:hAnsi="OpenSymbol" w:eastAsia="OpenSymbol" w:cs="OpenSymbol"/>
     </w:rPr>
   </w:style>
-  <w:style w:type="character" w:styleId="Testosorgente">
-    <w:name w:val="Testo sorgente"/>
+  <w:style w:type="character" w:styleId="Testosorgenteuser">
+    <w:name w:val="Testo sorgente (user)"/>
     <w:qFormat/>
     <w:rPr>
       <w:rFonts w:ascii="Liberation Mono" w:hAnsi="Liberation Mono" w:eastAsia="NSimSun" w:cs="Liberation Mono"/>
@@ -7760,7 +7654,7 @@
   </w:style>
   <w:style w:type="paragraph" w:styleId="Title">
     <w:name w:val="Title"/>
-    <w:basedOn w:val="Titolo"/>
+    <w:basedOn w:val="Titolouser"/>
     <w:qFormat/>
     <w:pPr/>
     <w:rPr>
@@ -7838,8 +7732,8 @@
       <w:szCs w:val="20"/>
     </w:rPr>
   </w:style>
-  <w:style w:type="paragraph" w:styleId="Citazioneinbloccouser">
-    <w:name w:val="Citazione in blocco (user)"/>
+  <w:style w:type="paragraph" w:styleId="Citazioneinblocco">
+    <w:name w:val="Citazione in blocco"/>
     <w:basedOn w:val="Normal"/>
     <w:qFormat/>
     <w:pPr>
